--- a/BasicC/Linking/Linking.docx
+++ b/BasicC/Linking/Linking.docx
@@ -14,13 +14,7 @@
       </w:r>
       <w:proofErr w:type="gramStart"/>
       <w:r>
-        <w:t>nạ</w:t>
-      </w:r>
-      <w:r>
-        <w:t xml:space="preserve">p </w:t>
-      </w:r>
-      <w:r>
-        <w:t xml:space="preserve"> vào</w:t>
+        <w:t>nạp  vào</w:t>
       </w:r>
       <w:proofErr w:type="gramEnd"/>
       <w:r>
@@ -59,6 +53,9 @@
         <w:jc w:val="center"/>
       </w:pPr>
       <w:r>
+        <w:rPr>
+          <w:noProof/>
+        </w:rPr>
         <w:drawing>
           <wp:inline distT="0" distB="0" distL="0" distR="0" wp14:anchorId="1E56C125" wp14:editId="66536377">
             <wp:extent cx="4039737" cy="2096261"/>
@@ -98,6 +95,9 @@
     </w:p>
     <w:p>
       <w:r>
+        <w:rPr>
+          <w:noProof/>
+        </w:rPr>
         <w:drawing>
           <wp:inline distT="0" distB="0" distL="0" distR="0" wp14:anchorId="767AB73C" wp14:editId="007299F8">
             <wp:extent cx="2122227" cy="291121"/>
@@ -172,6 +172,9 @@
     </w:p>
     <w:p>
       <w:r>
+        <w:rPr>
+          <w:noProof/>
+        </w:rPr>
         <w:drawing>
           <wp:inline distT="0" distB="0" distL="0" distR="0" wp14:anchorId="0FD76836" wp14:editId="6A140E62">
             <wp:extent cx="2026693" cy="176724"/>
@@ -251,6 +254,9 @@
     </w:p>
     <w:p>
       <w:r>
+        <w:rPr>
+          <w:noProof/>
+        </w:rPr>
         <w:drawing>
           <wp:inline distT="0" distB="0" distL="0" distR="0" wp14:anchorId="05F81249" wp14:editId="58A28FF8">
             <wp:extent cx="5943600" cy="408305"/>
@@ -295,6 +301,9 @@
     </w:p>
     <w:p>
       <w:r>
+        <w:rPr>
+          <w:noProof/>
+        </w:rPr>
         <w:drawing>
           <wp:inline distT="0" distB="0" distL="0" distR="0" wp14:anchorId="72A7533E" wp14:editId="033E988B">
             <wp:extent cx="1007722" cy="307074"/>
@@ -386,30 +395,21 @@
       </w:r>
       <w:proofErr w:type="gramEnd"/>
       <w:r>
-        <w:t xml:space="preserve"> linker</w:t>
-      </w:r>
-      <w:r>
-        <w:t xml:space="preserve"> nhận  1 tập hợp các </w:t>
+        <w:t xml:space="preserve"> linker nhận  1 tập hợp các </w:t>
       </w:r>
       <w:r>
         <w:rPr>
           <w:b/>
         </w:rPr>
-        <w:t>relocatable object file</w:t>
+        <w:t xml:space="preserve">relocatable object file </w:t>
+      </w:r>
+      <w:r>
+        <w:t xml:space="preserve">để tạo đầu ra </w:t>
       </w:r>
       <w:r>
         <w:rPr>
           <w:b/>
         </w:rPr>
-        <w:t xml:space="preserve"> </w:t>
-      </w:r>
-      <w:r>
-        <w:t xml:space="preserve">để tạo đầu ra </w:t>
-      </w:r>
-      <w:r>
-        <w:rPr>
-          <w:b/>
-        </w:rPr>
         <w:t>fully linked executable object file</w:t>
       </w:r>
       <w:r>
@@ -421,13 +421,7 @@
         <w:ind w:left="360"/>
       </w:pPr>
       <w:r>
-        <w:t xml:space="preserve">Relocatable chưa nhiều section khác nhau: </w:t>
-      </w:r>
-      <w:r>
-        <w:t>Các lệ</w:t>
-      </w:r>
-      <w:r>
-        <w:t>nh chương trình, biến được khởi tạo, biến chưa được khở tạo nằm trong các section khác nhau.</w:t>
+        <w:t>Relocatable chưa nhiều section khác nhau: Các lệnh chương trình, biến được khởi tạo, biến chưa được khở tạo nằm trong các section khác nhau.</w:t>
       </w:r>
     </w:p>
     <w:p>
@@ -452,10 +446,7 @@
         <w:t>Symbol resolution:</w:t>
       </w:r>
       <w:r>
-        <w:t xml:space="preserve"> tìm </w:t>
-      </w:r>
-      <w:r>
-        <w:t xml:space="preserve">xem </w:t>
+        <w:t xml:space="preserve"> tìm xem </w:t>
       </w:r>
       <w:proofErr w:type="gramStart"/>
       <w:r>
@@ -471,16 +462,10 @@
         <w:ind w:left="360"/>
       </w:pPr>
       <w:r>
-        <w:t>Relocation</w:t>
-      </w:r>
-      <w:r>
-        <w:t>: là vì ở bước compiling và assembling đều tạo ra các section</w:t>
-      </w:r>
-      <w:r>
-        <w:t xml:space="preserve"> mã và dữ liệu bắt đầu từ địa chỉ 0, nên ở bước này linker sẽ thực hiện ghép các section này lại và phân bố lại địa chỉ thích hợp cho chúng nó. Các symbol nào ở đâu</w:t>
-      </w:r>
-      <w:r>
-        <w:t>, linker gán địa chỉ thực cho chúng và sửa toàn bộ các lệnh tham chiếu để trỏ đến địa chỉ đó.</w:t>
+        <w:t>Relocation: là vì ở bước compiling và assembling đều tạo ra các section</w:t>
+      </w:r>
+      <w:r>
+        <w:t xml:space="preserve"> mã và dữ liệu bắt đầu từ địa chỉ 0, nên ở bước này linker sẽ thực hiện ghép các section này lại và phân bố lại địa chỉ thích hợp cho chúng nó. Các symbol nào ở đâu, linker gán địa chỉ thực cho chúng và sửa toàn bộ các lệnh tham chiếu để trỏ đến địa chỉ đó.</w:t>
       </w:r>
     </w:p>
     <w:p>
@@ -541,28 +526,7 @@
         </w:numPr>
       </w:pPr>
       <w:r>
-        <w:t>Relocatable Object File</w:t>
-      </w:r>
-      <w:r>
-        <w:t>: (</w:t>
-      </w:r>
-      <w:r>
-        <w:t>khối byte</w:t>
-      </w:r>
-      <w:r>
-        <w:t xml:space="preserve">) chưas mã nhị phân và dữ liệu, có thể dùng để kết hợp với các </w:t>
-      </w:r>
-      <w:r>
-        <w:t>Relocatable Object File</w:t>
-      </w:r>
-      <w:r>
-        <w:t xml:space="preserve"> khác để tạo thành file </w:t>
-      </w:r>
-      <w:r>
-        <w:t>executable object file</w:t>
-      </w:r>
-      <w:r>
-        <w:t xml:space="preserve">. </w:t>
+        <w:t xml:space="preserve">Relocatable Object File: (khối byte) chưas mã nhị phân và dữ liệu, có thể dùng để kết hợp với các Relocatable Object File khác để tạo thành file executable object file. </w:t>
       </w:r>
     </w:p>
     <w:p>
@@ -574,10 +538,7 @@
         </w:numPr>
       </w:pPr>
       <w:r>
-        <w:t>Executable Object File</w:t>
-      </w:r>
-      <w:r>
-        <w:t xml:space="preserve"> chưa mã nhị phân hoặc dữ liệu ở dạng có thể sao chép trực tiếp vào bộ nhớ và thwucj thị.</w:t>
+        <w:t>Executable Object File chưa mã nhị phân hoặc dữ liệu ở dạng có thể sao chép trực tiếp vào bộ nhớ và thwucj thị.</w:t>
       </w:r>
     </w:p>
     <w:p>
@@ -594,25 +555,13 @@
         </w:rPr>
       </w:pPr>
       <w:r>
-        <w:t>Shared Object File</w:t>
-      </w:r>
-      <w:r>
-        <w:t xml:space="preserve">: </w:t>
-      </w:r>
-      <w:r>
-        <w:t xml:space="preserve">Là một dạng đặc biệt của </w:t>
+        <w:t xml:space="preserve">Shared Object File: Là một dạng đặc biệt của </w:t>
       </w:r>
       <w:r>
         <w:rPr>
           <w:rStyle w:val="Strong"/>
         </w:rPr>
-        <w:t>relocatable object file</w:t>
-      </w:r>
-      <w:r>
-        <w:rPr>
-          <w:rStyle w:val="Strong"/>
-        </w:rPr>
-        <w:t xml:space="preserve">, </w:t>
+        <w:t xml:space="preserve">relocatable object file, </w:t>
       </w:r>
       <w:r>
         <w:rPr>
@@ -644,30 +593,12 @@
         <w:t xml:space="preserve"> </w:t>
       </w:r>
       <w:r>
-        <w:t>Relocatable Object File</w:t>
-      </w:r>
-      <w:r>
-        <w:t xml:space="preserve"> và </w:t>
-      </w:r>
-      <w:r>
-        <w:t>Shared Object File</w:t>
-      </w:r>
-      <w:r>
-        <w:t>.</w:t>
-      </w:r>
-    </w:p>
-    <w:p>
-      <w:r>
-        <w:t>Linker tạo ra:</w:t>
-      </w:r>
-      <w:r>
-        <w:t xml:space="preserve"> </w:t>
-      </w:r>
-      <w:r>
-        <w:t>Executable object file</w:t>
-      </w:r>
-      <w:r>
-        <w:t>.</w:t>
+        <w:t>Relocatable Object File và Shared Object File.</w:t>
+      </w:r>
+    </w:p>
+    <w:p>
+      <w:r>
+        <w:t>Linker tạo ra: Executable object file.</w:t>
       </w:r>
     </w:p>
     <w:p/>
@@ -698,6 +629,9 @@
         <w:jc w:val="center"/>
       </w:pPr>
       <w:r>
+        <w:rPr>
+          <w:noProof/>
+        </w:rPr>
         <w:drawing>
           <wp:inline distT="0" distB="0" distL="0" distR="0" wp14:anchorId="6F13A894" wp14:editId="2A86A65B">
             <wp:extent cx="3132161" cy="3030352"/>
@@ -1060,10 +994,7 @@
         </w:numPr>
       </w:pPr>
       <w:r>
-        <w:t>.text</w:t>
-      </w:r>
-      <w:r>
-        <w:t>: chứa mã máy của chương trình đã được biên dịch.</w:t>
+        <w:t>.text: chứa mã máy của chương trình đã được biên dịch.</w:t>
       </w:r>
     </w:p>
     <w:p>
@@ -1075,10 +1006,7 @@
         </w:numPr>
       </w:pPr>
       <w:r>
-        <w:t>.rodata</w:t>
-      </w:r>
-      <w:r>
-        <w:t>: Readonly data</w:t>
+        <w:t>.rodata: Readonly data</w:t>
       </w:r>
       <w:r>
         <w:t xml:space="preserve"> chưa cá</w:t>
@@ -1125,6 +1053,9 @@
         <w:pStyle w:val="ListParagraph"/>
       </w:pPr>
       <w:r>
+        <w:rPr>
+          <w:noProof/>
+        </w:rPr>
         <w:drawing>
           <wp:inline distT="0" distB="0" distL="0" distR="0" wp14:anchorId="6441905B" wp14:editId="75E5ACD6">
             <wp:extent cx="1819703" cy="1091821"/>
@@ -1164,6 +1095,7 @@
       <w:r>
         <w:rPr>
           <w:b/>
+          <w:noProof/>
           <w:sz w:val="32"/>
           <w:szCs w:val="32"/>
         </w:rPr>
@@ -1204,6 +1136,9 @@
         </w:drawing>
       </w:r>
       <w:r>
+        <w:rPr>
+          <w:noProof/>
+        </w:rPr>
         <w:drawing>
           <wp:inline distT="0" distB="0" distL="0" distR="0" wp14:anchorId="0126CA6C" wp14:editId="7C226A4F">
             <wp:extent cx="1829055" cy="457264"/>
@@ -1247,6 +1182,9 @@
         <w:jc w:val="center"/>
       </w:pPr>
       <w:r>
+        <w:rPr>
+          <w:noProof/>
+        </w:rPr>
         <w:lastRenderedPageBreak/>
         <w:drawing>
           <wp:inline distT="0" distB="0" distL="0" distR="0" wp14:anchorId="25184E62" wp14:editId="4C063BE8">
@@ -1291,6 +1229,9 @@
         <w:jc w:val="center"/>
       </w:pPr>
       <w:r>
+        <w:rPr>
+          <w:noProof/>
+        </w:rPr>
         <w:drawing>
           <wp:inline distT="0" distB="0" distL="0" distR="0" wp14:anchorId="4CA3ED1D" wp14:editId="46EEC64C">
             <wp:extent cx="3787254" cy="987706"/>
@@ -1344,6 +1285,9 @@
         <w:pStyle w:val="ListParagraph"/>
       </w:pPr>
       <w:r>
+        <w:rPr>
+          <w:noProof/>
+        </w:rPr>
         <w:drawing>
           <wp:inline distT="0" distB="0" distL="0" distR="0" wp14:anchorId="0045DA42" wp14:editId="4BB48741">
             <wp:extent cx="1857634" cy="428685"/>
@@ -1381,6 +1325,9 @@
         </w:drawing>
       </w:r>
       <w:r>
+        <w:rPr>
+          <w:noProof/>
+        </w:rPr>
         <w:drawing>
           <wp:inline distT="0" distB="0" distL="0" distR="0" wp14:anchorId="41E3F7CF" wp14:editId="50B234D2">
             <wp:extent cx="1703126" cy="2134741"/>
@@ -1539,13 +1486,7 @@
         <w:rPr>
           <w:rStyle w:val="HTMLCode"/>
         </w:rPr>
-        <w:t>.symtab</w:t>
-      </w:r>
-      <w:r>
-        <w:rPr>
-          <w:rStyle w:val="HTMLCode"/>
-        </w:rPr>
-        <w:t xml:space="preserve">: </w:t>
+        <w:t xml:space="preserve">.symtab: </w:t>
       </w:r>
       <w:r>
         <w:t>Là bảng ký hiệu (</w:t>
@@ -1622,10 +1563,7 @@
         <w:pStyle w:val="NormalWeb"/>
       </w:pPr>
       <w:r>
-        <w:t>.rel.text</w:t>
-      </w:r>
-      <w:r>
-        <w:t xml:space="preserve">: </w:t>
+        <w:t xml:space="preserve">.rel.text: </w:t>
       </w:r>
       <w:r>
         <w:t xml:space="preserve">Là danh sách các vị trí trong section </w:t>
@@ -1904,10 +1842,7 @@
         <w:pStyle w:val="NormalWeb"/>
       </w:pPr>
       <w:r>
-        <w:t>Section này chỉ tồn tại khi compiler driver được gọi với tùy chọn:</w:t>
-      </w:r>
-      <w:r>
-        <w:t xml:space="preserve"> -g</w:t>
+        <w:t>Section này chỉ tồn tại khi compiler driver được gọi với tùy chọn: -g</w:t>
       </w:r>
     </w:p>
     <w:p>
@@ -2160,10 +2095,7 @@
         <w:pStyle w:val="NormalWeb"/>
       </w:pPr>
       <w:r>
-        <w:t>Trong ngữ cảnh của linker, có 3</w:t>
-      </w:r>
-      <w:r>
-        <w:t xml:space="preserve"> loại symbol khác nhau:</w:t>
+        <w:t>Trong ngữ cảnh của linker, có 3 loại symbol khác nhau:</w:t>
       </w:r>
     </w:p>
     <w:p>
@@ -2532,16 +2464,7 @@
     </w:p>
     <w:p>
       <w:r>
-        <w:t>C</w:t>
-      </w:r>
-      <w:r>
-        <w:t>ác symbol table được assembler xây dựng dựa trên các symbol mà compiler xuấ</w:t>
-      </w:r>
-      <w:r>
-        <w:t xml:space="preserve">t ra trong file assembly .s. </w:t>
-      </w:r>
-      <w:r>
-        <w:t>Trong ELF, symbol table được lưu trong section:</w:t>
+        <w:t>Các symbol table được assembler xây dựng dựa trên các symbol mà compiler xuất ra trong file assembly .s. Trong ELF, symbol table được lưu trong section:</w:t>
       </w:r>
     </w:p>
     <w:p>
@@ -2559,6 +2482,9 @@
     </w:p>
     <w:p>
       <w:r>
+        <w:rPr>
+          <w:noProof/>
+        </w:rPr>
         <w:drawing>
           <wp:inline distT="0" distB="0" distL="0" distR="0" wp14:anchorId="379CF032" wp14:editId="0FF068C2">
             <wp:extent cx="4674358" cy="1534148"/>
@@ -3051,13 +2977,7 @@
       </w:r>
       <w:proofErr w:type="gramEnd"/>
       <w:r>
-        <w:t xml:space="preserve"> linker sử dụng ba quy tắc sau</w:t>
-      </w:r>
-      <w:r>
-        <w:t xml:space="preserve"> để giải quyết symbol</w:t>
-      </w:r>
-      <w:r>
-        <w:t>:</w:t>
+        <w:t xml:space="preserve"> linker sử dụng ba quy tắc sau để giải quyết symbol:</w:t>
       </w:r>
     </w:p>
     <w:p>
@@ -3071,51 +2991,27 @@
         <w:rPr>
           <w:b w:val="0"/>
         </w:rPr>
-        <w:t>Rule 1</w:t>
+        <w:t>Rule 1: Không được phép có nhiều strong symbol cùng tên</w:t>
       </w:r>
       <w:r>
         <w:rPr>
           <w:b w:val="0"/>
         </w:rPr>
-        <w:t xml:space="preserve">: </w:t>
-      </w:r>
-      <w:r>
+        <w:t>.</w:t>
+      </w:r>
+    </w:p>
+    <w:p>
+      <w:pPr>
+        <w:pStyle w:val="Heading3"/>
         <w:rPr>
           <w:b w:val="0"/>
         </w:rPr>
-        <w:t>Không được phép có nhiều strong symbol cùng tên</w:t>
-      </w:r>
+      </w:pPr>
       <w:r>
         <w:rPr>
           <w:b w:val="0"/>
         </w:rPr>
-        <w:t>.</w:t>
-      </w:r>
-    </w:p>
-    <w:p>
-      <w:pPr>
-        <w:pStyle w:val="Heading3"/>
-        <w:rPr>
-          <w:b w:val="0"/>
-        </w:rPr>
-      </w:pPr>
-      <w:r>
-        <w:rPr>
-          <w:b w:val="0"/>
-        </w:rPr>
-        <w:t>Rule 2</w:t>
-      </w:r>
-      <w:r>
-        <w:rPr>
-          <w:b w:val="0"/>
-        </w:rPr>
-        <w:t xml:space="preserve">: </w:t>
-      </w:r>
-      <w:r>
-        <w:rPr>
-          <w:b w:val="0"/>
-        </w:rPr>
-        <w:t>Nếu có:</w:t>
+        <w:t>Rule 2: Nếu có:</w:t>
       </w:r>
     </w:p>
     <w:p>
@@ -3219,6 +3115,9 @@
         <w:pStyle w:val="NormalWeb"/>
       </w:pPr>
       <w:r>
+        <w:rPr>
+          <w:noProof/>
+        </w:rPr>
         <w:drawing>
           <wp:inline distT="0" distB="0" distL="0" distR="0" wp14:anchorId="22AA3C3A" wp14:editId="0B1B6924">
             <wp:extent cx="2361063" cy="1358620"/>
@@ -3281,17 +3180,18 @@
       </w:r>
       <w:proofErr w:type="gramEnd"/>
       <w:r>
-        <w:t xml:space="preserve"> ra những lỗi run-time rất khó phát hiện</w:t>
-      </w:r>
-      <w:r>
-        <w:t>nếu biến được định nghĩa khác kiểu dữ liệu nhau thì khi gán mới với kiểu dữ liệu lớn hơn thì sẽ ảnh hưởng đến dữ liệu liền kề luôn.</w:t>
+        <w:t xml:space="preserve"> ra những lỗi run-time rất khó phát hiệnnếu biến được định nghĩa khác kiểu dữ liệu nhau thì khi gán mới với kiểu dữ liệu lớn hơn thì sẽ ảnh hưởng đến dữ liệu liền kề luôn.</w:t>
       </w:r>
     </w:p>
     <w:p>
       <w:pPr>
         <w:pStyle w:val="NormalWeb"/>
-      </w:pPr>
-      <w:r>
+        <w:jc w:val="right"/>
+      </w:pPr>
+      <w:r>
+        <w:rPr>
+          <w:noProof/>
+        </w:rPr>
         <w:drawing>
           <wp:inline distT="0" distB="0" distL="0" distR="0" wp14:anchorId="23C81291" wp14:editId="20EF4DE4">
             <wp:extent cx="2962688" cy="3219899"/>
@@ -3329,6 +3229,9 @@
         </w:drawing>
       </w:r>
       <w:r>
+        <w:rPr>
+          <w:noProof/>
+        </w:rPr>
         <w:drawing>
           <wp:inline distT="0" distB="0" distL="0" distR="0" wp14:anchorId="69C6C31C" wp14:editId="46FC7209">
             <wp:extent cx="1314633" cy="1171739"/>
@@ -3365,23 +3268,3047 @@
           </wp:inline>
         </w:drawing>
       </w:r>
+    </w:p>
+    <w:p>
+      <w:pPr>
+        <w:pStyle w:val="Heading3"/>
+        <w:rPr>
+          <w:b w:val="0"/>
+        </w:rPr>
+      </w:pPr>
+    </w:p>
+    <w:p>
+      <w:pPr>
+        <w:pStyle w:val="ListParagraph"/>
+        <w:numPr>
+          <w:ilvl w:val="0"/>
+          <w:numId w:val="2"/>
+        </w:numPr>
+        <w:spacing w:before="100" w:beforeAutospacing="1" w:after="100" w:afterAutospacing="1" w:line="240" w:lineRule="auto"/>
+        <w:rPr>
+          <w:b/>
+          <w:sz w:val="32"/>
+          <w:szCs w:val="32"/>
+        </w:rPr>
+      </w:pPr>
+      <w:r>
+        <w:rPr>
+          <w:b/>
+          <w:sz w:val="32"/>
+          <w:szCs w:val="32"/>
+        </w:rPr>
+        <w:t>STATIC LIBRARY</w:t>
+      </w:r>
+      <w:r>
+        <w:rPr>
+          <w:b/>
+          <w:sz w:val="32"/>
+          <w:szCs w:val="32"/>
+        </w:rPr>
+        <w:t>:</w:t>
+      </w:r>
+    </w:p>
+    <w:p>
+      <w:pPr>
+        <w:spacing w:before="100" w:beforeAutospacing="1" w:after="100" w:afterAutospacing="1" w:line="240" w:lineRule="auto"/>
+      </w:pPr>
+      <w:r>
+        <w:t>Có</w:t>
+      </w:r>
+      <w:r>
+        <w:t xml:space="preserve"> 3 vấn đề xảy ra khi làm </w:t>
+      </w:r>
+      <w:proofErr w:type="gramStart"/>
+      <w:r>
+        <w:t>theo</w:t>
+      </w:r>
+      <w:proofErr w:type="gramEnd"/>
+      <w:r>
+        <w:t xml:space="preserve"> cash thông thương:</w:t>
+      </w:r>
+    </w:p>
+    <w:p>
+      <w:pPr>
+        <w:pStyle w:val="ListParagraph"/>
+        <w:numPr>
+          <w:ilvl w:val="0"/>
+          <w:numId w:val="4"/>
+        </w:numPr>
+        <w:spacing w:before="100" w:beforeAutospacing="1" w:after="100" w:afterAutospacing="1" w:line="240" w:lineRule="auto"/>
+      </w:pPr>
+      <w:r>
+        <w:t xml:space="preserve">Nếu biên dịch coi thực </w:t>
+      </w:r>
+      <w:proofErr w:type="gramStart"/>
+      <w:r>
+        <w:t>viện  C</w:t>
+      </w:r>
+      <w:proofErr w:type="gramEnd"/>
+      <w:r>
+        <w:t xml:space="preserve"> là 1 thư viên chuẩn và biên dịch tất cả trong 1 file .o thì khi thay đổi 1 hàm xẽ phải phải biên dịch lại toàn bộ. </w:t>
+      </w:r>
+      <w:r>
+        <w:t xml:space="preserve">Và việc này sẽ gây lẵng phí tài nguyên tốn dung lươngj khi chưa đầy đủ hàm chuẩn. </w:t>
+      </w:r>
+      <w:proofErr w:type="gramStart"/>
+      <w:r>
+        <w:t>tệ</w:t>
+      </w:r>
+      <w:proofErr w:type="gramEnd"/>
+      <w:r>
+        <w:t xml:space="preserve"> hơn nữa là mỗi chương trình chưa bản sao riêng nên gây tốn RAM.</w:t>
+      </w:r>
+    </w:p>
+    <w:p>
+      <w:pPr>
+        <w:pStyle w:val="ListParagraph"/>
+        <w:numPr>
+          <w:ilvl w:val="0"/>
+          <w:numId w:val="4"/>
+        </w:numPr>
+        <w:spacing w:before="100" w:beforeAutospacing="1" w:after="100" w:afterAutospacing="1" w:line="240" w:lineRule="auto"/>
+      </w:pPr>
+      <w:r>
+        <w:t xml:space="preserve">Nếu tách ra thành nhiều </w:t>
+      </w:r>
+      <w:proofErr w:type="gramStart"/>
+      <w:r>
+        <w:t>thư</w:t>
+      </w:r>
+      <w:proofErr w:type="gramEnd"/>
+      <w:r>
+        <w:t xml:space="preserve"> viên chuẩn nhỏ thì sẽ thuận tiện hơn như khi đó muốn tạo file thực thi thì phỉa chỉ rõ từng file cần thiết để linking. Việc này tốn thời gian và dễ xảy ra lỗi.</w:t>
+      </w:r>
+    </w:p>
+    <w:p>
+      <w:pPr>
+        <w:pStyle w:val="ListParagraph"/>
+        <w:numPr>
+          <w:ilvl w:val="0"/>
+          <w:numId w:val="4"/>
+        </w:numPr>
+        <w:spacing w:before="100" w:beforeAutospacing="1" w:after="100" w:afterAutospacing="1" w:line="240" w:lineRule="auto"/>
+      </w:pPr>
+    </w:p>
+    <w:p>
+      <w:pPr>
+        <w:jc w:val="center"/>
+      </w:pPr>
+      <w:r>
+        <w:rPr>
+          <w:noProof/>
+        </w:rPr>
+        <w:lastRenderedPageBreak/>
+        <w:drawing>
+          <wp:inline distT="0" distB="0" distL="0" distR="0" wp14:anchorId="4580E267" wp14:editId="3FFBC3B7">
+            <wp:extent cx="2660093" cy="2845558"/>
+            <wp:effectExtent l="0" t="0" r="6985" b="0"/>
+            <wp:docPr id="19" name="Picture 19"/>
+            <wp:cNvGraphicFramePr>
+              <a:graphicFrameLocks xmlns:a="http://schemas.openxmlformats.org/drawingml/2006/main" noChangeAspect="1"/>
+            </wp:cNvGraphicFramePr>
+            <a:graphic xmlns:a="http://schemas.openxmlformats.org/drawingml/2006/main">
+              <a:graphicData uri="http://schemas.openxmlformats.org/drawingml/2006/picture">
+                <pic:pic xmlns:pic="http://schemas.openxmlformats.org/drawingml/2006/picture">
+                  <pic:nvPicPr>
+                    <pic:cNvPr id="1" name=""/>
+                    <pic:cNvPicPr/>
+                  </pic:nvPicPr>
+                  <pic:blipFill>
+                    <a:blip r:embed="rId24"/>
+                    <a:stretch>
+                      <a:fillRect/>
+                    </a:stretch>
+                  </pic:blipFill>
+                  <pic:spPr>
+                    <a:xfrm>
+                      <a:off x="0" y="0"/>
+                      <a:ext cx="2675976" cy="2862549"/>
+                    </a:xfrm>
+                    <a:prstGeom prst="rect">
+                      <a:avLst/>
+                    </a:prstGeom>
+                  </pic:spPr>
+                </pic:pic>
+              </a:graphicData>
+            </a:graphic>
+          </wp:inline>
+        </w:drawing>
+      </w:r>
+    </w:p>
+    <w:p>
+      <w:r>
+        <w:t xml:space="preserve">Trong thực tế, các hệ thống biên dịch đều cung cấp cơ chế đóng gói các object module có liên quan vào một file duy nhất gọi là </w:t>
+      </w:r>
+      <w:r>
+        <w:rPr>
+          <w:rStyle w:val="Strong"/>
+        </w:rPr>
+        <w:t>static library</w:t>
+      </w:r>
+      <w:r>
+        <w:t>.</w:t>
+      </w:r>
+      <w:r>
+        <w:t>Và linker sẽ sao chếp những object module nào mà chương trình tham chiếu towiis.</w:t>
+      </w:r>
+    </w:p>
+    <w:p/>
+    <w:p>
+      <w:pPr>
+        <w:rPr>
+          <w:rStyle w:val="Strong"/>
+        </w:rPr>
+      </w:pPr>
+      <w:r>
+        <w:t xml:space="preserve">Khái niệm </w:t>
+      </w:r>
+      <w:r>
+        <w:rPr>
+          <w:rStyle w:val="Strong"/>
+        </w:rPr>
+        <w:t xml:space="preserve">static library: </w:t>
+      </w:r>
+      <w:r>
+        <w:t xml:space="preserve">Các hàm liên quan có thể được biên dịch thành các object module riêng biệt rồi đóng gói vào một file </w:t>
+      </w:r>
+      <w:proofErr w:type="gramStart"/>
+      <w:r>
+        <w:t>thư</w:t>
+      </w:r>
+      <w:proofErr w:type="gramEnd"/>
+      <w:r>
+        <w:t xml:space="preserve"> viện tĩnh duy nhất. </w:t>
+      </w:r>
+      <w:proofErr w:type="gramStart"/>
+      <w:r>
+        <w:t>linker</w:t>
+      </w:r>
+      <w:proofErr w:type="gramEnd"/>
+      <w:r>
+        <w:t xml:space="preserve"> chỉ sao chép những object module thực sự được chương trình tham chiếu tới. Điều này làm giảm kích thước file thực thi trên đĩa cũng như lượng bộ nhớ sử dụng khi chạy. Đồng thời, lập trình viên chỉ cần chỉ định một vài file </w:t>
+      </w:r>
+      <w:proofErr w:type="gramStart"/>
+      <w:r>
+        <w:t>thư</w:t>
+      </w:r>
+      <w:proofErr w:type="gramEnd"/>
+      <w:r>
+        <w:t xml:space="preserve"> viện. Trên các hệ thống </w:t>
+      </w:r>
+      <w:proofErr w:type="gramStart"/>
+      <w:r>
+        <w:t>Unix</w:t>
+      </w:r>
+      <w:proofErr w:type="gramEnd"/>
+      <w:r>
+        <w:t xml:space="preserve">, thư viện tĩnh được lưu trữ dưới dạng file gọi là </w:t>
+      </w:r>
+      <w:r>
+        <w:rPr>
+          <w:rStyle w:val="Strong"/>
+        </w:rPr>
+        <w:t>archive.</w:t>
+      </w:r>
+    </w:p>
+    <w:p>
+      <w:pPr>
+        <w:jc w:val="center"/>
+      </w:pPr>
+      <w:r>
+        <w:rPr>
+          <w:noProof/>
+        </w:rPr>
+        <w:drawing>
+          <wp:inline distT="0" distB="0" distL="0" distR="0" wp14:anchorId="31187819" wp14:editId="068DA69A">
+            <wp:extent cx="4183039" cy="1960576"/>
+            <wp:effectExtent l="0" t="0" r="8255" b="1905"/>
+            <wp:docPr id="20" name="Picture 20"/>
+            <wp:cNvGraphicFramePr>
+              <a:graphicFrameLocks xmlns:a="http://schemas.openxmlformats.org/drawingml/2006/main" noChangeAspect="1"/>
+            </wp:cNvGraphicFramePr>
+            <a:graphic xmlns:a="http://schemas.openxmlformats.org/drawingml/2006/main">
+              <a:graphicData uri="http://schemas.openxmlformats.org/drawingml/2006/picture">
+                <pic:pic xmlns:pic="http://schemas.openxmlformats.org/drawingml/2006/picture">
+                  <pic:nvPicPr>
+                    <pic:cNvPr id="1" name=""/>
+                    <pic:cNvPicPr/>
+                  </pic:nvPicPr>
+                  <pic:blipFill>
+                    <a:blip r:embed="rId25"/>
+                    <a:stretch>
+                      <a:fillRect/>
+                    </a:stretch>
+                  </pic:blipFill>
+                  <pic:spPr>
+                    <a:xfrm>
+                      <a:off x="0" y="0"/>
+                      <a:ext cx="4195493" cy="1966413"/>
+                    </a:xfrm>
+                    <a:prstGeom prst="rect">
+                      <a:avLst/>
+                    </a:prstGeom>
+                  </pic:spPr>
+                </pic:pic>
+              </a:graphicData>
+            </a:graphic>
+          </wp:inline>
+        </w:drawing>
+      </w:r>
+    </w:p>
+    <w:p>
+      <w:pPr>
+        <w:jc w:val="center"/>
+      </w:pPr>
+    </w:p>
+    <w:p>
+      <w:pPr>
+        <w:jc w:val="center"/>
+      </w:pPr>
+    </w:p>
+    <w:p>
+      <w:r>
+        <w:t xml:space="preserve">Tóm lại mục này đề cập, static library, thứ nhất, nó là </w:t>
+      </w:r>
+      <w:proofErr w:type="gramStart"/>
+      <w:r>
+        <w:t>thư</w:t>
+      </w:r>
+      <w:proofErr w:type="gramEnd"/>
+      <w:r>
+        <w:t xml:space="preserve"> viên </w:t>
+      </w:r>
+      <w:r>
+        <w:t>(</w:t>
+      </w:r>
+      <w:r>
+        <w:t>do người dùng tự định nghĩa</w:t>
+      </w:r>
+      <w:r>
+        <w:t>,</w:t>
+      </w:r>
+      <w:r>
+        <w:t xml:space="preserve"> thư viện chuẩ</w:t>
+      </w:r>
+      <w:r>
+        <w:t>n, thư viên bên thứ 3)</w:t>
+      </w:r>
+      <w:r>
+        <w:t xml:space="preserve">. Thứ 2, có thể dùng compiler biên dịch từng module thành file object và gom tất cả </w:t>
+      </w:r>
+      <w:proofErr w:type="gramStart"/>
+      <w:r>
+        <w:t>lại  tahnhf</w:t>
+      </w:r>
+      <w:proofErr w:type="gramEnd"/>
+      <w:r>
+        <w:t xml:space="preserve"> file archive trong file .a .</w:t>
+      </w:r>
+    </w:p>
+    <w:p>
+      <w:r>
+        <w:rPr>
+          <w:noProof/>
+        </w:rPr>
+        <w:lastRenderedPageBreak/>
+        <w:drawing>
+          <wp:inline distT="0" distB="0" distL="0" distR="0" wp14:anchorId="3BB78B27" wp14:editId="2DF535E3">
+            <wp:extent cx="3527946" cy="482772"/>
+            <wp:effectExtent l="0" t="0" r="0" b="0"/>
+            <wp:docPr id="22" name="Picture 22"/>
+            <wp:cNvGraphicFramePr>
+              <a:graphicFrameLocks xmlns:a="http://schemas.openxmlformats.org/drawingml/2006/main" noChangeAspect="1"/>
+            </wp:cNvGraphicFramePr>
+            <a:graphic xmlns:a="http://schemas.openxmlformats.org/drawingml/2006/main">
+              <a:graphicData uri="http://schemas.openxmlformats.org/drawingml/2006/picture">
+                <pic:pic xmlns:pic="http://schemas.openxmlformats.org/drawingml/2006/picture">
+                  <pic:nvPicPr>
+                    <pic:cNvPr id="1" name=""/>
+                    <pic:cNvPicPr/>
+                  </pic:nvPicPr>
+                  <pic:blipFill>
+                    <a:blip r:embed="rId26"/>
+                    <a:stretch>
+                      <a:fillRect/>
+                    </a:stretch>
+                  </pic:blipFill>
+                  <pic:spPr>
+                    <a:xfrm>
+                      <a:off x="0" y="0"/>
+                      <a:ext cx="3623006" cy="495780"/>
+                    </a:xfrm>
+                    <a:prstGeom prst="rect">
+                      <a:avLst/>
+                    </a:prstGeom>
+                  </pic:spPr>
+                </pic:pic>
+              </a:graphicData>
+            </a:graphic>
+          </wp:inline>
+        </w:drawing>
+      </w:r>
+      <w:r>
+        <w:rPr>
+          <w:noProof/>
+        </w:rPr>
+        <w:drawing>
+          <wp:inline distT="0" distB="0" distL="0" distR="0" wp14:anchorId="2BBD00CA" wp14:editId="3D88845E">
+            <wp:extent cx="1505160" cy="1181265"/>
+            <wp:effectExtent l="0" t="0" r="0" b="0"/>
+            <wp:docPr id="23" name="Picture 23"/>
+            <wp:cNvGraphicFramePr>
+              <a:graphicFrameLocks xmlns:a="http://schemas.openxmlformats.org/drawingml/2006/main" noChangeAspect="1"/>
+            </wp:cNvGraphicFramePr>
+            <a:graphic xmlns:a="http://schemas.openxmlformats.org/drawingml/2006/main">
+              <a:graphicData uri="http://schemas.openxmlformats.org/drawingml/2006/picture">
+                <pic:pic xmlns:pic="http://schemas.openxmlformats.org/drawingml/2006/picture">
+                  <pic:nvPicPr>
+                    <pic:cNvPr id="1" name=""/>
+                    <pic:cNvPicPr/>
+                  </pic:nvPicPr>
+                  <pic:blipFill>
+                    <a:blip r:embed="rId27"/>
+                    <a:stretch>
+                      <a:fillRect/>
+                    </a:stretch>
+                  </pic:blipFill>
+                  <pic:spPr>
+                    <a:xfrm>
+                      <a:off x="0" y="0"/>
+                      <a:ext cx="1505160" cy="1181265"/>
+                    </a:xfrm>
+                    <a:prstGeom prst="rect">
+                      <a:avLst/>
+                    </a:prstGeom>
+                  </pic:spPr>
+                </pic:pic>
+              </a:graphicData>
+            </a:graphic>
+          </wp:inline>
+        </w:drawing>
+      </w:r>
+    </w:p>
+    <w:p>
+      <w:r>
+        <w:t xml:space="preserve"> Cuố cùng là muốn sử dụng object addvec.o trong file .a đó thì cứ gọi lúc linking cả file .a đó, và linker sẽ tự tham chiếu đến hàm trong module .o cần thiết để sao chép </w:t>
+      </w:r>
+      <w:r>
+        <w:t xml:space="preserve">file .o cần thiết </w:t>
+      </w:r>
+      <w:r>
+        <w:t xml:space="preserve">vapf chương trình, và loại bỏ tất cả đống </w:t>
+      </w:r>
+      <w:r>
+        <w:t xml:space="preserve">object </w:t>
+      </w:r>
+      <w:r>
+        <w:t xml:space="preserve">còn lại </w:t>
+      </w:r>
+    </w:p>
+    <w:p>
+      <w:pPr>
+        <w:jc w:val="center"/>
+      </w:pPr>
+      <w:r>
+        <w:rPr>
+          <w:noProof/>
+        </w:rPr>
+        <w:drawing>
+          <wp:inline distT="0" distB="0" distL="0" distR="0" wp14:anchorId="2C6D0010" wp14:editId="1073CFC4">
+            <wp:extent cx="3773606" cy="548166"/>
+            <wp:effectExtent l="0" t="0" r="0" b="4445"/>
+            <wp:docPr id="21" name="Picture 21"/>
+            <wp:cNvGraphicFramePr>
+              <a:graphicFrameLocks xmlns:a="http://schemas.openxmlformats.org/drawingml/2006/main" noChangeAspect="1"/>
+            </wp:cNvGraphicFramePr>
+            <a:graphic xmlns:a="http://schemas.openxmlformats.org/drawingml/2006/main">
+              <a:graphicData uri="http://schemas.openxmlformats.org/drawingml/2006/picture">
+                <pic:pic xmlns:pic="http://schemas.openxmlformats.org/drawingml/2006/picture">
+                  <pic:nvPicPr>
+                    <pic:cNvPr id="1" name=""/>
+                    <pic:cNvPicPr/>
+                  </pic:nvPicPr>
+                  <pic:blipFill>
+                    <a:blip r:embed="rId28"/>
+                    <a:stretch>
+                      <a:fillRect/>
+                    </a:stretch>
+                  </pic:blipFill>
+                  <pic:spPr>
+                    <a:xfrm>
+                      <a:off x="0" y="0"/>
+                      <a:ext cx="3838432" cy="557583"/>
+                    </a:xfrm>
+                    <a:prstGeom prst="rect">
+                      <a:avLst/>
+                    </a:prstGeom>
+                  </pic:spPr>
+                </pic:pic>
+              </a:graphicData>
+            </a:graphic>
+          </wp:inline>
+        </w:drawing>
+      </w:r>
+    </w:p>
+    <w:p>
+      <w:r>
+        <w:t>Trong đây, từ khóa ‘-static’ giúp compiler driver chỉ thị linker tạo ra một file thực thi đã được liên kết hoàn chỉnh có thể nạp ngay vào trong bộ nhớ và chạy</w:t>
+      </w:r>
+      <w:r>
+        <w:t>.</w:t>
+      </w:r>
+    </w:p>
+    <w:p>
+      <w:r>
+        <w:t xml:space="preserve">Nếu nhiều </w:t>
+      </w:r>
+      <w:proofErr w:type="gramStart"/>
+      <w:r>
+        <w:t>thư</w:t>
+      </w:r>
+      <w:proofErr w:type="gramEnd"/>
+      <w:r>
+        <w:t xml:space="preserve"> viện phụ thuộc lẫn nhau:</w:t>
+      </w:r>
+      <w:r>
+        <w:t xml:space="preserve"> (thứ tự liệt kế là rất quan trọng)</w:t>
+      </w:r>
+    </w:p>
+    <w:p>
+      <w:r>
+        <w:rPr>
+          <w:noProof/>
+        </w:rPr>
+        <w:drawing>
+          <wp:inline distT="0" distB="0" distL="0" distR="0" wp14:anchorId="029AA8DB" wp14:editId="3E5D382F">
+            <wp:extent cx="2968388" cy="1468516"/>
+            <wp:effectExtent l="0" t="0" r="3810" b="0"/>
+            <wp:docPr id="24" name="Picture 24"/>
+            <wp:cNvGraphicFramePr>
+              <a:graphicFrameLocks xmlns:a="http://schemas.openxmlformats.org/drawingml/2006/main" noChangeAspect="1"/>
+            </wp:cNvGraphicFramePr>
+            <a:graphic xmlns:a="http://schemas.openxmlformats.org/drawingml/2006/main">
+              <a:graphicData uri="http://schemas.openxmlformats.org/drawingml/2006/picture">
+                <pic:pic xmlns:pic="http://schemas.openxmlformats.org/drawingml/2006/picture">
+                  <pic:nvPicPr>
+                    <pic:cNvPr id="1" name=""/>
+                    <pic:cNvPicPr/>
+                  </pic:nvPicPr>
+                  <pic:blipFill>
+                    <a:blip r:embed="rId29"/>
+                    <a:stretch>
+                      <a:fillRect/>
+                    </a:stretch>
+                  </pic:blipFill>
+                  <pic:spPr>
+                    <a:xfrm>
+                      <a:off x="0" y="0"/>
+                      <a:ext cx="3000795" cy="1484548"/>
+                    </a:xfrm>
+                    <a:prstGeom prst="rect">
+                      <a:avLst/>
+                    </a:prstGeom>
+                  </pic:spPr>
+                </pic:pic>
+              </a:graphicData>
+            </a:graphic>
+          </wp:inline>
+        </w:drawing>
+      </w:r>
+    </w:p>
+    <w:p>
+      <w:r>
+        <w:t>Thư viện liệt kê ra có thể phải lặp lại:</w:t>
+      </w:r>
+    </w:p>
+    <w:p>
+      <w:pPr>
+        <w:spacing w:before="100" w:beforeAutospacing="1" w:after="100" w:afterAutospacing="1" w:line="240" w:lineRule="auto"/>
+        <w:rPr>
+          <w:rFonts w:ascii="Times New Roman" w:eastAsia="Times New Roman" w:hAnsi="Times New Roman" w:cs="Times New Roman"/>
+          <w:sz w:val="24"/>
+          <w:szCs w:val="24"/>
+        </w:rPr>
+      </w:pPr>
+      <w:r>
+        <w:rPr>
+          <w:rFonts w:ascii="Times New Roman" w:eastAsia="Times New Roman" w:hAnsi="Times New Roman" w:cs="Times New Roman"/>
+          <w:sz w:val="24"/>
+          <w:szCs w:val="24"/>
+        </w:rPr>
+        <w:t>Giả sử:</w:t>
+      </w:r>
+    </w:p>
+    <w:p>
+      <w:pPr>
+        <w:numPr>
+          <w:ilvl w:val="0"/>
+          <w:numId w:val="24"/>
+        </w:numPr>
+        <w:spacing w:before="100" w:beforeAutospacing="1" w:after="100" w:afterAutospacing="1" w:line="240" w:lineRule="auto"/>
+        <w:rPr>
+          <w:rFonts w:ascii="Times New Roman" w:eastAsia="Times New Roman" w:hAnsi="Times New Roman" w:cs="Times New Roman"/>
+          <w:sz w:val="24"/>
+          <w:szCs w:val="24"/>
+        </w:rPr>
+      </w:pPr>
+      <w:r>
+        <w:rPr>
+          <w:rFonts w:ascii="Courier New" w:eastAsia="Times New Roman" w:hAnsi="Courier New" w:cs="Courier New"/>
+          <w:sz w:val="20"/>
+          <w:szCs w:val="20"/>
+        </w:rPr>
+        <w:t>foo.c</w:t>
+      </w:r>
+      <w:r>
+        <w:rPr>
+          <w:rFonts w:ascii="Times New Roman" w:eastAsia="Times New Roman" w:hAnsi="Times New Roman" w:cs="Times New Roman"/>
+          <w:sz w:val="24"/>
+          <w:szCs w:val="24"/>
+        </w:rPr>
+        <w:t xml:space="preserve"> gọi hàm trong </w:t>
+      </w:r>
+      <w:r>
+        <w:rPr>
+          <w:rFonts w:ascii="Courier New" w:eastAsia="Times New Roman" w:hAnsi="Courier New" w:cs="Courier New"/>
+          <w:sz w:val="20"/>
+          <w:szCs w:val="20"/>
+        </w:rPr>
+        <w:t>libx.a</w:t>
+      </w:r>
+      <w:r>
+        <w:rPr>
+          <w:rFonts w:ascii="Times New Roman" w:eastAsia="Times New Roman" w:hAnsi="Times New Roman" w:cs="Times New Roman"/>
+          <w:sz w:val="24"/>
+          <w:szCs w:val="24"/>
+        </w:rPr>
+        <w:t xml:space="preserve"> </w:t>
+      </w:r>
+    </w:p>
+    <w:p>
+      <w:pPr>
+        <w:numPr>
+          <w:ilvl w:val="0"/>
+          <w:numId w:val="24"/>
+        </w:numPr>
+        <w:spacing w:before="100" w:beforeAutospacing="1" w:after="100" w:afterAutospacing="1" w:line="240" w:lineRule="auto"/>
+        <w:rPr>
+          <w:rFonts w:ascii="Times New Roman" w:eastAsia="Times New Roman" w:hAnsi="Times New Roman" w:cs="Times New Roman"/>
+          <w:sz w:val="24"/>
+          <w:szCs w:val="24"/>
+        </w:rPr>
+      </w:pPr>
+      <w:r>
+        <w:rPr>
+          <w:rFonts w:ascii="Courier New" w:eastAsia="Times New Roman" w:hAnsi="Courier New" w:cs="Courier New"/>
+          <w:sz w:val="20"/>
+          <w:szCs w:val="20"/>
+        </w:rPr>
+        <w:t>libx.a</w:t>
+      </w:r>
+      <w:r>
+        <w:rPr>
+          <w:rFonts w:ascii="Times New Roman" w:eastAsia="Times New Roman" w:hAnsi="Times New Roman" w:cs="Times New Roman"/>
+          <w:sz w:val="24"/>
+          <w:szCs w:val="24"/>
+        </w:rPr>
+        <w:t xml:space="preserve"> gọi hàm trong </w:t>
+      </w:r>
+      <w:r>
+        <w:rPr>
+          <w:rFonts w:ascii="Courier New" w:eastAsia="Times New Roman" w:hAnsi="Courier New" w:cs="Courier New"/>
+          <w:sz w:val="20"/>
+          <w:szCs w:val="20"/>
+        </w:rPr>
+        <w:t>liby.a</w:t>
+      </w:r>
+      <w:r>
+        <w:rPr>
+          <w:rFonts w:ascii="Times New Roman" w:eastAsia="Times New Roman" w:hAnsi="Times New Roman" w:cs="Times New Roman"/>
+          <w:sz w:val="24"/>
+          <w:szCs w:val="24"/>
+        </w:rPr>
+        <w:t xml:space="preserve"> </w:t>
+      </w:r>
+    </w:p>
+    <w:p>
+      <w:pPr>
+        <w:numPr>
+          <w:ilvl w:val="0"/>
+          <w:numId w:val="24"/>
+        </w:numPr>
+        <w:spacing w:before="100" w:beforeAutospacing="1" w:after="100" w:afterAutospacing="1" w:line="240" w:lineRule="auto"/>
+        <w:rPr>
+          <w:rFonts w:ascii="Times New Roman" w:eastAsia="Times New Roman" w:hAnsi="Times New Roman" w:cs="Times New Roman"/>
+          <w:sz w:val="24"/>
+          <w:szCs w:val="24"/>
+        </w:rPr>
+      </w:pPr>
+      <w:r>
+        <w:rPr>
+          <w:rFonts w:ascii="Courier New" w:eastAsia="Times New Roman" w:hAnsi="Courier New" w:cs="Courier New"/>
+          <w:sz w:val="20"/>
+          <w:szCs w:val="20"/>
+        </w:rPr>
+        <w:t>liby.a</w:t>
+      </w:r>
+      <w:r>
+        <w:rPr>
+          <w:rFonts w:ascii="Times New Roman" w:eastAsia="Times New Roman" w:hAnsi="Times New Roman" w:cs="Times New Roman"/>
+          <w:sz w:val="24"/>
+          <w:szCs w:val="24"/>
+        </w:rPr>
+        <w:t xml:space="preserve"> lại gọi hàm trong </w:t>
+      </w:r>
+      <w:r>
+        <w:rPr>
+          <w:rFonts w:ascii="Courier New" w:eastAsia="Times New Roman" w:hAnsi="Courier New" w:cs="Courier New"/>
+          <w:sz w:val="20"/>
+          <w:szCs w:val="20"/>
+        </w:rPr>
+        <w:t>libx.a</w:t>
+      </w:r>
+    </w:p>
+    <w:p>
+      <w:r>
+        <w:rPr>
+          <w:noProof/>
+        </w:rPr>
+        <w:drawing>
+          <wp:inline distT="0" distB="0" distL="0" distR="0" wp14:anchorId="31D0A1C5" wp14:editId="4367EAB3">
+            <wp:extent cx="1900343" cy="1828800"/>
+            <wp:effectExtent l="0" t="0" r="5080" b="0"/>
+            <wp:docPr id="25" name="Picture 25"/>
+            <wp:cNvGraphicFramePr>
+              <a:graphicFrameLocks xmlns:a="http://schemas.openxmlformats.org/drawingml/2006/main" noChangeAspect="1"/>
+            </wp:cNvGraphicFramePr>
+            <a:graphic xmlns:a="http://schemas.openxmlformats.org/drawingml/2006/main">
+              <a:graphicData uri="http://schemas.openxmlformats.org/drawingml/2006/picture">
+                <pic:pic xmlns:pic="http://schemas.openxmlformats.org/drawingml/2006/picture">
+                  <pic:nvPicPr>
+                    <pic:cNvPr id="1" name=""/>
+                    <pic:cNvPicPr/>
+                  </pic:nvPicPr>
+                  <pic:blipFill>
+                    <a:blip r:embed="rId30"/>
+                    <a:stretch>
+                      <a:fillRect/>
+                    </a:stretch>
+                  </pic:blipFill>
+                  <pic:spPr>
+                    <a:xfrm>
+                      <a:off x="0" y="0"/>
+                      <a:ext cx="1915670" cy="1843550"/>
+                    </a:xfrm>
+                    <a:prstGeom prst="rect">
+                      <a:avLst/>
+                    </a:prstGeom>
+                  </pic:spPr>
+                </pic:pic>
+              </a:graphicData>
+            </a:graphic>
+          </wp:inline>
+        </w:drawing>
+      </w:r>
+    </w:p>
+    <w:p>
+      <w:pPr>
+        <w:pStyle w:val="ListParagraph"/>
+        <w:numPr>
+          <w:ilvl w:val="0"/>
+          <w:numId w:val="2"/>
+        </w:numPr>
+        <w:rPr>
+          <w:b/>
+          <w:sz w:val="32"/>
+          <w:szCs w:val="32"/>
+        </w:rPr>
+      </w:pPr>
+      <w:r>
+        <w:rPr>
+          <w:b/>
+          <w:sz w:val="32"/>
+          <w:szCs w:val="32"/>
+        </w:rPr>
+        <w:lastRenderedPageBreak/>
+        <w:t>Relocation</w:t>
+      </w:r>
+      <w:r>
+        <w:rPr>
+          <w:b/>
+          <w:sz w:val="32"/>
+          <w:szCs w:val="32"/>
+        </w:rPr>
+        <w:t>:</w:t>
+      </w:r>
+    </w:p>
+    <w:p>
+      <w:r>
+        <w:t>Lúc này, linker đã biết chính xác dung lương code và data section của các module object để bắt đầu relocation. Reloction gồm 2 bước:</w:t>
+      </w:r>
+    </w:p>
+    <w:p>
+      <w:pPr>
+        <w:rPr>
+          <w:rStyle w:val="fontstyle01"/>
+          <w:i w:val="0"/>
+        </w:rPr>
+      </w:pPr>
+      <w:r>
+        <w:rPr>
+          <w:rStyle w:val="fontstyle01"/>
+        </w:rPr>
+        <w:t>Relocating sections and symbol definitions</w:t>
+      </w:r>
+      <w:r>
+        <w:rPr>
+          <w:rStyle w:val="fontstyle01"/>
+          <w:i w:val="0"/>
+        </w:rPr>
+        <w:t>:</w:t>
+      </w:r>
+      <w:r>
+        <w:rPr>
+          <w:rStyle w:val="fontstyle01"/>
+          <w:i w:val="0"/>
+        </w:rPr>
+        <w:t xml:space="preserve"> </w:t>
+      </w:r>
+      <w:r>
+        <w:rPr>
+          <w:rStyle w:val="fontstyle01"/>
+          <w:i w:val="0"/>
+        </w:rPr>
+        <w:t>gôm tất cả các section</w:t>
+      </w:r>
+      <w:r>
+        <w:rPr>
+          <w:rStyle w:val="fontstyle01"/>
+          <w:i w:val="0"/>
+        </w:rPr>
+        <w:t xml:space="preserve"> cùng loại</w:t>
+      </w:r>
+      <w:r>
+        <w:rPr>
+          <w:rStyle w:val="fontstyle01"/>
+          <w:i w:val="0"/>
+        </w:rPr>
+        <w:t xml:space="preserve"> thành 1 s</w:t>
+      </w:r>
+      <w:r>
+        <w:rPr>
+          <w:rStyle w:val="fontstyle01"/>
+          <w:i w:val="0"/>
+        </w:rPr>
+        <w:t>ection mới cùng loại sau đó gán địa chỉ bộ nhớ cho quá trình run-time. ĐỒng thòi cũng gán địa chỉ cho symbol.</w:t>
+      </w:r>
+    </w:p>
+    <w:p>
+      <w:pPr>
+        <w:pStyle w:val="NormalWeb"/>
+      </w:pPr>
+      <w:r>
+        <w:rPr>
+          <w:rStyle w:val="fontstyle01"/>
+        </w:rPr>
+        <w:t xml:space="preserve">Relocating symbol references within sections: </w:t>
+      </w:r>
+      <w:r>
+        <w:t>Sửa lại các lệnh máy đang tham chiếu tới symbol để chúng chứa địa chỉ đúng.</w:t>
+      </w:r>
+    </w:p>
+    <w:p>
+      <w:r>
+        <w:rPr>
+          <w:b/>
+        </w:rPr>
+        <w:t>Relocation Entry</w:t>
+      </w:r>
+      <w:r>
+        <w:t xml:space="preserve"> là "phiếu chỉ dẫn" giúp linker biết phải vá địa chỉ của </w:t>
+      </w:r>
+      <w:proofErr w:type="gramStart"/>
+      <w:r>
+        <w:t>symbol(</w:t>
+      </w:r>
+      <w:proofErr w:type="gramEnd"/>
+      <w:r>
+        <w:t xml:space="preserve"> ghi địac chỉ chính xác của hàm được tham chiếu sau khi được relocation) vào vị trí nào trong code hoặc data sau khi địa chỉ runtime đã được xác đị</w:t>
+      </w:r>
+      <w:r>
+        <w:t>nh</w:t>
+      </w:r>
+    </w:p>
+    <w:p/>
+    <w:p>
+      <w:pPr>
+        <w:pStyle w:val="ListParagraph"/>
+        <w:numPr>
+          <w:ilvl w:val="0"/>
+          <w:numId w:val="2"/>
+        </w:numPr>
+        <w:rPr>
+          <w:rFonts w:ascii="TimesTen-Italic" w:hAnsi="TimesTen-Italic"/>
+          <w:b/>
+          <w:iCs/>
+          <w:color w:val="231F20"/>
+          <w:sz w:val="32"/>
+          <w:szCs w:val="32"/>
+        </w:rPr>
+      </w:pPr>
+      <w:r>
+        <w:rPr>
+          <w:b/>
+          <w:sz w:val="32"/>
+          <w:szCs w:val="32"/>
+        </w:rPr>
+        <w:t>Executable Object file</w:t>
+      </w:r>
+      <w:r>
+        <w:rPr>
+          <w:b/>
+          <w:sz w:val="32"/>
+          <w:szCs w:val="32"/>
+        </w:rPr>
+        <w:t>:</w:t>
+      </w:r>
+    </w:p>
+    <w:p>
+      <w:pPr>
+        <w:ind w:left="360"/>
+        <w:rPr>
+          <w:rFonts w:ascii="TimesTen-Italic" w:hAnsi="TimesTen-Italic"/>
+          <w:iCs/>
+          <w:color w:val="231F20"/>
+        </w:rPr>
+      </w:pPr>
+      <w:r>
+        <w:rPr>
+          <w:rFonts w:ascii="TimesTen-Italic" w:hAnsi="TimesTen-Italic"/>
+          <w:iCs/>
+          <w:color w:val="231F20"/>
+        </w:rPr>
+        <w:t>Định dạng file object thực thi:</w:t>
+      </w:r>
+    </w:p>
+    <w:p>
+      <w:pPr>
+        <w:ind w:left="360"/>
+        <w:jc w:val="center"/>
+        <w:rPr>
+          <w:rFonts w:ascii="TimesTen-Italic" w:hAnsi="TimesTen-Italic"/>
+          <w:iCs/>
+          <w:color w:val="231F20"/>
+        </w:rPr>
+      </w:pPr>
+      <w:r>
+        <w:rPr>
+          <w:rFonts w:ascii="TimesTen-Italic" w:hAnsi="TimesTen-Italic"/>
+          <w:iCs/>
+          <w:noProof/>
+          <w:color w:val="231F20"/>
+        </w:rPr>
+        <w:drawing>
+          <wp:inline distT="0" distB="0" distL="0" distR="0" wp14:anchorId="48C38C61" wp14:editId="41C9F832">
+            <wp:extent cx="4414853" cy="2408830"/>
+            <wp:effectExtent l="0" t="0" r="5080" b="0"/>
+            <wp:docPr id="26" name="Picture 26"/>
+            <wp:cNvGraphicFramePr>
+              <a:graphicFrameLocks xmlns:a="http://schemas.openxmlformats.org/drawingml/2006/main" noChangeAspect="1"/>
+            </wp:cNvGraphicFramePr>
+            <a:graphic xmlns:a="http://schemas.openxmlformats.org/drawingml/2006/main">
+              <a:graphicData uri="http://schemas.openxmlformats.org/drawingml/2006/picture">
+                <pic:pic xmlns:pic="http://schemas.openxmlformats.org/drawingml/2006/picture">
+                  <pic:nvPicPr>
+                    <pic:cNvPr id="1" name=""/>
+                    <pic:cNvPicPr/>
+                  </pic:nvPicPr>
+                  <pic:blipFill>
+                    <a:blip r:embed="rId31"/>
+                    <a:stretch>
+                      <a:fillRect/>
+                    </a:stretch>
+                  </pic:blipFill>
+                  <pic:spPr>
+                    <a:xfrm>
+                      <a:off x="0" y="0"/>
+                      <a:ext cx="4437501" cy="2421187"/>
+                    </a:xfrm>
+                    <a:prstGeom prst="rect">
+                      <a:avLst/>
+                    </a:prstGeom>
+                  </pic:spPr>
+                </pic:pic>
+              </a:graphicData>
+            </a:graphic>
+          </wp:inline>
+        </w:drawing>
+      </w:r>
+    </w:p>
+    <w:p>
+      <w:pPr>
+        <w:pStyle w:val="NormalWeb"/>
+        <w:rPr>
+          <w:rFonts w:ascii="TimesTen-Italic" w:hAnsi="TimesTen-Italic"/>
+          <w:iCs/>
+          <w:color w:val="231F20"/>
+        </w:rPr>
+      </w:pPr>
+      <w:r>
+        <w:rPr>
+          <w:rFonts w:ascii="TimesTen-Italic" w:hAnsi="TimesTen-Italic"/>
+          <w:iCs/>
+          <w:color w:val="231F20"/>
+        </w:rPr>
+        <w:t>Khá giống với relacatable obj</w:t>
+      </w:r>
+      <w:r>
+        <w:rPr>
+          <w:rFonts w:ascii="TimesTen-Italic" w:hAnsi="TimesTen-Italic"/>
+          <w:iCs/>
+          <w:color w:val="231F20"/>
+        </w:rPr>
+        <w:t>ect file, có thêm section .init đinh nghiac 1 hàm nhỏ có tên là _init.</w:t>
+      </w:r>
+      <w:r>
+        <w:rPr>
+          <w:rFonts w:ascii="TimesTen-Italic" w:hAnsi="TimesTen-Italic"/>
+          <w:iCs/>
+          <w:color w:val="231F20"/>
+        </w:rPr>
+        <w:t xml:space="preserve"> Hàm này </w:t>
+      </w:r>
+      <w:r>
+        <w:rPr>
+          <w:rFonts w:ascii="TimesTen-Italic" w:hAnsi="TimesTen-Italic"/>
+          <w:iCs/>
+          <w:color w:val="231F20"/>
+        </w:rPr>
+        <w:t>được gọi bởi code khởi tạo của chương trình.</w:t>
+      </w:r>
+    </w:p>
+    <w:p>
+      <w:pPr>
+        <w:pStyle w:val="NormalWeb"/>
+        <w:jc w:val="center"/>
+        <w:rPr>
+          <w:rFonts w:ascii="TimesTen-Italic" w:hAnsi="TimesTen-Italic"/>
+          <w:iCs/>
+          <w:color w:val="231F20"/>
+        </w:rPr>
+      </w:pPr>
+      <w:r>
+        <w:rPr>
+          <w:rFonts w:ascii="TimesTen-Italic" w:hAnsi="TimesTen-Italic"/>
+          <w:iCs/>
+          <w:color w:val="231F20"/>
+        </w:rPr>
+        <w:drawing>
+          <wp:inline distT="0" distB="0" distL="0" distR="0" wp14:anchorId="3137567C" wp14:editId="2618CF89">
+            <wp:extent cx="602493" cy="1473958"/>
+            <wp:effectExtent l="0" t="0" r="7620" b="0"/>
+            <wp:docPr id="30" name="Picture 30"/>
+            <wp:cNvGraphicFramePr>
+              <a:graphicFrameLocks xmlns:a="http://schemas.openxmlformats.org/drawingml/2006/main" noChangeAspect="1"/>
+            </wp:cNvGraphicFramePr>
+            <a:graphic xmlns:a="http://schemas.openxmlformats.org/drawingml/2006/main">
+              <a:graphicData uri="http://schemas.openxmlformats.org/drawingml/2006/picture">
+                <pic:pic xmlns:pic="http://schemas.openxmlformats.org/drawingml/2006/picture">
+                  <pic:nvPicPr>
+                    <pic:cNvPr id="1" name=""/>
+                    <pic:cNvPicPr/>
+                  </pic:nvPicPr>
+                  <pic:blipFill>
+                    <a:blip r:embed="rId32"/>
+                    <a:stretch>
+                      <a:fillRect/>
+                    </a:stretch>
+                  </pic:blipFill>
+                  <pic:spPr>
+                    <a:xfrm>
+                      <a:off x="0" y="0"/>
+                      <a:ext cx="618640" cy="1513460"/>
+                    </a:xfrm>
+                    <a:prstGeom prst="rect">
+                      <a:avLst/>
+                    </a:prstGeom>
+                  </pic:spPr>
+                </pic:pic>
+              </a:graphicData>
+            </a:graphic>
+          </wp:inline>
+        </w:drawing>
+      </w:r>
+    </w:p>
+    <w:p>
+      <w:pPr>
+        <w:pStyle w:val="NormalWeb"/>
+      </w:pPr>
+      <w:r>
+        <w:rPr>
+          <w:rFonts w:ascii="TimesTen-Italic" w:hAnsi="TimesTen-Italic"/>
+          <w:iCs/>
+          <w:color w:val="231F20"/>
+        </w:rPr>
+        <w:lastRenderedPageBreak/>
+        <w:t xml:space="preserve"> </w:t>
+      </w:r>
+      <w:r>
+        <w:t>Vì file thực thi đã được liên kết hoàn chỉnh (fully linked / relocated), nên nó không còn cần các section:</w:t>
+      </w:r>
+      <w:r>
+        <w:rPr>
+          <w:rFonts w:ascii="Courier New" w:hAnsi="Courier New" w:cs="Courier New"/>
+          <w:sz w:val="20"/>
+          <w:szCs w:val="20"/>
+        </w:rPr>
+        <w:t>.rel</w:t>
+      </w:r>
+      <w:r>
+        <w:rPr>
+          <w:rFonts w:ascii="Courier New" w:hAnsi="Courier New" w:cs="Courier New"/>
+          <w:sz w:val="20"/>
+          <w:szCs w:val="20"/>
+        </w:rPr>
+        <w:t xml:space="preserve">.data/.rel.text </w:t>
+      </w:r>
+      <w:r>
+        <w:t>nữa.</w:t>
+      </w:r>
+    </w:p>
+    <w:p>
+      <w:pPr>
+        <w:spacing w:before="100" w:beforeAutospacing="1" w:after="100" w:afterAutospacing="1" w:line="240" w:lineRule="auto"/>
+        <w:rPr>
+          <w:rFonts w:ascii="Courier New" w:eastAsia="Times New Roman" w:hAnsi="Courier New" w:cs="Courier New"/>
+          <w:sz w:val="20"/>
+          <w:szCs w:val="20"/>
+        </w:rPr>
+      </w:pPr>
+      <w:r>
+        <w:rPr>
+          <w:rFonts w:ascii="Times New Roman" w:eastAsia="Times New Roman" w:hAnsi="Times New Roman" w:cs="Times New Roman"/>
+          <w:sz w:val="24"/>
+          <w:szCs w:val="24"/>
+        </w:rPr>
+        <w:t>Những phần liên tiếp của file thực thi sẽ được ánh xạ (map) vào những vùng nhớ liên tiếp trong bộ nhớ.</w:t>
+      </w:r>
+      <w:r>
+        <w:rPr>
+          <w:rFonts w:ascii="Times New Roman" w:eastAsia="Times New Roman" w:hAnsi="Times New Roman" w:cs="Times New Roman"/>
+          <w:sz w:val="24"/>
+          <w:szCs w:val="24"/>
+        </w:rPr>
+        <w:t xml:space="preserve"> </w:t>
+      </w:r>
+      <w:r>
+        <w:rPr>
+          <w:rFonts w:ascii="Times New Roman" w:eastAsia="Times New Roman" w:hAnsi="Times New Roman" w:cs="Times New Roman"/>
+          <w:sz w:val="24"/>
+          <w:szCs w:val="24"/>
+        </w:rPr>
+        <w:t>Việc ánh xạ này được mô tả bởi:</w:t>
+      </w:r>
+      <w:r>
+        <w:rPr>
+          <w:rFonts w:ascii="Times New Roman" w:eastAsia="Times New Roman" w:hAnsi="Times New Roman" w:cs="Times New Roman"/>
+          <w:sz w:val="24"/>
+          <w:szCs w:val="24"/>
+        </w:rPr>
+        <w:t xml:space="preserve"> </w:t>
+      </w:r>
+      <w:r>
+        <w:rPr>
+          <w:rFonts w:ascii="Courier New" w:eastAsia="Times New Roman" w:hAnsi="Courier New" w:cs="Courier New"/>
+          <w:sz w:val="20"/>
+          <w:szCs w:val="20"/>
+        </w:rPr>
+        <w:t>Segment Header Table</w:t>
+      </w:r>
+      <w:r>
+        <w:rPr>
+          <w:rFonts w:ascii="Courier New" w:eastAsia="Times New Roman" w:hAnsi="Courier New" w:cs="Courier New"/>
+          <w:sz w:val="20"/>
+          <w:szCs w:val="20"/>
+        </w:rPr>
+        <w:t xml:space="preserve"> như hình:</w:t>
+      </w:r>
+    </w:p>
+    <w:p>
+      <w:pPr>
+        <w:spacing w:before="100" w:beforeAutospacing="1" w:after="100" w:afterAutospacing="1" w:line="240" w:lineRule="auto"/>
+        <w:rPr>
+          <w:rFonts w:ascii="Times New Roman" w:eastAsia="Times New Roman" w:hAnsi="Times New Roman" w:cs="Times New Roman"/>
+          <w:sz w:val="24"/>
+          <w:szCs w:val="24"/>
+        </w:rPr>
+      </w:pPr>
+      <w:r>
+        <w:rPr>
+          <w:rFonts w:ascii="Times New Roman" w:eastAsia="Times New Roman" w:hAnsi="Times New Roman" w:cs="Times New Roman"/>
+          <w:noProof/>
+          <w:sz w:val="24"/>
+          <w:szCs w:val="24"/>
+        </w:rPr>
+        <w:drawing>
+          <wp:inline distT="0" distB="0" distL="0" distR="0" wp14:anchorId="51269D6F" wp14:editId="6D291124">
+            <wp:extent cx="5154616" cy="1692322"/>
+            <wp:effectExtent l="0" t="0" r="8255" b="3175"/>
+            <wp:docPr id="28" name="Picture 28"/>
+            <wp:cNvGraphicFramePr>
+              <a:graphicFrameLocks xmlns:a="http://schemas.openxmlformats.org/drawingml/2006/main" noChangeAspect="1"/>
+            </wp:cNvGraphicFramePr>
+            <a:graphic xmlns:a="http://schemas.openxmlformats.org/drawingml/2006/main">
+              <a:graphicData uri="http://schemas.openxmlformats.org/drawingml/2006/picture">
+                <pic:pic xmlns:pic="http://schemas.openxmlformats.org/drawingml/2006/picture">
+                  <pic:nvPicPr>
+                    <pic:cNvPr id="1" name=""/>
+                    <pic:cNvPicPr/>
+                  </pic:nvPicPr>
+                  <pic:blipFill>
+                    <a:blip r:embed="rId33"/>
+                    <a:stretch>
+                      <a:fillRect/>
+                    </a:stretch>
+                  </pic:blipFill>
+                  <pic:spPr>
+                    <a:xfrm>
+                      <a:off x="0" y="0"/>
+                      <a:ext cx="5218622" cy="1713336"/>
+                    </a:xfrm>
+                    <a:prstGeom prst="rect">
+                      <a:avLst/>
+                    </a:prstGeom>
+                  </pic:spPr>
+                </pic:pic>
+              </a:graphicData>
+            </a:graphic>
+          </wp:inline>
+        </w:drawing>
+      </w:r>
+    </w:p>
+    <w:p>
+      <w:pPr>
+        <w:pStyle w:val="ListParagraph"/>
+        <w:numPr>
+          <w:ilvl w:val="0"/>
+          <w:numId w:val="2"/>
+        </w:numPr>
+        <w:rPr>
+          <w:rFonts w:ascii="TimesTen-Italic" w:hAnsi="TimesTen-Italic"/>
+          <w:b/>
+          <w:iCs/>
+          <w:color w:val="231F20"/>
+          <w:sz w:val="32"/>
+          <w:szCs w:val="32"/>
+        </w:rPr>
+      </w:pPr>
+      <w:r>
+        <w:rPr>
+          <w:b/>
+          <w:sz w:val="32"/>
+          <w:szCs w:val="32"/>
+        </w:rPr>
+        <w:t xml:space="preserve">LOAD </w:t>
+      </w:r>
+      <w:r>
+        <w:rPr>
+          <w:b/>
+          <w:sz w:val="32"/>
+          <w:szCs w:val="32"/>
+        </w:rPr>
+        <w:t>Executable Object file:</w:t>
+      </w:r>
+    </w:p>
+    <w:p>
+      <w:pPr>
+        <w:spacing w:before="100" w:beforeAutospacing="1" w:after="100" w:afterAutospacing="1" w:line="240" w:lineRule="auto"/>
+      </w:pPr>
+      <w:r>
+        <w:rPr>
+          <w:rFonts w:ascii="Times New Roman" w:eastAsia="Times New Roman" w:hAnsi="Times New Roman" w:cs="Times New Roman"/>
+          <w:sz w:val="24"/>
+          <w:szCs w:val="24"/>
+        </w:rPr>
+        <w:t xml:space="preserve">Shell sẽ chạy file object thực thi bằng Loader </w:t>
+      </w:r>
+      <w:proofErr w:type="gramStart"/>
+      <w:r>
+        <w:rPr>
+          <w:rFonts w:ascii="Times New Roman" w:eastAsia="Times New Roman" w:hAnsi="Times New Roman" w:cs="Times New Roman"/>
+          <w:sz w:val="24"/>
+          <w:szCs w:val="24"/>
+        </w:rPr>
+        <w:t>( một</w:t>
+      </w:r>
+      <w:proofErr w:type="gramEnd"/>
+      <w:r>
+        <w:rPr>
+          <w:rFonts w:ascii="Times New Roman" w:eastAsia="Times New Roman" w:hAnsi="Times New Roman" w:cs="Times New Roman"/>
+          <w:sz w:val="24"/>
+          <w:szCs w:val="24"/>
+        </w:rPr>
+        <w:t xml:space="preserve"> đoạn mã có sằn trong hệ điều hành và vó thẻ gọ chạy Loader bằng </w:t>
+      </w:r>
+      <w:r>
+        <w:rPr>
+          <w:rStyle w:val="m"/>
+        </w:rPr>
+        <w:t>execve</w:t>
+      </w:r>
+      <w:r>
+        <w:t>()</w:t>
+      </w:r>
+      <w:r>
+        <w:t>) .</w:t>
+      </w:r>
+    </w:p>
+    <w:p>
+      <w:pPr>
+        <w:spacing w:before="100" w:beforeAutospacing="1" w:after="100" w:afterAutospacing="1" w:line="240" w:lineRule="auto"/>
+        <w:rPr>
+          <w:rFonts w:ascii="Times New Roman" w:eastAsia="Times New Roman" w:hAnsi="Times New Roman" w:cs="Times New Roman"/>
+          <w:sz w:val="24"/>
+          <w:szCs w:val="24"/>
+        </w:rPr>
+      </w:pPr>
+      <w:r>
+        <w:rPr>
+          <w:rFonts w:ascii="Times New Roman" w:eastAsia="Times New Roman" w:hAnsi="Times New Roman" w:cs="Times New Roman"/>
+          <w:sz w:val="24"/>
+          <w:szCs w:val="24"/>
+        </w:rPr>
+        <w:t>Loader thực hiện các công việc sau:</w:t>
+      </w:r>
+    </w:p>
+    <w:p>
+      <w:pPr>
+        <w:numPr>
+          <w:ilvl w:val="0"/>
+          <w:numId w:val="26"/>
+        </w:numPr>
+        <w:spacing w:before="100" w:beforeAutospacing="1" w:after="100" w:afterAutospacing="1" w:line="240" w:lineRule="auto"/>
+        <w:rPr>
+          <w:rFonts w:ascii="Times New Roman" w:eastAsia="Times New Roman" w:hAnsi="Times New Roman" w:cs="Times New Roman"/>
+          <w:sz w:val="24"/>
+          <w:szCs w:val="24"/>
+        </w:rPr>
+      </w:pPr>
+      <w:r>
+        <w:rPr>
+          <w:rFonts w:ascii="Times New Roman" w:eastAsia="Times New Roman" w:hAnsi="Times New Roman" w:cs="Times New Roman"/>
+          <w:sz w:val="24"/>
+          <w:szCs w:val="24"/>
+        </w:rPr>
+        <w:t xml:space="preserve">Sao chép (copy) mã lệnh và dữ liệu của file object thực thi từ đĩa vào bộ nhớ. </w:t>
+      </w:r>
+    </w:p>
+    <w:p>
+      <w:pPr>
+        <w:numPr>
+          <w:ilvl w:val="0"/>
+          <w:numId w:val="26"/>
+        </w:numPr>
+        <w:spacing w:before="100" w:beforeAutospacing="1" w:after="100" w:afterAutospacing="1" w:line="240" w:lineRule="auto"/>
+        <w:rPr>
+          <w:rFonts w:ascii="Times New Roman" w:eastAsia="Times New Roman" w:hAnsi="Times New Roman" w:cs="Times New Roman"/>
+          <w:sz w:val="24"/>
+          <w:szCs w:val="24"/>
+        </w:rPr>
+      </w:pPr>
+      <w:r>
+        <w:rPr>
+          <w:rFonts w:ascii="Times New Roman" w:eastAsia="Times New Roman" w:hAnsi="Times New Roman" w:cs="Times New Roman"/>
+          <w:sz w:val="24"/>
+          <w:szCs w:val="24"/>
+        </w:rPr>
+        <w:t>Sau đó chạy chương trình bằng cách nhảy tới lệnh đầu tiên của chương trình (entry point).</w:t>
+      </w:r>
+    </w:p>
+    <w:p>
+      <w:pPr>
+        <w:pStyle w:val="NormalWeb"/>
+      </w:pPr>
+      <w:r>
+        <w:t xml:space="preserve">Dựa vào </w:t>
+      </w:r>
+      <w:r>
+        <w:rPr>
+          <w:rStyle w:val="Strong"/>
+        </w:rPr>
+        <w:t>Segment Header Table</w:t>
+      </w:r>
+      <w:r>
+        <w:rPr>
+          <w:rStyle w:val="Strong"/>
+        </w:rPr>
+        <w:t xml:space="preserve"> trong fil object thực thi, </w:t>
+      </w:r>
+      <w:r>
+        <w:t xml:space="preserve">loader sẽ sao chép các khối dữ liệu từ file thực thi vào các </w:t>
+      </w:r>
+      <w:r>
+        <w:rPr>
+          <w:rStyle w:val="Strong"/>
+        </w:rPr>
+        <w:t>code segment</w:t>
+      </w:r>
+      <w:r>
+        <w:t xml:space="preserve"> và </w:t>
+      </w:r>
+      <w:r>
+        <w:rPr>
+          <w:rStyle w:val="Strong"/>
+        </w:rPr>
+        <w:t>data segment</w:t>
+      </w:r>
+      <w:r>
+        <w:t xml:space="preserve"> tương ứng trong bộ nhớ.</w:t>
+      </w:r>
+      <w:r>
+        <w:rPr>
+          <w:rStyle w:val="Strong"/>
+        </w:rPr>
+        <w:t xml:space="preserve"> </w:t>
+      </w:r>
+      <w:r>
+        <w:t xml:space="preserve">Mọi chương trình </w:t>
+      </w:r>
+      <w:proofErr w:type="gramStart"/>
+      <w:r>
+        <w:t>Unix</w:t>
+      </w:r>
+      <w:proofErr w:type="gramEnd"/>
+      <w:r>
+        <w:t xml:space="preserve"> đều có một ảnh bộ nhớ khi chạy (run-time memory image) tương tự như Hình</w:t>
+      </w:r>
+      <w:r>
+        <w:t>:</w:t>
+      </w:r>
+    </w:p>
+    <w:p>
+      <w:pPr>
+        <w:spacing w:before="100" w:beforeAutospacing="1" w:after="100" w:afterAutospacing="1" w:line="240" w:lineRule="auto"/>
+        <w:jc w:val="center"/>
+        <w:rPr>
+          <w:rFonts w:ascii="Times New Roman" w:eastAsia="Times New Roman" w:hAnsi="Times New Roman" w:cs="Times New Roman"/>
+          <w:sz w:val="24"/>
+          <w:szCs w:val="24"/>
+        </w:rPr>
+      </w:pPr>
+      <w:r>
+        <w:rPr>
+          <w:rFonts w:ascii="Times New Roman" w:eastAsia="Times New Roman" w:hAnsi="Times New Roman" w:cs="Times New Roman"/>
+          <w:sz w:val="24"/>
+          <w:szCs w:val="24"/>
+        </w:rPr>
+        <w:lastRenderedPageBreak/>
+        <w:drawing>
+          <wp:inline distT="0" distB="0" distL="0" distR="0" wp14:anchorId="4A9EC630" wp14:editId="2CD24471">
+            <wp:extent cx="2655610" cy="2647666"/>
+            <wp:effectExtent l="0" t="0" r="0" b="635"/>
+            <wp:docPr id="27" name="Picture 27"/>
+            <wp:cNvGraphicFramePr>
+              <a:graphicFrameLocks xmlns:a="http://schemas.openxmlformats.org/drawingml/2006/main" noChangeAspect="1"/>
+            </wp:cNvGraphicFramePr>
+            <a:graphic xmlns:a="http://schemas.openxmlformats.org/drawingml/2006/main">
+              <a:graphicData uri="http://schemas.openxmlformats.org/drawingml/2006/picture">
+                <pic:pic xmlns:pic="http://schemas.openxmlformats.org/drawingml/2006/picture">
+                  <pic:nvPicPr>
+                    <pic:cNvPr id="1" name=""/>
+                    <pic:cNvPicPr/>
+                  </pic:nvPicPr>
+                  <pic:blipFill>
+                    <a:blip r:embed="rId34"/>
+                    <a:stretch>
+                      <a:fillRect/>
+                    </a:stretch>
+                  </pic:blipFill>
+                  <pic:spPr>
+                    <a:xfrm>
+                      <a:off x="0" y="0"/>
+                      <a:ext cx="2679471" cy="2671455"/>
+                    </a:xfrm>
+                    <a:prstGeom prst="rect">
+                      <a:avLst/>
+                    </a:prstGeom>
+                  </pic:spPr>
+                </pic:pic>
+              </a:graphicData>
+            </a:graphic>
+          </wp:inline>
+        </w:drawing>
+      </w:r>
+    </w:p>
+    <w:p>
+      <w:pPr>
+        <w:spacing w:before="100" w:beforeAutospacing="1" w:after="100" w:afterAutospacing="1" w:line="240" w:lineRule="auto"/>
+        <w:rPr>
+          <w:rFonts w:ascii="Times New Roman" w:eastAsia="Times New Roman" w:hAnsi="Times New Roman" w:cs="Times New Roman"/>
+          <w:sz w:val="24"/>
+          <w:szCs w:val="24"/>
+        </w:rPr>
+      </w:pPr>
+      <w:r>
+        <w:rPr>
+          <w:rFonts w:ascii="Times New Roman" w:eastAsia="Times New Roman" w:hAnsi="Times New Roman" w:cs="Times New Roman"/>
+          <w:sz w:val="24"/>
+          <w:szCs w:val="24"/>
+        </w:rPr>
+        <w:t>Trên các hệ thống Linux 32-bit:</w:t>
+      </w:r>
+    </w:p>
+    <w:p>
+      <w:pPr>
+        <w:numPr>
+          <w:ilvl w:val="0"/>
+          <w:numId w:val="27"/>
+        </w:numPr>
+        <w:spacing w:before="100" w:beforeAutospacing="1" w:after="100" w:afterAutospacing="1" w:line="240" w:lineRule="auto"/>
+        <w:rPr>
+          <w:rFonts w:ascii="Times New Roman" w:eastAsia="Times New Roman" w:hAnsi="Times New Roman" w:cs="Times New Roman"/>
+          <w:sz w:val="24"/>
+          <w:szCs w:val="24"/>
+        </w:rPr>
+      </w:pPr>
+      <w:r>
+        <w:rPr>
+          <w:rFonts w:ascii="Times New Roman" w:eastAsia="Times New Roman" w:hAnsi="Times New Roman" w:cs="Times New Roman"/>
+          <w:b/>
+          <w:bCs/>
+          <w:sz w:val="24"/>
+          <w:szCs w:val="24"/>
+        </w:rPr>
+        <w:t>Code Segment</w:t>
+      </w:r>
+      <w:r>
+        <w:rPr>
+          <w:rFonts w:ascii="Times New Roman" w:eastAsia="Times New Roman" w:hAnsi="Times New Roman" w:cs="Times New Roman"/>
+          <w:sz w:val="24"/>
+          <w:szCs w:val="24"/>
+        </w:rPr>
+        <w:t xml:space="preserve"> bắt đầu tại địa chỉ: </w:t>
+      </w:r>
+      <w:r>
+        <w:rPr>
+          <w:rFonts w:ascii="Courier New" w:eastAsia="Times New Roman" w:hAnsi="Courier New" w:cs="Courier New"/>
+          <w:sz w:val="20"/>
+          <w:szCs w:val="20"/>
+        </w:rPr>
+        <w:t>0x08048000</w:t>
+      </w:r>
+    </w:p>
+    <w:p>
+      <w:pPr>
+        <w:numPr>
+          <w:ilvl w:val="0"/>
+          <w:numId w:val="27"/>
+        </w:numPr>
+        <w:spacing w:before="100" w:beforeAutospacing="1" w:after="100" w:afterAutospacing="1" w:line="240" w:lineRule="auto"/>
+        <w:rPr>
+          <w:rFonts w:ascii="Times New Roman" w:eastAsia="Times New Roman" w:hAnsi="Times New Roman" w:cs="Times New Roman"/>
+          <w:sz w:val="24"/>
+          <w:szCs w:val="24"/>
+        </w:rPr>
+      </w:pPr>
+      <w:r>
+        <w:rPr>
+          <w:rFonts w:ascii="Times New Roman" w:eastAsia="Times New Roman" w:hAnsi="Times New Roman" w:cs="Times New Roman"/>
+          <w:b/>
+          <w:bCs/>
+          <w:sz w:val="24"/>
+          <w:szCs w:val="24"/>
+        </w:rPr>
+        <w:t>Data Segment</w:t>
+      </w:r>
+      <w:r>
+        <w:rPr>
+          <w:rFonts w:ascii="Times New Roman" w:eastAsia="Times New Roman" w:hAnsi="Times New Roman" w:cs="Times New Roman"/>
+          <w:sz w:val="24"/>
+          <w:szCs w:val="24"/>
+        </w:rPr>
+        <w:t xml:space="preserve"> nằm ngay phía sau tại địa chỉ được căn chỉnh </w:t>
+      </w:r>
+      <w:proofErr w:type="gramStart"/>
+      <w:r>
+        <w:rPr>
+          <w:rFonts w:ascii="Times New Roman" w:eastAsia="Times New Roman" w:hAnsi="Times New Roman" w:cs="Times New Roman"/>
+          <w:sz w:val="24"/>
+          <w:szCs w:val="24"/>
+        </w:rPr>
+        <w:t>theo</w:t>
+      </w:r>
+      <w:proofErr w:type="gramEnd"/>
+      <w:r>
+        <w:rPr>
+          <w:rFonts w:ascii="Times New Roman" w:eastAsia="Times New Roman" w:hAnsi="Times New Roman" w:cs="Times New Roman"/>
+          <w:sz w:val="24"/>
+          <w:szCs w:val="24"/>
+        </w:rPr>
+        <w:t xml:space="preserve"> biên 4 KB tiếp th</w:t>
+      </w:r>
+      <w:r>
+        <w:rPr>
+          <w:rFonts w:ascii="Times New Roman" w:eastAsia="Times New Roman" w:hAnsi="Times New Roman" w:cs="Times New Roman"/>
+          <w:sz w:val="24"/>
+          <w:szCs w:val="24"/>
+        </w:rPr>
+        <w:t>eo.</w:t>
+      </w:r>
+    </w:p>
+    <w:p>
+      <w:pPr>
+        <w:numPr>
+          <w:ilvl w:val="0"/>
+          <w:numId w:val="27"/>
+        </w:numPr>
+        <w:spacing w:before="100" w:beforeAutospacing="1" w:after="100" w:afterAutospacing="1" w:line="240" w:lineRule="auto"/>
+        <w:rPr>
+          <w:rFonts w:ascii="Times New Roman" w:eastAsia="Times New Roman" w:hAnsi="Times New Roman" w:cs="Times New Roman"/>
+          <w:sz w:val="24"/>
+          <w:szCs w:val="24"/>
+        </w:rPr>
+      </w:pPr>
+      <w:r>
+        <w:rPr>
+          <w:rFonts w:ascii="Times New Roman" w:eastAsia="Times New Roman" w:hAnsi="Times New Roman" w:cs="Times New Roman"/>
+          <w:sz w:val="24"/>
+          <w:szCs w:val="24"/>
+        </w:rPr>
+        <w:t xml:space="preserve">Tiếp </w:t>
+      </w:r>
+      <w:proofErr w:type="gramStart"/>
+      <w:r>
+        <w:rPr>
+          <w:rFonts w:ascii="Times New Roman" w:eastAsia="Times New Roman" w:hAnsi="Times New Roman" w:cs="Times New Roman"/>
+          <w:sz w:val="24"/>
+          <w:szCs w:val="24"/>
+        </w:rPr>
+        <w:t>theo</w:t>
+      </w:r>
+      <w:proofErr w:type="gramEnd"/>
+      <w:r>
+        <w:rPr>
+          <w:rFonts w:ascii="Times New Roman" w:eastAsia="Times New Roman" w:hAnsi="Times New Roman" w:cs="Times New Roman"/>
+          <w:sz w:val="24"/>
+          <w:szCs w:val="24"/>
+        </w:rPr>
+        <w:t xml:space="preserve"> là Heap, </w:t>
+      </w:r>
+      <w:r>
+        <w:t>Heap bắt đầu tại địa chỉ được căn chỉnh 4 KB đầu tiên nằm sau vùng dữ liệu đọc/ghi (read/write segment).</w:t>
+      </w:r>
+      <w:r>
+        <w:rPr>
+          <w:rFonts w:ascii="Times New Roman" w:eastAsia="Times New Roman" w:hAnsi="Times New Roman" w:cs="Times New Roman"/>
+          <w:sz w:val="24"/>
+          <w:szCs w:val="24"/>
+        </w:rPr>
+        <w:t>Heap phát triển lên phía trên (địa chỉ lớn hơn) thông qua lệnh mall</w:t>
+      </w:r>
+      <w:r>
+        <w:rPr>
+          <w:rFonts w:ascii="Times New Roman" w:eastAsia="Times New Roman" w:hAnsi="Times New Roman" w:cs="Times New Roman"/>
+          <w:sz w:val="24"/>
+          <w:szCs w:val="24"/>
+        </w:rPr>
+        <w:t>oc.</w:t>
+      </w:r>
+    </w:p>
+    <w:p>
+      <w:pPr>
+        <w:numPr>
+          <w:ilvl w:val="0"/>
+          <w:numId w:val="27"/>
+        </w:numPr>
+        <w:spacing w:before="100" w:beforeAutospacing="1" w:after="100" w:afterAutospacing="1" w:line="240" w:lineRule="auto"/>
+        <w:rPr>
+          <w:rStyle w:val="HTMLCode"/>
+          <w:rFonts w:ascii="Times New Roman" w:hAnsi="Times New Roman" w:cs="Times New Roman"/>
+          <w:sz w:val="24"/>
+          <w:szCs w:val="24"/>
+        </w:rPr>
+      </w:pPr>
+      <w:r>
+        <w:t>một segment được dành riêng cho:</w:t>
+      </w:r>
+      <w:r>
+        <w:rPr>
+          <w:rStyle w:val="HTMLCode"/>
+          <w:rFonts w:eastAsiaTheme="minorHAnsi"/>
+        </w:rPr>
+        <w:t>Shared Libraries</w:t>
+      </w:r>
+    </w:p>
+    <w:p>
+      <w:pPr>
+        <w:numPr>
+          <w:ilvl w:val="0"/>
+          <w:numId w:val="27"/>
+        </w:numPr>
+        <w:spacing w:before="100" w:beforeAutospacing="1" w:after="100" w:afterAutospacing="1" w:line="240" w:lineRule="auto"/>
+        <w:rPr>
+          <w:rFonts w:ascii="Times New Roman" w:eastAsia="Times New Roman" w:hAnsi="Times New Roman" w:cs="Times New Roman"/>
+          <w:sz w:val="24"/>
+          <w:szCs w:val="24"/>
+        </w:rPr>
+      </w:pPr>
+      <w:r>
+        <w:rPr>
+          <w:rStyle w:val="Strong"/>
+        </w:rPr>
+        <w:t>User Stack</w:t>
+      </w:r>
+      <w:r>
+        <w:t xml:space="preserve"> luôn bắt đầu tại địa chỉ người dùng hợp lệ lớn nhất và phát triển xuống phía dưới (về các địa chỉ bộ nhớ nhỏ hơn).</w:t>
+      </w:r>
+    </w:p>
+    <w:p>
+      <w:pPr>
+        <w:pStyle w:val="NormalWeb"/>
+        <w:numPr>
+          <w:ilvl w:val="0"/>
+          <w:numId w:val="27"/>
+        </w:numPr>
+      </w:pPr>
+      <w:r>
+        <w:t>Segment nằm phía trên stack được dành riêng cho:</w:t>
+      </w:r>
+      <w:r>
+        <w:t xml:space="preserve"> </w:t>
+      </w:r>
+      <w:r>
+        <w:rPr>
+          <w:rStyle w:val="HTMLCode"/>
+        </w:rPr>
+        <w:t>Kernel (Operating System)</w:t>
+      </w:r>
+    </w:p>
+    <w:p>
+      <w:pPr>
+        <w:spacing w:before="100" w:beforeAutospacing="1" w:after="100" w:afterAutospacing="1" w:line="240" w:lineRule="auto"/>
+        <w:ind w:left="360"/>
+        <w:jc w:val="center"/>
+        <w:rPr>
+          <w:rFonts w:ascii="Times New Roman" w:eastAsia="Times New Roman" w:hAnsi="Times New Roman" w:cs="Times New Roman"/>
+          <w:sz w:val="24"/>
+          <w:szCs w:val="24"/>
+        </w:rPr>
+      </w:pPr>
+      <w:r>
+        <w:t>Khi loader chạy, nó tạo ra ảnh bộ nhớ (memory image) như trong Hình</w:t>
+      </w:r>
+      <w:r>
+        <w:t xml:space="preserve"> phía trên, </w:t>
+      </w:r>
+      <w:r>
+        <w:t xml:space="preserve">loader nhảy tới </w:t>
+      </w:r>
+      <w:r>
+        <w:rPr>
+          <w:rStyle w:val="Strong"/>
+        </w:rPr>
+        <w:t>entry point</w:t>
+      </w:r>
+      <w:r>
+        <w:t xml:space="preserve"> của chương trình, đây luôn là địa chỉ củ</w:t>
+      </w:r>
+      <w:r>
+        <w:t>a symbol</w:t>
+      </w:r>
+      <w:r>
+        <w:t xml:space="preserve"> </w:t>
+      </w:r>
+      <w:r>
+        <w:t>_start</w:t>
+      </w:r>
+      <w:r>
+        <w:t xml:space="preserve"> (chưa mã</w:t>
+      </w:r>
+      <w:r>
+        <w:t xml:space="preserve"> khởi động (startup code)</w:t>
+      </w:r>
+      <w:r>
+        <w:t xml:space="preserve">) được định nghĩa trong file object crt1.o và giống nhua với mọi chương trình C. </w:t>
+      </w:r>
+      <w:r>
+        <w:drawing>
+          <wp:inline distT="0" distB="0" distL="0" distR="0" wp14:anchorId="108E085F" wp14:editId="5FF3965A">
+            <wp:extent cx="4496937" cy="1208312"/>
+            <wp:effectExtent l="0" t="0" r="0" b="0"/>
+            <wp:docPr id="29" name="Picture 29"/>
+            <wp:cNvGraphicFramePr>
+              <a:graphicFrameLocks xmlns:a="http://schemas.openxmlformats.org/drawingml/2006/main" noChangeAspect="1"/>
+            </wp:cNvGraphicFramePr>
+            <a:graphic xmlns:a="http://schemas.openxmlformats.org/drawingml/2006/main">
+              <a:graphicData uri="http://schemas.openxmlformats.org/drawingml/2006/picture">
+                <pic:pic xmlns:pic="http://schemas.openxmlformats.org/drawingml/2006/picture">
+                  <pic:nvPicPr>
+                    <pic:cNvPr id="1" name=""/>
+                    <pic:cNvPicPr/>
+                  </pic:nvPicPr>
+                  <pic:blipFill>
+                    <a:blip r:embed="rId35"/>
+                    <a:stretch>
+                      <a:fillRect/>
+                    </a:stretch>
+                  </pic:blipFill>
+                  <pic:spPr>
+                    <a:xfrm>
+                      <a:off x="0" y="0"/>
+                      <a:ext cx="4524292" cy="1215662"/>
+                    </a:xfrm>
+                    <a:prstGeom prst="rect">
+                      <a:avLst/>
+                    </a:prstGeom>
+                  </pic:spPr>
+                </pic:pic>
+              </a:graphicData>
+            </a:graphic>
+          </wp:inline>
+        </w:drawing>
+      </w:r>
+    </w:p>
+    <w:p>
+      <w:pPr>
+        <w:pStyle w:val="NormalWeb"/>
+        <w:rPr>
+          <w:rStyle w:val="HTMLCode"/>
+        </w:rPr>
+      </w:pPr>
+      <w:r>
+        <w:rPr>
+          <w:rStyle w:val="m"/>
+        </w:rPr>
+        <w:t xml:space="preserve">Hàm </w:t>
+      </w:r>
+      <w:proofErr w:type="gramStart"/>
+      <w:r>
+        <w:rPr>
+          <w:rStyle w:val="m"/>
+        </w:rPr>
+        <w:t>atexit</w:t>
+      </w:r>
+      <w:r>
+        <w:t>(</w:t>
+      </w:r>
+      <w:proofErr w:type="gramEnd"/>
+      <w:r>
+        <w:t>)</w:t>
+      </w:r>
+      <w:r>
+        <w:t xml:space="preserve"> </w:t>
+      </w:r>
+      <w:r>
+        <w:t>này thêm vào một danh sách các hàm sẽ được gọi khi chương trình kết thúc bình thường.</w:t>
+      </w:r>
+      <w:r>
+        <w:t xml:space="preserve"> </w:t>
+      </w:r>
+      <w:r>
+        <w:t>Hàm:</w:t>
+      </w:r>
+      <w:r>
+        <w:t xml:space="preserve"> </w:t>
+      </w:r>
+      <w:proofErr w:type="gramStart"/>
+      <w:r>
+        <w:rPr>
+          <w:rStyle w:val="m"/>
+        </w:rPr>
+        <w:t>exit</w:t>
+      </w:r>
+      <w:r>
+        <w:rPr>
+          <w:rStyle w:val="HTMLCode"/>
+        </w:rPr>
+        <w:t>(</w:t>
+      </w:r>
+      <w:proofErr w:type="gramEnd"/>
+      <w:r>
+        <w:rPr>
+          <w:rStyle w:val="HTMLCode"/>
+        </w:rPr>
+        <w:t>)</w:t>
+      </w:r>
+      <w:r>
+        <w:rPr>
+          <w:rStyle w:val="HTMLCode"/>
+        </w:rPr>
+        <w:t>của chưa trình</w:t>
+      </w:r>
+      <w:r>
+        <w:t xml:space="preserve"> </w:t>
+      </w:r>
+      <w:r>
+        <w:t xml:space="preserve">sẽ thực thi các hàm đã đăng ký bởi </w:t>
+      </w:r>
+      <w:r>
+        <w:rPr>
+          <w:rStyle w:val="HTMLCode"/>
+        </w:rPr>
+        <w:t>atexit()</w:t>
+      </w:r>
+      <w:r>
+        <w:t>, sau đó trả quyền điều khiển lại</w:t>
+      </w:r>
+      <w:r>
+        <w:t xml:space="preserve"> cho hệ điều hành bằng cách gọi </w:t>
+      </w:r>
+      <w:r>
+        <w:rPr>
+          <w:rStyle w:val="m"/>
+        </w:rPr>
+        <w:t>_exit</w:t>
+      </w:r>
+      <w:r>
+        <w:rPr>
+          <w:rStyle w:val="HTMLCode"/>
+        </w:rPr>
+        <w:t>()</w:t>
+      </w:r>
+    </w:p>
+    <w:p>
+      <w:pPr>
+        <w:pStyle w:val="NormalWeb"/>
+      </w:pPr>
+      <w:r>
+        <w:t xml:space="preserve">Tiếp theo, startup code gọi hàm </w:t>
+      </w:r>
+      <w:proofErr w:type="gramStart"/>
+      <w:r>
+        <w:rPr>
+          <w:rStyle w:val="m"/>
+        </w:rPr>
+        <w:t>main</w:t>
+      </w:r>
+      <w:r>
+        <w:rPr>
+          <w:rStyle w:val="HTMLCode"/>
+        </w:rPr>
+        <w:t>(</w:t>
+      </w:r>
+      <w:proofErr w:type="gramEnd"/>
+      <w:r>
+        <w:rPr>
+          <w:rStyle w:val="HTMLCode"/>
+        </w:rPr>
+        <w:t>)</w:t>
+      </w:r>
+      <w:r>
+        <w:t>của ứng dụng, nơi mã C của chúng ta bắt đầu thực thi.</w:t>
+      </w:r>
+      <w:r>
+        <w:t xml:space="preserve"> </w:t>
+      </w:r>
+      <w:r>
+        <w:t xml:space="preserve">Sau khi hàm </w:t>
+      </w:r>
+      <w:proofErr w:type="gramStart"/>
+      <w:r>
+        <w:rPr>
+          <w:rStyle w:val="HTMLCode"/>
+        </w:rPr>
+        <w:t>main(</w:t>
+      </w:r>
+      <w:proofErr w:type="gramEnd"/>
+      <w:r>
+        <w:rPr>
+          <w:rStyle w:val="HTMLCode"/>
+        </w:rPr>
+        <w:t>)</w:t>
+      </w:r>
+      <w:r>
+        <w:t xml:space="preserve"> kết thúc</w:t>
+      </w:r>
+      <w:r>
+        <w:t xml:space="preserve"> và trả về, startup code sẽ gọi </w:t>
+      </w:r>
+      <w:r>
+        <w:rPr>
+          <w:rStyle w:val="m"/>
+        </w:rPr>
+        <w:t>_exit</w:t>
+      </w:r>
+      <w:r>
+        <w:rPr>
+          <w:rStyle w:val="HTMLCode"/>
+        </w:rPr>
+        <w:t>().</w:t>
+      </w:r>
+    </w:p>
+    <w:p>
+      <w:pPr>
+        <w:pStyle w:val="NormalWeb"/>
+        <w:numPr>
+          <w:ilvl w:val="0"/>
+          <w:numId w:val="2"/>
+        </w:numPr>
+        <w:rPr>
+          <w:b/>
+          <w:sz w:val="32"/>
+          <w:szCs w:val="32"/>
+        </w:rPr>
+      </w:pPr>
+      <w:r>
+        <w:rPr>
+          <w:b/>
+          <w:sz w:val="32"/>
+          <w:szCs w:val="32"/>
+        </w:rPr>
+        <w:lastRenderedPageBreak/>
+        <w:t>Dynamic Linking và Shared Library</w:t>
+      </w:r>
+      <w:r>
+        <w:rPr>
+          <w:b/>
+          <w:sz w:val="32"/>
+          <w:szCs w:val="32"/>
+        </w:rPr>
+        <w:t>:</w:t>
+      </w:r>
+    </w:p>
+    <w:p>
+      <w:pPr>
+        <w:pStyle w:val="NormalWeb"/>
+        <w:ind w:left="360"/>
+        <w:rPr>
+          <w:sz w:val="22"/>
+          <w:szCs w:val="22"/>
+        </w:rPr>
+      </w:pPr>
+      <w:r>
+        <w:rPr>
+          <w:sz w:val="22"/>
+          <w:szCs w:val="22"/>
+        </w:rPr>
+        <w:t>Nhược điểm</w:t>
+      </w:r>
+      <w:r>
+        <w:rPr>
+          <w:sz w:val="22"/>
+          <w:szCs w:val="22"/>
+        </w:rPr>
+        <w:t xml:space="preserve"> của static lib</w:t>
+      </w:r>
+      <w:r>
+        <w:rPr>
+          <w:sz w:val="22"/>
+          <w:szCs w:val="22"/>
+        </w:rPr>
+        <w:t>rary là:</w:t>
+      </w:r>
+    </w:p>
+    <w:p>
+      <w:pPr>
+        <w:pStyle w:val="NormalWeb"/>
+        <w:numPr>
+          <w:ilvl w:val="0"/>
+          <w:numId w:val="4"/>
+        </w:numPr>
+        <w:rPr>
+          <w:sz w:val="22"/>
+          <w:szCs w:val="22"/>
+        </w:rPr>
+      </w:pPr>
+      <w:r>
+        <w:rPr>
+          <w:sz w:val="22"/>
+          <w:szCs w:val="22"/>
+        </w:rPr>
+        <w:t xml:space="preserve">Khi </w:t>
+      </w:r>
+      <w:proofErr w:type="gramStart"/>
+      <w:r>
+        <w:rPr>
+          <w:sz w:val="22"/>
+          <w:szCs w:val="22"/>
+        </w:rPr>
+        <w:t>thư</w:t>
+      </w:r>
+      <w:proofErr w:type="gramEnd"/>
+      <w:r>
+        <w:rPr>
+          <w:sz w:val="22"/>
+          <w:szCs w:val="22"/>
+        </w:rPr>
+        <w:t xml:space="preserve"> viện </w:t>
+      </w:r>
+      <w:r>
+        <w:rPr>
+          <w:sz w:val="22"/>
+          <w:szCs w:val="22"/>
+        </w:rPr>
+        <w:t>static lib</w:t>
+      </w:r>
+      <w:r>
+        <w:rPr>
+          <w:sz w:val="22"/>
+          <w:szCs w:val="22"/>
+        </w:rPr>
+        <w:t>rary</w:t>
+      </w:r>
+      <w:r>
+        <w:rPr>
+          <w:sz w:val="22"/>
+          <w:szCs w:val="22"/>
+        </w:rPr>
+        <w:t xml:space="preserve"> được cập nhật, </w:t>
+      </w:r>
+      <w:r>
+        <w:rPr>
+          <w:sz w:val="22"/>
+          <w:szCs w:val="22"/>
+        </w:rPr>
+        <w:t>thì phải tự linking lại thư viện mới.</w:t>
+      </w:r>
+    </w:p>
+    <w:p>
+      <w:pPr>
+        <w:pStyle w:val="NormalWeb"/>
+        <w:numPr>
+          <w:ilvl w:val="0"/>
+          <w:numId w:val="4"/>
+        </w:numPr>
+        <w:rPr>
+          <w:sz w:val="22"/>
+          <w:szCs w:val="22"/>
+        </w:rPr>
+      </w:pPr>
+      <w:r>
+        <w:rPr>
+          <w:sz w:val="22"/>
+          <w:szCs w:val="22"/>
+        </w:rPr>
+        <w:t xml:space="preserve">Nếu có 50 – 100 </w:t>
+      </w:r>
+      <w:r>
+        <w:rPr>
+          <w:sz w:val="22"/>
+          <w:szCs w:val="22"/>
+        </w:rPr>
+        <w:t>process khác nhau đều sử</w:t>
+      </w:r>
+      <w:r>
+        <w:rPr>
+          <w:sz w:val="22"/>
+          <w:szCs w:val="22"/>
+        </w:rPr>
+        <w:t xml:space="preserve"> dụng hàm printf, scanf</w:t>
+      </w:r>
+      <w:proofErr w:type="gramStart"/>
+      <w:r>
+        <w:rPr>
+          <w:sz w:val="22"/>
+          <w:szCs w:val="22"/>
+        </w:rPr>
+        <w:t>,…</w:t>
+      </w:r>
+      <w:proofErr w:type="gramEnd"/>
+      <w:r>
+        <w:rPr>
+          <w:sz w:val="22"/>
+          <w:szCs w:val="22"/>
+        </w:rPr>
+        <w:t xml:space="preserve"> thì nhưng hàm này đều phải bị copy 50 – 100 lần làm phí phạm vùng nhớ.</w:t>
+      </w:r>
+    </w:p>
+    <w:p>
+      <w:pPr>
+        <w:pStyle w:val="NormalWeb"/>
+      </w:pPr>
+      <w:r>
+        <w:t>Shared library</w:t>
+      </w:r>
+      <w:r>
+        <w:t xml:space="preserve"> (</w:t>
+      </w:r>
+      <w:r>
+        <w:t>Shared Object</w:t>
+      </w:r>
+      <w:r>
+        <w:t xml:space="preserve"> có đuôi mở rộng là .so như libc.so </w:t>
+      </w:r>
+      <w:r>
+        <w:t>libm.so</w:t>
+      </w:r>
+      <w:r>
+        <w:t>)</w:t>
+      </w:r>
+      <w:r>
+        <w:t xml:space="preserve"> ra đời: là object module có thể </w:t>
+      </w:r>
+      <w:r>
+        <w:t>được nạp vào một địa chỉ bộ n</w:t>
+      </w:r>
+      <w:r>
+        <w:t xml:space="preserve">hớ bất kỳ khi chương trình chạy và </w:t>
+      </w:r>
+      <w:r>
+        <w:t>được liên kết với chương trình ngay trong bộ nhớ.</w:t>
+      </w:r>
+      <w:r>
+        <w:t xml:space="preserve"> Quá trình này được gọi là </w:t>
+      </w:r>
+      <w:r>
+        <w:t>Dynamic Linking</w:t>
+      </w:r>
+      <w:r>
+        <w:t xml:space="preserve"> đương thực hiện bởi Dynamic Linker.</w:t>
+      </w:r>
+    </w:p>
+    <w:p>
+      <w:pPr>
+        <w:pStyle w:val="NormalWeb"/>
+      </w:pPr>
+      <w:r>
+        <w:t xml:space="preserve">Shared library được gọi </w:t>
+      </w:r>
+      <w:r>
+        <w:t xml:space="preserve">là "shared" (dùng </w:t>
+      </w:r>
+      <w:proofErr w:type="gramStart"/>
+      <w:r>
+        <w:t>chung</w:t>
+      </w:r>
+      <w:proofErr w:type="gramEnd"/>
+      <w:r>
+        <w:t>) vì:</w:t>
+      </w:r>
+    </w:p>
+    <w:p>
+      <w:pPr>
+        <w:pStyle w:val="NormalWeb"/>
+        <w:numPr>
+          <w:ilvl w:val="0"/>
+          <w:numId w:val="4"/>
+        </w:numPr>
+      </w:pPr>
+      <w:r>
+        <w:t xml:space="preserve">Mã và dữ liệu trong file </w:t>
+      </w:r>
+      <w:r>
+        <w:rPr>
+          <w:rStyle w:val="HTMLCode"/>
+        </w:rPr>
+        <w:t>.so</w:t>
+      </w:r>
+      <w:r>
+        <w:t xml:space="preserve"> đó được dùng </w:t>
+      </w:r>
+      <w:proofErr w:type="gramStart"/>
+      <w:r>
+        <w:t>chung</w:t>
+      </w:r>
+      <w:proofErr w:type="gramEnd"/>
+      <w:r>
+        <w:t xml:space="preserve"> bởi tất cả các file executable tham chiếu tới thư viện.</w:t>
+      </w:r>
+    </w:p>
+    <w:p>
+      <w:pPr>
+        <w:pStyle w:val="NormalWeb"/>
+        <w:numPr>
+          <w:ilvl w:val="0"/>
+          <w:numId w:val="4"/>
+        </w:numPr>
+      </w:pPr>
+      <w:r>
+        <w:t>Trong RA</w:t>
+      </w:r>
+      <w:r>
+        <w:t>M, một bản duy nhất của section</w:t>
+      </w:r>
+      <w:r>
+        <w:rPr>
+          <w:rStyle w:val="HTMLCode"/>
+        </w:rPr>
+        <w:t>.text</w:t>
+      </w:r>
+      <w:r>
+        <w:t xml:space="preserve"> </w:t>
+      </w:r>
+      <w:r>
+        <w:t>của shared library có thể được nhiều process đang chạy cùng sử dụng.</w:t>
+      </w:r>
+    </w:p>
+    <w:p>
+      <w:pPr>
+        <w:pStyle w:val="NormalWeb"/>
+      </w:pPr>
+      <w:r>
+        <w:t>Để tạo shared library:</w:t>
+      </w:r>
+    </w:p>
+    <w:p>
+      <w:pPr>
+        <w:pStyle w:val="NormalWeb"/>
+        <w:jc w:val="center"/>
+      </w:pPr>
+      <w:r>
+        <w:drawing>
+          <wp:inline distT="0" distB="0" distL="0" distR="0" wp14:anchorId="1C11C225" wp14:editId="7AAF2A8C">
+            <wp:extent cx="3007950" cy="2272352"/>
+            <wp:effectExtent l="0" t="0" r="2540" b="0"/>
+            <wp:docPr id="31" name="Picture 31"/>
+            <wp:cNvGraphicFramePr>
+              <a:graphicFrameLocks xmlns:a="http://schemas.openxmlformats.org/drawingml/2006/main" noChangeAspect="1"/>
+            </wp:cNvGraphicFramePr>
+            <a:graphic xmlns:a="http://schemas.openxmlformats.org/drawingml/2006/main">
+              <a:graphicData uri="http://schemas.openxmlformats.org/drawingml/2006/picture">
+                <pic:pic xmlns:pic="http://schemas.openxmlformats.org/drawingml/2006/picture">
+                  <pic:nvPicPr>
+                    <pic:cNvPr id="1" name=""/>
+                    <pic:cNvPicPr/>
+                  </pic:nvPicPr>
+                  <pic:blipFill>
+                    <a:blip r:embed="rId36"/>
+                    <a:stretch>
+                      <a:fillRect/>
+                    </a:stretch>
+                  </pic:blipFill>
+                  <pic:spPr>
+                    <a:xfrm>
+                      <a:off x="0" y="0"/>
+                      <a:ext cx="3022648" cy="2283455"/>
+                    </a:xfrm>
+                    <a:prstGeom prst="rect">
+                      <a:avLst/>
+                    </a:prstGeom>
+                  </pic:spPr>
+                </pic:pic>
+              </a:graphicData>
+            </a:graphic>
+          </wp:inline>
+        </w:drawing>
+      </w:r>
+    </w:p>
+    <w:p>
+      <w:pPr>
+        <w:pStyle w:val="NormalWeb"/>
+      </w:pPr>
+      <w:r>
+        <w:drawing>
+          <wp:inline distT="0" distB="0" distL="0" distR="0" wp14:anchorId="6D711793" wp14:editId="3D68D4BF">
+            <wp:extent cx="3821373" cy="317389"/>
+            <wp:effectExtent l="0" t="0" r="0" b="6985"/>
+            <wp:docPr id="32" name="Picture 32"/>
+            <wp:cNvGraphicFramePr>
+              <a:graphicFrameLocks xmlns:a="http://schemas.openxmlformats.org/drawingml/2006/main" noChangeAspect="1"/>
+            </wp:cNvGraphicFramePr>
+            <a:graphic xmlns:a="http://schemas.openxmlformats.org/drawingml/2006/main">
+              <a:graphicData uri="http://schemas.openxmlformats.org/drawingml/2006/picture">
+                <pic:pic xmlns:pic="http://schemas.openxmlformats.org/drawingml/2006/picture">
+                  <pic:nvPicPr>
+                    <pic:cNvPr id="1" name=""/>
+                    <pic:cNvPicPr/>
+                  </pic:nvPicPr>
+                  <pic:blipFill>
+                    <a:blip r:embed="rId37"/>
+                    <a:stretch>
+                      <a:fillRect/>
+                    </a:stretch>
+                  </pic:blipFill>
+                  <pic:spPr>
+                    <a:xfrm>
+                      <a:off x="0" y="0"/>
+                      <a:ext cx="3985473" cy="331019"/>
+                    </a:xfrm>
+                    <a:prstGeom prst="rect">
+                      <a:avLst/>
+                    </a:prstGeom>
+                  </pic:spPr>
+                </pic:pic>
+              </a:graphicData>
+            </a:graphic>
+          </wp:inline>
+        </w:drawing>
+      </w:r>
+    </w:p>
+    <w:p>
+      <w:pPr>
+        <w:pStyle w:val="NormalWeb"/>
+      </w:pPr>
+      <w:r>
+        <w:t>Để yêu cầu linker tạo ra share object file thay vì file thực thực thi thông thường</w:t>
+      </w:r>
+    </w:p>
+    <w:p>
+      <w:pPr>
+        <w:spacing w:before="100" w:beforeAutospacing="1" w:after="100" w:afterAutospacing="1" w:line="240" w:lineRule="auto"/>
+        <w:rPr>
+          <w:rFonts w:ascii="Times New Roman" w:eastAsia="Times New Roman" w:hAnsi="Times New Roman" w:cs="Times New Roman"/>
+          <w:sz w:val="24"/>
+          <w:szCs w:val="24"/>
+        </w:rPr>
+      </w:pPr>
+      <w:r>
+        <w:drawing>
+          <wp:inline distT="0" distB="0" distL="0" distR="0" wp14:anchorId="5E9D3F66" wp14:editId="51962776">
+            <wp:extent cx="2511188" cy="320979"/>
+            <wp:effectExtent l="0" t="0" r="3810" b="3175"/>
+            <wp:docPr id="33" name="Picture 33"/>
+            <wp:cNvGraphicFramePr>
+              <a:graphicFrameLocks xmlns:a="http://schemas.openxmlformats.org/drawingml/2006/main" noChangeAspect="1"/>
+            </wp:cNvGraphicFramePr>
+            <a:graphic xmlns:a="http://schemas.openxmlformats.org/drawingml/2006/main">
+              <a:graphicData uri="http://schemas.openxmlformats.org/drawingml/2006/picture">
+                <pic:pic xmlns:pic="http://schemas.openxmlformats.org/drawingml/2006/picture">
+                  <pic:nvPicPr>
+                    <pic:cNvPr id="1" name=""/>
+                    <pic:cNvPicPr/>
+                  </pic:nvPicPr>
+                  <pic:blipFill>
+                    <a:blip r:embed="rId38"/>
+                    <a:stretch>
+                      <a:fillRect/>
+                    </a:stretch>
+                  </pic:blipFill>
+                  <pic:spPr>
+                    <a:xfrm>
+                      <a:off x="0" y="0"/>
+                      <a:ext cx="2598613" cy="332154"/>
+                    </a:xfrm>
+                    <a:prstGeom prst="rect">
+                      <a:avLst/>
+                    </a:prstGeom>
+                  </pic:spPr>
+                </pic:pic>
+              </a:graphicData>
+            </a:graphic>
+          </wp:inline>
+        </w:drawing>
+      </w:r>
+      <w:r>
+        <w:rPr>
+          <w:rFonts w:ascii="Times New Roman" w:eastAsia="Times New Roman" w:hAnsi="Times New Roman" w:cs="Times New Roman"/>
+          <w:sz w:val="24"/>
+          <w:szCs w:val="24"/>
+        </w:rPr>
+        <w:t xml:space="preserve"> </w:t>
+      </w:r>
+      <w:proofErr w:type="gramStart"/>
+      <w:r>
+        <w:rPr>
+          <w:rFonts w:ascii="Times New Roman" w:eastAsia="Times New Roman" w:hAnsi="Times New Roman" w:cs="Times New Roman"/>
+          <w:sz w:val="24"/>
+          <w:szCs w:val="24"/>
+        </w:rPr>
+        <w:t>lệnh</w:t>
+      </w:r>
+      <w:proofErr w:type="gramEnd"/>
+      <w:r>
+        <w:rPr>
+          <w:rFonts w:ascii="Times New Roman" w:eastAsia="Times New Roman" w:hAnsi="Times New Roman" w:cs="Times New Roman"/>
+          <w:sz w:val="24"/>
+          <w:szCs w:val="24"/>
+        </w:rPr>
+        <w:t xml:space="preserve"> này để liên kết nó với chường trình sau khi tạo ra thư viện xong.</w:t>
+      </w:r>
+    </w:p>
+    <w:p>
+      <w:pPr>
+        <w:spacing w:before="100" w:beforeAutospacing="1" w:after="100" w:afterAutospacing="1" w:line="240" w:lineRule="auto"/>
+        <w:rPr>
+          <w:rFonts w:ascii="Times New Roman" w:eastAsia="Times New Roman" w:hAnsi="Times New Roman" w:cs="Times New Roman"/>
+          <w:sz w:val="24"/>
+          <w:szCs w:val="24"/>
+        </w:rPr>
+      </w:pPr>
+    </w:p>
+    <w:p>
+      <w:pPr>
+        <w:pStyle w:val="NormalWeb"/>
+      </w:pPr>
+      <w:r>
+        <w:lastRenderedPageBreak/>
+        <w:t>Lệnh trên tạo ra file thực thi:</w:t>
+      </w:r>
+      <w:r>
+        <w:t xml:space="preserve"> </w:t>
+      </w:r>
+      <w:r>
+        <w:rPr>
+          <w:rStyle w:val="HTMLCode"/>
+        </w:rPr>
+        <w:t>p2</w:t>
+      </w:r>
+      <w:r>
+        <w:t xml:space="preserve"> </w:t>
+      </w:r>
+      <w:r>
+        <w:t>ở dạng có thể được liên kết với:</w:t>
+      </w:r>
+      <w:r>
+        <w:t xml:space="preserve"> </w:t>
+      </w:r>
+      <w:r>
+        <w:rPr>
+          <w:rStyle w:val="HTMLCode"/>
+        </w:rPr>
+        <w:t>libvector.so</w:t>
+      </w:r>
+      <w:r>
+        <w:t xml:space="preserve"> </w:t>
+      </w:r>
+      <w:r>
+        <w:t>khi chương trình chạy.</w:t>
+      </w:r>
+    </w:p>
+    <w:p>
+      <w:pPr>
+        <w:pStyle w:val="NormalWeb"/>
+      </w:pPr>
+      <w:r>
+        <w:t xml:space="preserve">Khi tạo file thực thi </w:t>
+      </w:r>
+      <w:r>
+        <w:rPr>
+          <w:rStyle w:val="HTMLCode"/>
+        </w:rPr>
+        <w:t>p2</w:t>
+      </w:r>
+      <w:r>
+        <w:t xml:space="preserve">, </w:t>
+      </w:r>
+      <w:r>
+        <w:rPr>
+          <w:rStyle w:val="Strong"/>
+        </w:rPr>
+        <w:t xml:space="preserve">không có bất kỳ code hay data nào từ </w:t>
+      </w:r>
+      <w:r>
+        <w:rPr>
+          <w:rStyle w:val="HTMLCode"/>
+          <w:b/>
+          <w:bCs/>
+        </w:rPr>
+        <w:t>libvector.so</w:t>
+      </w:r>
+      <w:r>
+        <w:rPr>
+          <w:rStyle w:val="Strong"/>
+        </w:rPr>
+        <w:t xml:space="preserve"> được sao chép vào trong executable</w:t>
+      </w:r>
+      <w:r>
+        <w:t>.</w:t>
+      </w:r>
+      <w:r>
+        <w:t xml:space="preserve"> </w:t>
+      </w:r>
+      <w:r>
+        <w:t>L</w:t>
+      </w:r>
+      <w:r>
+        <w:t>inker chỉ sao chép:</w:t>
+      </w:r>
+    </w:p>
+    <w:p>
+      <w:pPr>
+        <w:numPr>
+          <w:ilvl w:val="0"/>
+          <w:numId w:val="29"/>
+        </w:numPr>
+        <w:spacing w:before="100" w:beforeAutospacing="1" w:after="100" w:afterAutospacing="1" w:line="240" w:lineRule="auto"/>
+        <w:rPr>
+          <w:rFonts w:ascii="Times New Roman" w:eastAsia="Times New Roman" w:hAnsi="Times New Roman" w:cs="Times New Roman"/>
+          <w:sz w:val="24"/>
+          <w:szCs w:val="24"/>
+        </w:rPr>
+      </w:pPr>
+      <w:r>
+        <w:rPr>
+          <w:rFonts w:ascii="Times New Roman" w:eastAsia="Times New Roman" w:hAnsi="Times New Roman" w:cs="Times New Roman"/>
+          <w:sz w:val="24"/>
+          <w:szCs w:val="24"/>
+        </w:rPr>
+        <w:t xml:space="preserve">thông tin relocation, </w:t>
+      </w:r>
+    </w:p>
+    <w:p>
+      <w:pPr>
+        <w:numPr>
+          <w:ilvl w:val="0"/>
+          <w:numId w:val="29"/>
+        </w:numPr>
+        <w:spacing w:before="100" w:beforeAutospacing="1" w:after="100" w:afterAutospacing="1" w:line="240" w:lineRule="auto"/>
+        <w:rPr>
+          <w:rFonts w:ascii="Times New Roman" w:eastAsia="Times New Roman" w:hAnsi="Times New Roman" w:cs="Times New Roman"/>
+          <w:sz w:val="24"/>
+          <w:szCs w:val="24"/>
+        </w:rPr>
+      </w:pPr>
+      <w:r>
+        <w:rPr>
+          <w:rFonts w:ascii="Times New Roman" w:eastAsia="Times New Roman" w:hAnsi="Times New Roman" w:cs="Times New Roman"/>
+          <w:sz w:val="24"/>
+          <w:szCs w:val="24"/>
+        </w:rPr>
+        <w:t xml:space="preserve">thông tin symbol table, </w:t>
+      </w:r>
+    </w:p>
+    <w:p>
+      <w:pPr>
+        <w:spacing w:before="100" w:beforeAutospacing="1" w:after="100" w:afterAutospacing="1" w:line="240" w:lineRule="auto"/>
+        <w:rPr>
+          <w:rFonts w:ascii="Times New Roman" w:eastAsia="Times New Roman" w:hAnsi="Times New Roman" w:cs="Times New Roman"/>
+          <w:sz w:val="24"/>
+          <w:szCs w:val="24"/>
+        </w:rPr>
+      </w:pPr>
+      <w:proofErr w:type="gramStart"/>
+      <w:r>
+        <w:rPr>
+          <w:rFonts w:ascii="Times New Roman" w:eastAsia="Times New Roman" w:hAnsi="Times New Roman" w:cs="Times New Roman"/>
+          <w:sz w:val="24"/>
+          <w:szCs w:val="24"/>
+        </w:rPr>
+        <w:t>để</w:t>
+      </w:r>
+      <w:proofErr w:type="gramEnd"/>
+      <w:r>
+        <w:rPr>
+          <w:rFonts w:ascii="Times New Roman" w:eastAsia="Times New Roman" w:hAnsi="Times New Roman" w:cs="Times New Roman"/>
+          <w:sz w:val="24"/>
+          <w:szCs w:val="24"/>
+        </w:rPr>
+        <w:t xml:space="preserve"> sau này các tham chiếu tới code và dữ liệu trong </w:t>
+      </w:r>
+      <w:r>
+        <w:rPr>
+          <w:rFonts w:ascii="Courier New" w:eastAsia="Times New Roman" w:hAnsi="Courier New" w:cs="Courier New"/>
+          <w:sz w:val="20"/>
+          <w:szCs w:val="20"/>
+        </w:rPr>
+        <w:t>libvector.so</w:t>
+      </w:r>
+      <w:r>
+        <w:rPr>
+          <w:rFonts w:ascii="Times New Roman" w:eastAsia="Times New Roman" w:hAnsi="Times New Roman" w:cs="Times New Roman"/>
+          <w:sz w:val="24"/>
+          <w:szCs w:val="24"/>
+        </w:rPr>
+        <w:t xml:space="preserve"> có thể được giải quyết khi chương trình chạy.</w:t>
+      </w:r>
+    </w:p>
+    <w:p>
+      <w:pPr>
+        <w:pStyle w:val="NormalWeb"/>
+        <w:rPr>
+          <w:rStyle w:val="Strong"/>
+          <w:b w:val="0"/>
+        </w:rPr>
+      </w:pPr>
+      <w:r>
+        <w:t xml:space="preserve">Executable </w:t>
+      </w:r>
+      <w:r>
+        <w:rPr>
+          <w:rStyle w:val="HTMLCode"/>
+        </w:rPr>
+        <w:t>p2</w:t>
+      </w:r>
+      <w:r>
+        <w:t xml:space="preserve"> chứa một section:</w:t>
+      </w:r>
+      <w:r>
+        <w:t xml:space="preserve"> </w:t>
+      </w:r>
+      <w:r>
+        <w:rPr>
+          <w:rStyle w:val="HTMLCode"/>
+        </w:rPr>
+        <w:t>.interp</w:t>
+      </w:r>
+      <w:r>
+        <w:t xml:space="preserve">. </w:t>
+      </w:r>
+      <w:r>
+        <w:t xml:space="preserve">Section này chứa đường dẫn tới </w:t>
+      </w:r>
+      <w:r>
+        <w:rPr>
+          <w:rStyle w:val="Strong"/>
+        </w:rPr>
+        <w:t>dynamic linker</w:t>
+      </w:r>
+      <w:r>
+        <w:rPr>
+          <w:rStyle w:val="Strong"/>
+        </w:rPr>
+        <w:t xml:space="preserve"> </w:t>
+      </w:r>
+      <w:r>
+        <w:rPr>
+          <w:rStyle w:val="Strong"/>
+          <w:b w:val="0"/>
+        </w:rPr>
+        <w:t>(dynamic linker vẫn chỉ là 1 shared object)</w:t>
+      </w:r>
+      <w:r>
+        <w:rPr>
+          <w:rStyle w:val="Strong"/>
+          <w:b w:val="0"/>
+        </w:rPr>
+        <w:t>.</w:t>
+      </w:r>
+    </w:p>
+    <w:p>
+      <w:pPr>
+        <w:pStyle w:val="NormalWeb"/>
+      </w:pPr>
+      <w:r>
+        <w:t>loader sau khi sao ELF vào memory RAM thì nếu như lúc trước sẽ vào entry point của _start thì và chạy úng dụng chương trình, còn bây giờ thì sau khi nạp ELF vào RAM sẽ nạp tiếp dynamic linker rồi chạy nó rồi mới quay lại chạy entry point của chư</w:t>
+      </w:r>
+      <w:r>
+        <w:t>ơng trình ưng dụng.</w:t>
+      </w:r>
+    </w:p>
+    <w:p>
+      <w:pPr>
+        <w:pStyle w:val="NormalWeb"/>
+      </w:pPr>
+      <w:r>
+        <w:t>Tuy nhiên</w:t>
+      </w:r>
+      <w:r>
+        <w:t xml:space="preserve">, ứng dụng cũng có thể yêu cầu dynamic linker nạp và liên kết các shared library bất kỳ </w:t>
+      </w:r>
+      <w:r>
+        <w:rPr>
+          <w:rStyle w:val="Strong"/>
+        </w:rPr>
+        <w:t>trong lúc chương trình đang chạy</w:t>
+      </w:r>
+      <w:r>
+        <w:rPr>
+          <w:rStyle w:val="Strong"/>
+        </w:rPr>
+        <w:t xml:space="preserve"> chứ không phải chỉ</w:t>
+      </w:r>
+      <w:r>
+        <w:t xml:space="preserve"> liên kết với các </w:t>
+      </w:r>
+      <w:proofErr w:type="gramStart"/>
+      <w:r>
+        <w:t>thư</w:t>
+      </w:r>
+      <w:proofErr w:type="gramEnd"/>
+      <w:r>
+        <w:t xml:space="preserve"> </w:t>
+      </w:r>
+      <w:r>
+        <w:t>viện đó tại thời điểm biên dịch như đã nó ở trên.</w:t>
+      </w:r>
+    </w:p>
+    <w:p>
+      <w:pPr>
+        <w:pStyle w:val="Heading2"/>
+      </w:pPr>
+      <w:r>
+        <w:t>Linux cung cấp giao diện cho Dynamic Linker</w:t>
+      </w:r>
+    </w:p>
+    <w:p>
+      <w:pPr>
+        <w:pStyle w:val="NormalWeb"/>
+      </w:pPr>
+      <w:r>
+        <w:t>Cho phép chương trình ứng dụng tự nạp và liên kết shared library trong lúc chạy.</w:t>
+      </w:r>
+    </w:p>
+    <w:p>
+      <w:pPr>
+        <w:pStyle w:val="NormalWeb"/>
+        <w:jc w:val="center"/>
+        <w:rPr>
+          <w:b/>
+          <w:sz w:val="32"/>
+          <w:szCs w:val="32"/>
+        </w:rPr>
+      </w:pPr>
+      <w:r>
+        <w:rPr>
+          <w:b/>
+          <w:sz w:val="32"/>
+          <w:szCs w:val="32"/>
+        </w:rPr>
+        <w:drawing>
+          <wp:inline distT="0" distB="0" distL="0" distR="0" wp14:anchorId="210210DE" wp14:editId="2AD4E791">
+            <wp:extent cx="2456597" cy="511491"/>
+            <wp:effectExtent l="0" t="0" r="1270" b="3175"/>
+            <wp:docPr id="34" name="Picture 34"/>
+            <wp:cNvGraphicFramePr>
+              <a:graphicFrameLocks xmlns:a="http://schemas.openxmlformats.org/drawingml/2006/main" noChangeAspect="1"/>
+            </wp:cNvGraphicFramePr>
+            <a:graphic xmlns:a="http://schemas.openxmlformats.org/drawingml/2006/main">
+              <a:graphicData uri="http://schemas.openxmlformats.org/drawingml/2006/picture">
+                <pic:pic xmlns:pic="http://schemas.openxmlformats.org/drawingml/2006/picture">
+                  <pic:nvPicPr>
+                    <pic:cNvPr id="1" name=""/>
+                    <pic:cNvPicPr/>
+                  </pic:nvPicPr>
+                  <pic:blipFill>
+                    <a:blip r:embed="rId39"/>
+                    <a:stretch>
+                      <a:fillRect/>
+                    </a:stretch>
+                  </pic:blipFill>
+                  <pic:spPr>
+                    <a:xfrm>
+                      <a:off x="0" y="0"/>
+                      <a:ext cx="2463311" cy="512889"/>
+                    </a:xfrm>
+                    <a:prstGeom prst="rect">
+                      <a:avLst/>
+                    </a:prstGeom>
+                  </pic:spPr>
+                </pic:pic>
+              </a:graphicData>
+            </a:graphic>
+          </wp:inline>
+        </w:drawing>
+      </w:r>
+    </w:p>
+    <w:p>
+      <w:pPr>
+        <w:spacing w:before="100" w:beforeAutospacing="1" w:after="100" w:afterAutospacing="1" w:line="240" w:lineRule="auto"/>
+        <w:rPr>
+          <w:b/>
+          <w:sz w:val="32"/>
+          <w:szCs w:val="32"/>
+        </w:rPr>
+      </w:pPr>
+      <w:r>
+        <w:rPr>
+          <w:b/>
+          <w:sz w:val="32"/>
+          <w:szCs w:val="32"/>
+        </w:rPr>
+        <w:t>PIC (Position-Independent Code)</w:t>
+      </w:r>
+    </w:p>
+    <w:p>
+      <w:pPr>
+        <w:spacing w:before="100" w:beforeAutospacing="1" w:after="100" w:afterAutospacing="1" w:line="240" w:lineRule="auto"/>
+      </w:pPr>
+      <w:r>
+        <w:t xml:space="preserve">Vì share library </w:t>
+      </w:r>
+      <w:r>
+        <w:t xml:space="preserve">được dùng cho nhiều process, nếu mỗi </w:t>
+      </w:r>
+      <w:proofErr w:type="gramStart"/>
+      <w:r>
+        <w:t>thư</w:t>
+      </w:r>
+      <w:proofErr w:type="gramEnd"/>
+      <w:r>
+        <w:t xml:space="preserve"> viện phải nạp vào địa chỉ cố định thì có thể lản phái không gian địa chỉ, khó qunar lí khi thư vieenj thay đổi kích thước, dễ phân mảnh</w:t>
+      </w:r>
+      <w:r>
+        <w:t xml:space="preserve"> bộ nhớ và khó duy trì. Nên ta cân </w:t>
+      </w:r>
+      <w:proofErr w:type="gramStart"/>
+      <w:r>
+        <w:t>thư</w:t>
+      </w:r>
+      <w:proofErr w:type="gramEnd"/>
+      <w:r>
+        <w:t xml:space="preserve"> thư viện biện dịch và chạy ở bấy kì địa chỉ ô nhớ nào mà không cần sửa đổi mã máy.  PIC sinh ra bằng </w:t>
+      </w:r>
+      <w:r>
+        <w:drawing>
+          <wp:inline distT="0" distB="0" distL="0" distR="0" wp14:anchorId="7C74D7E2" wp14:editId="0B36D83E">
+            <wp:extent cx="771633" cy="276264"/>
+            <wp:effectExtent l="0" t="0" r="0" b="9525"/>
+            <wp:docPr id="35" name="Picture 35"/>
+            <wp:cNvGraphicFramePr>
+              <a:graphicFrameLocks xmlns:a="http://schemas.openxmlformats.org/drawingml/2006/main" noChangeAspect="1"/>
+            </wp:cNvGraphicFramePr>
+            <a:graphic xmlns:a="http://schemas.openxmlformats.org/drawingml/2006/main">
+              <a:graphicData uri="http://schemas.openxmlformats.org/drawingml/2006/picture">
+                <pic:pic xmlns:pic="http://schemas.openxmlformats.org/drawingml/2006/picture">
+                  <pic:nvPicPr>
+                    <pic:cNvPr id="1" name=""/>
+                    <pic:cNvPicPr/>
+                  </pic:nvPicPr>
+                  <pic:blipFill>
+                    <a:blip r:embed="rId40"/>
+                    <a:stretch>
+                      <a:fillRect/>
+                    </a:stretch>
+                  </pic:blipFill>
+                  <pic:spPr>
+                    <a:xfrm>
+                      <a:off x="0" y="0"/>
+                      <a:ext cx="771633" cy="276264"/>
+                    </a:xfrm>
+                    <a:prstGeom prst="rect">
+                      <a:avLst/>
+                    </a:prstGeom>
+                  </pic:spPr>
+                </pic:pic>
+              </a:graphicData>
+            </a:graphic>
+          </wp:inline>
+        </w:drawing>
+      </w:r>
+    </w:p>
+    <w:p>
+      <w:pPr>
+        <w:spacing w:before="100" w:beforeAutospacing="1" w:after="100" w:afterAutospacing="1" w:line="240" w:lineRule="auto"/>
+      </w:pPr>
+      <w:r>
+        <w:t>Ngoài ra việc truy cập ccacs biến toàn cục có sủa dụng GOT và PLT.</w:t>
+      </w:r>
+    </w:p>
+    <w:p>
+      <w:pPr>
+        <w:spacing w:before="100" w:beforeAutospacing="1" w:after="100" w:afterAutospacing="1" w:line="240" w:lineRule="auto"/>
+        <w:rPr>
+          <w:b/>
+          <w:sz w:val="28"/>
+          <w:szCs w:val="28"/>
+        </w:rPr>
+      </w:pPr>
+      <w:r>
+        <w:rPr>
+          <w:b/>
+          <w:sz w:val="28"/>
+          <w:szCs w:val="28"/>
+        </w:rPr>
+        <w:t>Các lênh hỗ trợ v</w:t>
+      </w:r>
       <w:bookmarkStart w:id="0" w:name="_GoBack"/>
       <w:bookmarkEnd w:id="0"/>
-    </w:p>
-    <w:p>
-      <w:pPr>
-        <w:pStyle w:val="Heading3"/>
-        <w:rPr>
-          <w:b w:val="0"/>
-        </w:rPr>
-      </w:pPr>
+      <w:r>
+        <w:rPr>
+          <w:b/>
+          <w:sz w:val="28"/>
+          <w:szCs w:val="28"/>
+        </w:rPr>
+        <w:t xml:space="preserve">à chạy object file trên </w:t>
+      </w:r>
+      <w:proofErr w:type="gramStart"/>
+      <w:r>
+        <w:rPr>
+          <w:b/>
+          <w:sz w:val="28"/>
+          <w:szCs w:val="28"/>
+        </w:rPr>
+        <w:t>Unix</w:t>
+      </w:r>
+      <w:proofErr w:type="gramEnd"/>
+      <w:r>
+        <w:rPr>
+          <w:b/>
+          <w:sz w:val="28"/>
+          <w:szCs w:val="28"/>
+        </w:rPr>
+        <w:t>.</w:t>
+      </w:r>
     </w:p>
     <w:p>
       <w:pPr>
         <w:spacing w:before="100" w:beforeAutospacing="1" w:after="100" w:afterAutospacing="1" w:line="240" w:lineRule="auto"/>
-      </w:pPr>
-    </w:p>
-    <w:p/>
+        <w:rPr>
+          <w:rFonts w:ascii="Times New Roman" w:eastAsia="Times New Roman" w:hAnsi="Times New Roman" w:cs="Times New Roman"/>
+        </w:rPr>
+      </w:pPr>
+      <w:r>
+        <w:rPr>
+          <w:rFonts w:ascii="Times New Roman" w:eastAsia="Times New Roman" w:hAnsi="Times New Roman" w:cs="Times New Roman"/>
+        </w:rPr>
+        <w:lastRenderedPageBreak/>
+        <w:drawing>
+          <wp:inline distT="0" distB="0" distL="0" distR="0" wp14:anchorId="115D1021" wp14:editId="56E72B97">
+            <wp:extent cx="3739487" cy="2926867"/>
+            <wp:effectExtent l="0" t="0" r="0" b="6985"/>
+            <wp:docPr id="36" name="Picture 36"/>
+            <wp:cNvGraphicFramePr>
+              <a:graphicFrameLocks xmlns:a="http://schemas.openxmlformats.org/drawingml/2006/main" noChangeAspect="1"/>
+            </wp:cNvGraphicFramePr>
+            <a:graphic xmlns:a="http://schemas.openxmlformats.org/drawingml/2006/main">
+              <a:graphicData uri="http://schemas.openxmlformats.org/drawingml/2006/picture">
+                <pic:pic xmlns:pic="http://schemas.openxmlformats.org/drawingml/2006/picture">
+                  <pic:nvPicPr>
+                    <pic:cNvPr id="1" name=""/>
+                    <pic:cNvPicPr/>
+                  </pic:nvPicPr>
+                  <pic:blipFill>
+                    <a:blip r:embed="rId41"/>
+                    <a:stretch>
+                      <a:fillRect/>
+                    </a:stretch>
+                  </pic:blipFill>
+                  <pic:spPr>
+                    <a:xfrm>
+                      <a:off x="0" y="0"/>
+                      <a:ext cx="3750607" cy="2935571"/>
+                    </a:xfrm>
+                    <a:prstGeom prst="rect">
+                      <a:avLst/>
+                    </a:prstGeom>
+                  </pic:spPr>
+                </pic:pic>
+              </a:graphicData>
+            </a:graphic>
+          </wp:inline>
+        </w:drawing>
+      </w:r>
+    </w:p>
+    <w:p>
+      <w:pPr>
+        <w:pStyle w:val="NormalWeb"/>
+      </w:pPr>
+    </w:p>
+    <w:p>
+      <w:pPr>
+        <w:spacing w:before="100" w:beforeAutospacing="1" w:after="100" w:afterAutospacing="1" w:line="240" w:lineRule="auto"/>
+        <w:rPr>
+          <w:rFonts w:ascii="Times New Roman" w:eastAsia="Times New Roman" w:hAnsi="Times New Roman" w:cs="Times New Roman"/>
+          <w:sz w:val="24"/>
+          <w:szCs w:val="24"/>
+        </w:rPr>
+      </w:pPr>
+    </w:p>
+    <w:p>
+      <w:pPr>
+        <w:spacing w:before="100" w:beforeAutospacing="1" w:after="100" w:afterAutospacing="1" w:line="240" w:lineRule="auto"/>
+        <w:rPr>
+          <w:rFonts w:ascii="Times New Roman" w:eastAsia="Times New Roman" w:hAnsi="Times New Roman" w:cs="Times New Roman"/>
+          <w:sz w:val="24"/>
+          <w:szCs w:val="24"/>
+        </w:rPr>
+      </w:pPr>
+    </w:p>
+    <w:p>
+      <w:pPr>
+        <w:spacing w:before="100" w:beforeAutospacing="1" w:after="100" w:afterAutospacing="1" w:line="240" w:lineRule="auto"/>
+        <w:ind w:left="360"/>
+        <w:rPr>
+          <w:rFonts w:ascii="Times New Roman" w:eastAsia="Times New Roman" w:hAnsi="Times New Roman" w:cs="Times New Roman"/>
+          <w:sz w:val="24"/>
+          <w:szCs w:val="24"/>
+        </w:rPr>
+      </w:pPr>
+    </w:p>
+    <w:p>
+      <w:pPr>
+        <w:pStyle w:val="NormalWeb"/>
+      </w:pPr>
+    </w:p>
+    <w:p>
+      <w:pPr>
+        <w:rPr>
+          <w:rFonts w:ascii="TimesTen-Italic" w:hAnsi="TimesTen-Italic"/>
+          <w:iCs/>
+          <w:color w:val="231F20"/>
+        </w:rPr>
+      </w:pPr>
+    </w:p>
     <w:sectPr>
       <w:pgSz w:w="12240" w:h="15840"/>
       <w:pgMar w:top="1440" w:right="1440" w:bottom="1440" w:left="1440" w:header="720" w:footer="720" w:gutter="0"/>
@@ -3842,6 +6769,417 @@
     </w:lvl>
   </w:abstractNum>
   <w:abstractNum w:abstractNumId="3" w15:restartNumberingAfterBreak="0">
+    <w:nsid w:val="1C7032FD"/>
+    <w:multiLevelType w:val="multilevel"/>
+    <w:tmpl w:val="9F6C88D0"/>
+    <w:lvl w:ilvl="0">
+      <w:start w:val="1"/>
+      <w:numFmt w:val="bullet"/>
+      <w:lvlText w:val=""/>
+      <w:lvlJc w:val="left"/>
+      <w:pPr>
+        <w:tabs>
+          <w:tab w:val="num" w:pos="720"/>
+        </w:tabs>
+        <w:ind w:left="720" w:hanging="360"/>
+      </w:pPr>
+      <w:rPr>
+        <w:rFonts w:ascii="Symbol" w:hAnsi="Symbol" w:hint="default"/>
+        <w:sz w:val="20"/>
+      </w:rPr>
+    </w:lvl>
+    <w:lvl w:ilvl="1" w:tentative="1">
+      <w:start w:val="1"/>
+      <w:numFmt w:val="bullet"/>
+      <w:lvlText w:val="o"/>
+      <w:lvlJc w:val="left"/>
+      <w:pPr>
+        <w:tabs>
+          <w:tab w:val="num" w:pos="1440"/>
+        </w:tabs>
+        <w:ind w:left="1440" w:hanging="360"/>
+      </w:pPr>
+      <w:rPr>
+        <w:rFonts w:ascii="Courier New" w:hAnsi="Courier New" w:hint="default"/>
+        <w:sz w:val="20"/>
+      </w:rPr>
+    </w:lvl>
+    <w:lvl w:ilvl="2" w:tentative="1">
+      <w:start w:val="1"/>
+      <w:numFmt w:val="bullet"/>
+      <w:lvlText w:val=""/>
+      <w:lvlJc w:val="left"/>
+      <w:pPr>
+        <w:tabs>
+          <w:tab w:val="num" w:pos="2160"/>
+        </w:tabs>
+        <w:ind w:left="2160" w:hanging="360"/>
+      </w:pPr>
+      <w:rPr>
+        <w:rFonts w:ascii="Wingdings" w:hAnsi="Wingdings" w:hint="default"/>
+        <w:sz w:val="20"/>
+      </w:rPr>
+    </w:lvl>
+    <w:lvl w:ilvl="3" w:tentative="1">
+      <w:start w:val="1"/>
+      <w:numFmt w:val="bullet"/>
+      <w:lvlText w:val=""/>
+      <w:lvlJc w:val="left"/>
+      <w:pPr>
+        <w:tabs>
+          <w:tab w:val="num" w:pos="2880"/>
+        </w:tabs>
+        <w:ind w:left="2880" w:hanging="360"/>
+      </w:pPr>
+      <w:rPr>
+        <w:rFonts w:ascii="Wingdings" w:hAnsi="Wingdings" w:hint="default"/>
+        <w:sz w:val="20"/>
+      </w:rPr>
+    </w:lvl>
+    <w:lvl w:ilvl="4" w:tentative="1">
+      <w:start w:val="1"/>
+      <w:numFmt w:val="bullet"/>
+      <w:lvlText w:val=""/>
+      <w:lvlJc w:val="left"/>
+      <w:pPr>
+        <w:tabs>
+          <w:tab w:val="num" w:pos="3600"/>
+        </w:tabs>
+        <w:ind w:left="3600" w:hanging="360"/>
+      </w:pPr>
+      <w:rPr>
+        <w:rFonts w:ascii="Wingdings" w:hAnsi="Wingdings" w:hint="default"/>
+        <w:sz w:val="20"/>
+      </w:rPr>
+    </w:lvl>
+    <w:lvl w:ilvl="5" w:tentative="1">
+      <w:start w:val="1"/>
+      <w:numFmt w:val="bullet"/>
+      <w:lvlText w:val=""/>
+      <w:lvlJc w:val="left"/>
+      <w:pPr>
+        <w:tabs>
+          <w:tab w:val="num" w:pos="4320"/>
+        </w:tabs>
+        <w:ind w:left="4320" w:hanging="360"/>
+      </w:pPr>
+      <w:rPr>
+        <w:rFonts w:ascii="Wingdings" w:hAnsi="Wingdings" w:hint="default"/>
+        <w:sz w:val="20"/>
+      </w:rPr>
+    </w:lvl>
+    <w:lvl w:ilvl="6" w:tentative="1">
+      <w:start w:val="1"/>
+      <w:numFmt w:val="bullet"/>
+      <w:lvlText w:val=""/>
+      <w:lvlJc w:val="left"/>
+      <w:pPr>
+        <w:tabs>
+          <w:tab w:val="num" w:pos="5040"/>
+        </w:tabs>
+        <w:ind w:left="5040" w:hanging="360"/>
+      </w:pPr>
+      <w:rPr>
+        <w:rFonts w:ascii="Wingdings" w:hAnsi="Wingdings" w:hint="default"/>
+        <w:sz w:val="20"/>
+      </w:rPr>
+    </w:lvl>
+    <w:lvl w:ilvl="7" w:tentative="1">
+      <w:start w:val="1"/>
+      <w:numFmt w:val="bullet"/>
+      <w:lvlText w:val=""/>
+      <w:lvlJc w:val="left"/>
+      <w:pPr>
+        <w:tabs>
+          <w:tab w:val="num" w:pos="5760"/>
+        </w:tabs>
+        <w:ind w:left="5760" w:hanging="360"/>
+      </w:pPr>
+      <w:rPr>
+        <w:rFonts w:ascii="Wingdings" w:hAnsi="Wingdings" w:hint="default"/>
+        <w:sz w:val="20"/>
+      </w:rPr>
+    </w:lvl>
+    <w:lvl w:ilvl="8" w:tentative="1">
+      <w:start w:val="1"/>
+      <w:numFmt w:val="bullet"/>
+      <w:lvlText w:val=""/>
+      <w:lvlJc w:val="left"/>
+      <w:pPr>
+        <w:tabs>
+          <w:tab w:val="num" w:pos="6480"/>
+        </w:tabs>
+        <w:ind w:left="6480" w:hanging="360"/>
+      </w:pPr>
+      <w:rPr>
+        <w:rFonts w:ascii="Wingdings" w:hAnsi="Wingdings" w:hint="default"/>
+        <w:sz w:val="20"/>
+      </w:rPr>
+    </w:lvl>
+  </w:abstractNum>
+  <w:abstractNum w:abstractNumId="4" w15:restartNumberingAfterBreak="0">
+    <w:nsid w:val="21921E1B"/>
+    <w:multiLevelType w:val="multilevel"/>
+    <w:tmpl w:val="2F8434CC"/>
+    <w:lvl w:ilvl="0">
+      <w:start w:val="1"/>
+      <w:numFmt w:val="decimal"/>
+      <w:lvlText w:val="%1."/>
+      <w:lvlJc w:val="left"/>
+      <w:pPr>
+        <w:tabs>
+          <w:tab w:val="num" w:pos="720"/>
+        </w:tabs>
+        <w:ind w:left="720" w:hanging="360"/>
+      </w:pPr>
+    </w:lvl>
+    <w:lvl w:ilvl="1" w:tentative="1">
+      <w:start w:val="1"/>
+      <w:numFmt w:val="decimal"/>
+      <w:lvlText w:val="%2."/>
+      <w:lvlJc w:val="left"/>
+      <w:pPr>
+        <w:tabs>
+          <w:tab w:val="num" w:pos="1440"/>
+        </w:tabs>
+        <w:ind w:left="1440" w:hanging="360"/>
+      </w:pPr>
+    </w:lvl>
+    <w:lvl w:ilvl="2" w:tentative="1">
+      <w:start w:val="1"/>
+      <w:numFmt w:val="decimal"/>
+      <w:lvlText w:val="%3."/>
+      <w:lvlJc w:val="left"/>
+      <w:pPr>
+        <w:tabs>
+          <w:tab w:val="num" w:pos="2160"/>
+        </w:tabs>
+        <w:ind w:left="2160" w:hanging="360"/>
+      </w:pPr>
+    </w:lvl>
+    <w:lvl w:ilvl="3" w:tentative="1">
+      <w:start w:val="1"/>
+      <w:numFmt w:val="decimal"/>
+      <w:lvlText w:val="%4."/>
+      <w:lvlJc w:val="left"/>
+      <w:pPr>
+        <w:tabs>
+          <w:tab w:val="num" w:pos="2880"/>
+        </w:tabs>
+        <w:ind w:left="2880" w:hanging="360"/>
+      </w:pPr>
+    </w:lvl>
+    <w:lvl w:ilvl="4" w:tentative="1">
+      <w:start w:val="1"/>
+      <w:numFmt w:val="decimal"/>
+      <w:lvlText w:val="%5."/>
+      <w:lvlJc w:val="left"/>
+      <w:pPr>
+        <w:tabs>
+          <w:tab w:val="num" w:pos="3600"/>
+        </w:tabs>
+        <w:ind w:left="3600" w:hanging="360"/>
+      </w:pPr>
+    </w:lvl>
+    <w:lvl w:ilvl="5" w:tentative="1">
+      <w:start w:val="1"/>
+      <w:numFmt w:val="decimal"/>
+      <w:lvlText w:val="%6."/>
+      <w:lvlJc w:val="left"/>
+      <w:pPr>
+        <w:tabs>
+          <w:tab w:val="num" w:pos="4320"/>
+        </w:tabs>
+        <w:ind w:left="4320" w:hanging="360"/>
+      </w:pPr>
+    </w:lvl>
+    <w:lvl w:ilvl="6" w:tentative="1">
+      <w:start w:val="1"/>
+      <w:numFmt w:val="decimal"/>
+      <w:lvlText w:val="%7."/>
+      <w:lvlJc w:val="left"/>
+      <w:pPr>
+        <w:tabs>
+          <w:tab w:val="num" w:pos="5040"/>
+        </w:tabs>
+        <w:ind w:left="5040" w:hanging="360"/>
+      </w:pPr>
+    </w:lvl>
+    <w:lvl w:ilvl="7" w:tentative="1">
+      <w:start w:val="1"/>
+      <w:numFmt w:val="decimal"/>
+      <w:lvlText w:val="%8."/>
+      <w:lvlJc w:val="left"/>
+      <w:pPr>
+        <w:tabs>
+          <w:tab w:val="num" w:pos="5760"/>
+        </w:tabs>
+        <w:ind w:left="5760" w:hanging="360"/>
+      </w:pPr>
+    </w:lvl>
+    <w:lvl w:ilvl="8" w:tentative="1">
+      <w:start w:val="1"/>
+      <w:numFmt w:val="decimal"/>
+      <w:lvlText w:val="%9."/>
+      <w:lvlJc w:val="left"/>
+      <w:pPr>
+        <w:tabs>
+          <w:tab w:val="num" w:pos="6480"/>
+        </w:tabs>
+        <w:ind w:left="6480" w:hanging="360"/>
+      </w:pPr>
+    </w:lvl>
+  </w:abstractNum>
+  <w:abstractNum w:abstractNumId="5" w15:restartNumberingAfterBreak="0">
+    <w:nsid w:val="23B474B8"/>
+    <w:multiLevelType w:val="multilevel"/>
+    <w:tmpl w:val="001A3D96"/>
+    <w:lvl w:ilvl="0">
+      <w:start w:val="1"/>
+      <w:numFmt w:val="bullet"/>
+      <w:lvlText w:val=""/>
+      <w:lvlJc w:val="left"/>
+      <w:pPr>
+        <w:tabs>
+          <w:tab w:val="num" w:pos="720"/>
+        </w:tabs>
+        <w:ind w:left="720" w:hanging="360"/>
+      </w:pPr>
+      <w:rPr>
+        <w:rFonts w:ascii="Symbol" w:hAnsi="Symbol" w:hint="default"/>
+        <w:sz w:val="20"/>
+      </w:rPr>
+    </w:lvl>
+    <w:lvl w:ilvl="1" w:tentative="1">
+      <w:start w:val="1"/>
+      <w:numFmt w:val="bullet"/>
+      <w:lvlText w:val="o"/>
+      <w:lvlJc w:val="left"/>
+      <w:pPr>
+        <w:tabs>
+          <w:tab w:val="num" w:pos="1440"/>
+        </w:tabs>
+        <w:ind w:left="1440" w:hanging="360"/>
+      </w:pPr>
+      <w:rPr>
+        <w:rFonts w:ascii="Courier New" w:hAnsi="Courier New" w:hint="default"/>
+        <w:sz w:val="20"/>
+      </w:rPr>
+    </w:lvl>
+    <w:lvl w:ilvl="2" w:tentative="1">
+      <w:start w:val="1"/>
+      <w:numFmt w:val="bullet"/>
+      <w:lvlText w:val=""/>
+      <w:lvlJc w:val="left"/>
+      <w:pPr>
+        <w:tabs>
+          <w:tab w:val="num" w:pos="2160"/>
+        </w:tabs>
+        <w:ind w:left="2160" w:hanging="360"/>
+      </w:pPr>
+      <w:rPr>
+        <w:rFonts w:ascii="Wingdings" w:hAnsi="Wingdings" w:hint="default"/>
+        <w:sz w:val="20"/>
+      </w:rPr>
+    </w:lvl>
+    <w:lvl w:ilvl="3" w:tentative="1">
+      <w:start w:val="1"/>
+      <w:numFmt w:val="bullet"/>
+      <w:lvlText w:val=""/>
+      <w:lvlJc w:val="left"/>
+      <w:pPr>
+        <w:tabs>
+          <w:tab w:val="num" w:pos="2880"/>
+        </w:tabs>
+        <w:ind w:left="2880" w:hanging="360"/>
+      </w:pPr>
+      <w:rPr>
+        <w:rFonts w:ascii="Wingdings" w:hAnsi="Wingdings" w:hint="default"/>
+        <w:sz w:val="20"/>
+      </w:rPr>
+    </w:lvl>
+    <w:lvl w:ilvl="4" w:tentative="1">
+      <w:start w:val="1"/>
+      <w:numFmt w:val="bullet"/>
+      <w:lvlText w:val=""/>
+      <w:lvlJc w:val="left"/>
+      <w:pPr>
+        <w:tabs>
+          <w:tab w:val="num" w:pos="3600"/>
+        </w:tabs>
+        <w:ind w:left="3600" w:hanging="360"/>
+      </w:pPr>
+      <w:rPr>
+        <w:rFonts w:ascii="Wingdings" w:hAnsi="Wingdings" w:hint="default"/>
+        <w:sz w:val="20"/>
+      </w:rPr>
+    </w:lvl>
+    <w:lvl w:ilvl="5" w:tentative="1">
+      <w:start w:val="1"/>
+      <w:numFmt w:val="bullet"/>
+      <w:lvlText w:val=""/>
+      <w:lvlJc w:val="left"/>
+      <w:pPr>
+        <w:tabs>
+          <w:tab w:val="num" w:pos="4320"/>
+        </w:tabs>
+        <w:ind w:left="4320" w:hanging="360"/>
+      </w:pPr>
+      <w:rPr>
+        <w:rFonts w:ascii="Wingdings" w:hAnsi="Wingdings" w:hint="default"/>
+        <w:sz w:val="20"/>
+      </w:rPr>
+    </w:lvl>
+    <w:lvl w:ilvl="6" w:tentative="1">
+      <w:start w:val="1"/>
+      <w:numFmt w:val="bullet"/>
+      <w:lvlText w:val=""/>
+      <w:lvlJc w:val="left"/>
+      <w:pPr>
+        <w:tabs>
+          <w:tab w:val="num" w:pos="5040"/>
+        </w:tabs>
+        <w:ind w:left="5040" w:hanging="360"/>
+      </w:pPr>
+      <w:rPr>
+        <w:rFonts w:ascii="Wingdings" w:hAnsi="Wingdings" w:hint="default"/>
+        <w:sz w:val="20"/>
+      </w:rPr>
+    </w:lvl>
+    <w:lvl w:ilvl="7" w:tentative="1">
+      <w:start w:val="1"/>
+      <w:numFmt w:val="bullet"/>
+      <w:lvlText w:val=""/>
+      <w:lvlJc w:val="left"/>
+      <w:pPr>
+        <w:tabs>
+          <w:tab w:val="num" w:pos="5760"/>
+        </w:tabs>
+        <w:ind w:left="5760" w:hanging="360"/>
+      </w:pPr>
+      <w:rPr>
+        <w:rFonts w:ascii="Wingdings" w:hAnsi="Wingdings" w:hint="default"/>
+        <w:sz w:val="20"/>
+      </w:rPr>
+    </w:lvl>
+    <w:lvl w:ilvl="8" w:tentative="1">
+      <w:start w:val="1"/>
+      <w:numFmt w:val="bullet"/>
+      <w:lvlText w:val=""/>
+      <w:lvlJc w:val="left"/>
+      <w:pPr>
+        <w:tabs>
+          <w:tab w:val="num" w:pos="6480"/>
+        </w:tabs>
+        <w:ind w:left="6480" w:hanging="360"/>
+      </w:pPr>
+      <w:rPr>
+        <w:rFonts w:ascii="Wingdings" w:hAnsi="Wingdings" w:hint="default"/>
+        <w:sz w:val="20"/>
+      </w:rPr>
+    </w:lvl>
+  </w:abstractNum>
+  <w:abstractNum w:abstractNumId="6" w15:restartNumberingAfterBreak="0">
     <w:nsid w:val="25F44022"/>
     <w:multiLevelType w:val="multilevel"/>
     <w:tmpl w:val="4D6C8C46"/>
@@ -3990,7 +7328,7 @@
       </w:rPr>
     </w:lvl>
   </w:abstractNum>
-  <w:abstractNum w:abstractNumId="4" w15:restartNumberingAfterBreak="0">
+  <w:abstractNum w:abstractNumId="7" w15:restartNumberingAfterBreak="0">
     <w:nsid w:val="29415B27"/>
     <w:multiLevelType w:val="hybridMultilevel"/>
     <w:tmpl w:val="C492ADCC"/>
@@ -4079,7 +7417,7 @@
       </w:pPr>
     </w:lvl>
   </w:abstractNum>
-  <w:abstractNum w:abstractNumId="5" w15:restartNumberingAfterBreak="0">
+  <w:abstractNum w:abstractNumId="8" w15:restartNumberingAfterBreak="0">
     <w:nsid w:val="323C6537"/>
     <w:multiLevelType w:val="multilevel"/>
     <w:tmpl w:val="69AEB1D2"/>
@@ -4228,7 +7566,7 @@
       </w:rPr>
     </w:lvl>
   </w:abstractNum>
-  <w:abstractNum w:abstractNumId="6" w15:restartNumberingAfterBreak="0">
+  <w:abstractNum w:abstractNumId="9" w15:restartNumberingAfterBreak="0">
     <w:nsid w:val="33476ED2"/>
     <w:multiLevelType w:val="hybridMultilevel"/>
     <w:tmpl w:val="BA06FDA6"/>
@@ -4341,7 +7679,7 @@
       </w:rPr>
     </w:lvl>
   </w:abstractNum>
-  <w:abstractNum w:abstractNumId="7" w15:restartNumberingAfterBreak="0">
+  <w:abstractNum w:abstractNumId="10" w15:restartNumberingAfterBreak="0">
     <w:nsid w:val="34CC3272"/>
     <w:multiLevelType w:val="multilevel"/>
     <w:tmpl w:val="01C67CA4"/>
@@ -4490,7 +7828,7 @@
       </w:rPr>
     </w:lvl>
   </w:abstractNum>
-  <w:abstractNum w:abstractNumId="8" w15:restartNumberingAfterBreak="0">
+  <w:abstractNum w:abstractNumId="11" w15:restartNumberingAfterBreak="0">
     <w:nsid w:val="356A64CF"/>
     <w:multiLevelType w:val="multilevel"/>
     <w:tmpl w:val="268C1D56"/>
@@ -4639,7 +7977,7 @@
       </w:rPr>
     </w:lvl>
   </w:abstractNum>
-  <w:abstractNum w:abstractNumId="9" w15:restartNumberingAfterBreak="0">
+  <w:abstractNum w:abstractNumId="12" w15:restartNumberingAfterBreak="0">
     <w:nsid w:val="36743DE2"/>
     <w:multiLevelType w:val="multilevel"/>
     <w:tmpl w:val="A8B47416"/>
@@ -4788,7 +8126,7 @@
       </w:rPr>
     </w:lvl>
   </w:abstractNum>
-  <w:abstractNum w:abstractNumId="10" w15:restartNumberingAfterBreak="0">
+  <w:abstractNum w:abstractNumId="13" w15:restartNumberingAfterBreak="0">
     <w:nsid w:val="385D1704"/>
     <w:multiLevelType w:val="multilevel"/>
     <w:tmpl w:val="6568D7B0"/>
@@ -4937,7 +8275,7 @@
       </w:rPr>
     </w:lvl>
   </w:abstractNum>
-  <w:abstractNum w:abstractNumId="11" w15:restartNumberingAfterBreak="0">
+  <w:abstractNum w:abstractNumId="14" w15:restartNumberingAfterBreak="0">
     <w:nsid w:val="39A94FC9"/>
     <w:multiLevelType w:val="multilevel"/>
     <w:tmpl w:val="20E0B418"/>
@@ -5086,7 +8424,96 @@
       </w:rPr>
     </w:lvl>
   </w:abstractNum>
-  <w:abstractNum w:abstractNumId="12" w15:restartNumberingAfterBreak="0">
+  <w:abstractNum w:abstractNumId="15" w15:restartNumberingAfterBreak="0">
+    <w:nsid w:val="3CC74F83"/>
+    <w:multiLevelType w:val="hybridMultilevel"/>
+    <w:tmpl w:val="C492ADCC"/>
+    <w:lvl w:ilvl="0" w:tplc="0409000F">
+      <w:start w:val="1"/>
+      <w:numFmt w:val="decimal"/>
+      <w:lvlText w:val="%1."/>
+      <w:lvlJc w:val="left"/>
+      <w:pPr>
+        <w:ind w:left="720" w:hanging="360"/>
+      </w:pPr>
+      <w:rPr>
+        <w:rFonts w:hint="default"/>
+      </w:rPr>
+    </w:lvl>
+    <w:lvl w:ilvl="1" w:tplc="04090019" w:tentative="1">
+      <w:start w:val="1"/>
+      <w:numFmt w:val="lowerLetter"/>
+      <w:lvlText w:val="%2."/>
+      <w:lvlJc w:val="left"/>
+      <w:pPr>
+        <w:ind w:left="1440" w:hanging="360"/>
+      </w:pPr>
+    </w:lvl>
+    <w:lvl w:ilvl="2" w:tplc="0409001B" w:tentative="1">
+      <w:start w:val="1"/>
+      <w:numFmt w:val="lowerRoman"/>
+      <w:lvlText w:val="%3."/>
+      <w:lvlJc w:val="right"/>
+      <w:pPr>
+        <w:ind w:left="2160" w:hanging="180"/>
+      </w:pPr>
+    </w:lvl>
+    <w:lvl w:ilvl="3" w:tplc="0409000F" w:tentative="1">
+      <w:start w:val="1"/>
+      <w:numFmt w:val="decimal"/>
+      <w:lvlText w:val="%4."/>
+      <w:lvlJc w:val="left"/>
+      <w:pPr>
+        <w:ind w:left="2880" w:hanging="360"/>
+      </w:pPr>
+    </w:lvl>
+    <w:lvl w:ilvl="4" w:tplc="04090019" w:tentative="1">
+      <w:start w:val="1"/>
+      <w:numFmt w:val="lowerLetter"/>
+      <w:lvlText w:val="%5."/>
+      <w:lvlJc w:val="left"/>
+      <w:pPr>
+        <w:ind w:left="3600" w:hanging="360"/>
+      </w:pPr>
+    </w:lvl>
+    <w:lvl w:ilvl="5" w:tplc="0409001B" w:tentative="1">
+      <w:start w:val="1"/>
+      <w:numFmt w:val="lowerRoman"/>
+      <w:lvlText w:val="%6."/>
+      <w:lvlJc w:val="right"/>
+      <w:pPr>
+        <w:ind w:left="4320" w:hanging="180"/>
+      </w:pPr>
+    </w:lvl>
+    <w:lvl w:ilvl="6" w:tplc="0409000F" w:tentative="1">
+      <w:start w:val="1"/>
+      <w:numFmt w:val="decimal"/>
+      <w:lvlText w:val="%7."/>
+      <w:lvlJc w:val="left"/>
+      <w:pPr>
+        <w:ind w:left="5040" w:hanging="360"/>
+      </w:pPr>
+    </w:lvl>
+    <w:lvl w:ilvl="7" w:tplc="04090019" w:tentative="1">
+      <w:start w:val="1"/>
+      <w:numFmt w:val="lowerLetter"/>
+      <w:lvlText w:val="%8."/>
+      <w:lvlJc w:val="left"/>
+      <w:pPr>
+        <w:ind w:left="5760" w:hanging="360"/>
+      </w:pPr>
+    </w:lvl>
+    <w:lvl w:ilvl="8" w:tplc="0409001B" w:tentative="1">
+      <w:start w:val="1"/>
+      <w:numFmt w:val="lowerRoman"/>
+      <w:lvlText w:val="%9."/>
+      <w:lvlJc w:val="right"/>
+      <w:pPr>
+        <w:ind w:left="6480" w:hanging="180"/>
+      </w:pPr>
+    </w:lvl>
+  </w:abstractNum>
+  <w:abstractNum w:abstractNumId="16" w15:restartNumberingAfterBreak="0">
     <w:nsid w:val="423E154F"/>
     <w:multiLevelType w:val="hybridMultilevel"/>
     <w:tmpl w:val="2C0A068E"/>
@@ -5199,7 +8626,156 @@
       </w:rPr>
     </w:lvl>
   </w:abstractNum>
-  <w:abstractNum w:abstractNumId="13" w15:restartNumberingAfterBreak="0">
+  <w:abstractNum w:abstractNumId="17" w15:restartNumberingAfterBreak="0">
+    <w:nsid w:val="46311385"/>
+    <w:multiLevelType w:val="multilevel"/>
+    <w:tmpl w:val="F5FA3DBC"/>
+    <w:lvl w:ilvl="0">
+      <w:start w:val="1"/>
+      <w:numFmt w:val="bullet"/>
+      <w:lvlText w:val=""/>
+      <w:lvlJc w:val="left"/>
+      <w:pPr>
+        <w:tabs>
+          <w:tab w:val="num" w:pos="720"/>
+        </w:tabs>
+        <w:ind w:left="720" w:hanging="360"/>
+      </w:pPr>
+      <w:rPr>
+        <w:rFonts w:ascii="Symbol" w:hAnsi="Symbol" w:hint="default"/>
+        <w:sz w:val="20"/>
+      </w:rPr>
+    </w:lvl>
+    <w:lvl w:ilvl="1" w:tentative="1">
+      <w:start w:val="1"/>
+      <w:numFmt w:val="bullet"/>
+      <w:lvlText w:val="o"/>
+      <w:lvlJc w:val="left"/>
+      <w:pPr>
+        <w:tabs>
+          <w:tab w:val="num" w:pos="1440"/>
+        </w:tabs>
+        <w:ind w:left="1440" w:hanging="360"/>
+      </w:pPr>
+      <w:rPr>
+        <w:rFonts w:ascii="Courier New" w:hAnsi="Courier New" w:hint="default"/>
+        <w:sz w:val="20"/>
+      </w:rPr>
+    </w:lvl>
+    <w:lvl w:ilvl="2" w:tentative="1">
+      <w:start w:val="1"/>
+      <w:numFmt w:val="bullet"/>
+      <w:lvlText w:val=""/>
+      <w:lvlJc w:val="left"/>
+      <w:pPr>
+        <w:tabs>
+          <w:tab w:val="num" w:pos="2160"/>
+        </w:tabs>
+        <w:ind w:left="2160" w:hanging="360"/>
+      </w:pPr>
+      <w:rPr>
+        <w:rFonts w:ascii="Wingdings" w:hAnsi="Wingdings" w:hint="default"/>
+        <w:sz w:val="20"/>
+      </w:rPr>
+    </w:lvl>
+    <w:lvl w:ilvl="3" w:tentative="1">
+      <w:start w:val="1"/>
+      <w:numFmt w:val="bullet"/>
+      <w:lvlText w:val=""/>
+      <w:lvlJc w:val="left"/>
+      <w:pPr>
+        <w:tabs>
+          <w:tab w:val="num" w:pos="2880"/>
+        </w:tabs>
+        <w:ind w:left="2880" w:hanging="360"/>
+      </w:pPr>
+      <w:rPr>
+        <w:rFonts w:ascii="Wingdings" w:hAnsi="Wingdings" w:hint="default"/>
+        <w:sz w:val="20"/>
+      </w:rPr>
+    </w:lvl>
+    <w:lvl w:ilvl="4" w:tentative="1">
+      <w:start w:val="1"/>
+      <w:numFmt w:val="bullet"/>
+      <w:lvlText w:val=""/>
+      <w:lvlJc w:val="left"/>
+      <w:pPr>
+        <w:tabs>
+          <w:tab w:val="num" w:pos="3600"/>
+        </w:tabs>
+        <w:ind w:left="3600" w:hanging="360"/>
+      </w:pPr>
+      <w:rPr>
+        <w:rFonts w:ascii="Wingdings" w:hAnsi="Wingdings" w:hint="default"/>
+        <w:sz w:val="20"/>
+      </w:rPr>
+    </w:lvl>
+    <w:lvl w:ilvl="5" w:tentative="1">
+      <w:start w:val="1"/>
+      <w:numFmt w:val="bullet"/>
+      <w:lvlText w:val=""/>
+      <w:lvlJc w:val="left"/>
+      <w:pPr>
+        <w:tabs>
+          <w:tab w:val="num" w:pos="4320"/>
+        </w:tabs>
+        <w:ind w:left="4320" w:hanging="360"/>
+      </w:pPr>
+      <w:rPr>
+        <w:rFonts w:ascii="Wingdings" w:hAnsi="Wingdings" w:hint="default"/>
+        <w:sz w:val="20"/>
+      </w:rPr>
+    </w:lvl>
+    <w:lvl w:ilvl="6" w:tentative="1">
+      <w:start w:val="1"/>
+      <w:numFmt w:val="bullet"/>
+      <w:lvlText w:val=""/>
+      <w:lvlJc w:val="left"/>
+      <w:pPr>
+        <w:tabs>
+          <w:tab w:val="num" w:pos="5040"/>
+        </w:tabs>
+        <w:ind w:left="5040" w:hanging="360"/>
+      </w:pPr>
+      <w:rPr>
+        <w:rFonts w:ascii="Wingdings" w:hAnsi="Wingdings" w:hint="default"/>
+        <w:sz w:val="20"/>
+      </w:rPr>
+    </w:lvl>
+    <w:lvl w:ilvl="7" w:tentative="1">
+      <w:start w:val="1"/>
+      <w:numFmt w:val="bullet"/>
+      <w:lvlText w:val=""/>
+      <w:lvlJc w:val="left"/>
+      <w:pPr>
+        <w:tabs>
+          <w:tab w:val="num" w:pos="5760"/>
+        </w:tabs>
+        <w:ind w:left="5760" w:hanging="360"/>
+      </w:pPr>
+      <w:rPr>
+        <w:rFonts w:ascii="Wingdings" w:hAnsi="Wingdings" w:hint="default"/>
+        <w:sz w:val="20"/>
+      </w:rPr>
+    </w:lvl>
+    <w:lvl w:ilvl="8" w:tentative="1">
+      <w:start w:val="1"/>
+      <w:numFmt w:val="bullet"/>
+      <w:lvlText w:val=""/>
+      <w:lvlJc w:val="left"/>
+      <w:pPr>
+        <w:tabs>
+          <w:tab w:val="num" w:pos="6480"/>
+        </w:tabs>
+        <w:ind w:left="6480" w:hanging="360"/>
+      </w:pPr>
+      <w:rPr>
+        <w:rFonts w:ascii="Wingdings" w:hAnsi="Wingdings" w:hint="default"/>
+        <w:sz w:val="20"/>
+      </w:rPr>
+    </w:lvl>
+  </w:abstractNum>
+  <w:abstractNum w:abstractNumId="18" w15:restartNumberingAfterBreak="0">
     <w:nsid w:val="4CE35351"/>
     <w:multiLevelType w:val="multilevel"/>
     <w:tmpl w:val="337A53D4"/>
@@ -5348,7 +8924,156 @@
       </w:rPr>
     </w:lvl>
   </w:abstractNum>
-  <w:abstractNum w:abstractNumId="14" w15:restartNumberingAfterBreak="0">
+  <w:abstractNum w:abstractNumId="19" w15:restartNumberingAfterBreak="0">
+    <w:nsid w:val="51557AFA"/>
+    <w:multiLevelType w:val="multilevel"/>
+    <w:tmpl w:val="2E420E42"/>
+    <w:lvl w:ilvl="0">
+      <w:start w:val="1"/>
+      <w:numFmt w:val="bullet"/>
+      <w:lvlText w:val=""/>
+      <w:lvlJc w:val="left"/>
+      <w:pPr>
+        <w:tabs>
+          <w:tab w:val="num" w:pos="720"/>
+        </w:tabs>
+        <w:ind w:left="720" w:hanging="360"/>
+      </w:pPr>
+      <w:rPr>
+        <w:rFonts w:ascii="Symbol" w:hAnsi="Symbol" w:hint="default"/>
+        <w:sz w:val="20"/>
+      </w:rPr>
+    </w:lvl>
+    <w:lvl w:ilvl="1" w:tentative="1">
+      <w:start w:val="1"/>
+      <w:numFmt w:val="bullet"/>
+      <w:lvlText w:val="o"/>
+      <w:lvlJc w:val="left"/>
+      <w:pPr>
+        <w:tabs>
+          <w:tab w:val="num" w:pos="1440"/>
+        </w:tabs>
+        <w:ind w:left="1440" w:hanging="360"/>
+      </w:pPr>
+      <w:rPr>
+        <w:rFonts w:ascii="Courier New" w:hAnsi="Courier New" w:hint="default"/>
+        <w:sz w:val="20"/>
+      </w:rPr>
+    </w:lvl>
+    <w:lvl w:ilvl="2" w:tentative="1">
+      <w:start w:val="1"/>
+      <w:numFmt w:val="bullet"/>
+      <w:lvlText w:val=""/>
+      <w:lvlJc w:val="left"/>
+      <w:pPr>
+        <w:tabs>
+          <w:tab w:val="num" w:pos="2160"/>
+        </w:tabs>
+        <w:ind w:left="2160" w:hanging="360"/>
+      </w:pPr>
+      <w:rPr>
+        <w:rFonts w:ascii="Wingdings" w:hAnsi="Wingdings" w:hint="default"/>
+        <w:sz w:val="20"/>
+      </w:rPr>
+    </w:lvl>
+    <w:lvl w:ilvl="3" w:tentative="1">
+      <w:start w:val="1"/>
+      <w:numFmt w:val="bullet"/>
+      <w:lvlText w:val=""/>
+      <w:lvlJc w:val="left"/>
+      <w:pPr>
+        <w:tabs>
+          <w:tab w:val="num" w:pos="2880"/>
+        </w:tabs>
+        <w:ind w:left="2880" w:hanging="360"/>
+      </w:pPr>
+      <w:rPr>
+        <w:rFonts w:ascii="Wingdings" w:hAnsi="Wingdings" w:hint="default"/>
+        <w:sz w:val="20"/>
+      </w:rPr>
+    </w:lvl>
+    <w:lvl w:ilvl="4" w:tentative="1">
+      <w:start w:val="1"/>
+      <w:numFmt w:val="bullet"/>
+      <w:lvlText w:val=""/>
+      <w:lvlJc w:val="left"/>
+      <w:pPr>
+        <w:tabs>
+          <w:tab w:val="num" w:pos="3600"/>
+        </w:tabs>
+        <w:ind w:left="3600" w:hanging="360"/>
+      </w:pPr>
+      <w:rPr>
+        <w:rFonts w:ascii="Wingdings" w:hAnsi="Wingdings" w:hint="default"/>
+        <w:sz w:val="20"/>
+      </w:rPr>
+    </w:lvl>
+    <w:lvl w:ilvl="5" w:tentative="1">
+      <w:start w:val="1"/>
+      <w:numFmt w:val="bullet"/>
+      <w:lvlText w:val=""/>
+      <w:lvlJc w:val="left"/>
+      <w:pPr>
+        <w:tabs>
+          <w:tab w:val="num" w:pos="4320"/>
+        </w:tabs>
+        <w:ind w:left="4320" w:hanging="360"/>
+      </w:pPr>
+      <w:rPr>
+        <w:rFonts w:ascii="Wingdings" w:hAnsi="Wingdings" w:hint="default"/>
+        <w:sz w:val="20"/>
+      </w:rPr>
+    </w:lvl>
+    <w:lvl w:ilvl="6" w:tentative="1">
+      <w:start w:val="1"/>
+      <w:numFmt w:val="bullet"/>
+      <w:lvlText w:val=""/>
+      <w:lvlJc w:val="left"/>
+      <w:pPr>
+        <w:tabs>
+          <w:tab w:val="num" w:pos="5040"/>
+        </w:tabs>
+        <w:ind w:left="5040" w:hanging="360"/>
+      </w:pPr>
+      <w:rPr>
+        <w:rFonts w:ascii="Wingdings" w:hAnsi="Wingdings" w:hint="default"/>
+        <w:sz w:val="20"/>
+      </w:rPr>
+    </w:lvl>
+    <w:lvl w:ilvl="7" w:tentative="1">
+      <w:start w:val="1"/>
+      <w:numFmt w:val="bullet"/>
+      <w:lvlText w:val=""/>
+      <w:lvlJc w:val="left"/>
+      <w:pPr>
+        <w:tabs>
+          <w:tab w:val="num" w:pos="5760"/>
+        </w:tabs>
+        <w:ind w:left="5760" w:hanging="360"/>
+      </w:pPr>
+      <w:rPr>
+        <w:rFonts w:ascii="Wingdings" w:hAnsi="Wingdings" w:hint="default"/>
+        <w:sz w:val="20"/>
+      </w:rPr>
+    </w:lvl>
+    <w:lvl w:ilvl="8" w:tentative="1">
+      <w:start w:val="1"/>
+      <w:numFmt w:val="bullet"/>
+      <w:lvlText w:val=""/>
+      <w:lvlJc w:val="left"/>
+      <w:pPr>
+        <w:tabs>
+          <w:tab w:val="num" w:pos="6480"/>
+        </w:tabs>
+        <w:ind w:left="6480" w:hanging="360"/>
+      </w:pPr>
+      <w:rPr>
+        <w:rFonts w:ascii="Wingdings" w:hAnsi="Wingdings" w:hint="default"/>
+        <w:sz w:val="20"/>
+      </w:rPr>
+    </w:lvl>
+  </w:abstractNum>
+  <w:abstractNum w:abstractNumId="20" w15:restartNumberingAfterBreak="0">
     <w:nsid w:val="58655125"/>
     <w:multiLevelType w:val="multilevel"/>
     <w:tmpl w:val="59884252"/>
@@ -5497,7 +9222,7 @@
       </w:rPr>
     </w:lvl>
   </w:abstractNum>
-  <w:abstractNum w:abstractNumId="15" w15:restartNumberingAfterBreak="0">
+  <w:abstractNum w:abstractNumId="21" w15:restartNumberingAfterBreak="0">
     <w:nsid w:val="5B4075FA"/>
     <w:multiLevelType w:val="hybridMultilevel"/>
     <w:tmpl w:val="F110757C"/>
@@ -5586,7 +9311,7 @@
       </w:pPr>
     </w:lvl>
   </w:abstractNum>
-  <w:abstractNum w:abstractNumId="16" w15:restartNumberingAfterBreak="0">
+  <w:abstractNum w:abstractNumId="22" w15:restartNumberingAfterBreak="0">
     <w:nsid w:val="60E150C9"/>
     <w:multiLevelType w:val="multilevel"/>
     <w:tmpl w:val="EAD45C9A"/>
@@ -5735,7 +9460,7 @@
       </w:rPr>
     </w:lvl>
   </w:abstractNum>
-  <w:abstractNum w:abstractNumId="17" w15:restartNumberingAfterBreak="0">
+  <w:abstractNum w:abstractNumId="23" w15:restartNumberingAfterBreak="0">
     <w:nsid w:val="6A5E6E92"/>
     <w:multiLevelType w:val="multilevel"/>
     <w:tmpl w:val="5C06DFA8"/>
@@ -5884,7 +9609,7 @@
       </w:rPr>
     </w:lvl>
   </w:abstractNum>
-  <w:abstractNum w:abstractNumId="18" w15:restartNumberingAfterBreak="0">
+  <w:abstractNum w:abstractNumId="24" w15:restartNumberingAfterBreak="0">
     <w:nsid w:val="71103501"/>
     <w:multiLevelType w:val="multilevel"/>
     <w:tmpl w:val="6AEA1370"/>
@@ -6033,7 +9758,7 @@
       </w:rPr>
     </w:lvl>
   </w:abstractNum>
-  <w:abstractNum w:abstractNumId="19" w15:restartNumberingAfterBreak="0">
+  <w:abstractNum w:abstractNumId="25" w15:restartNumberingAfterBreak="0">
     <w:nsid w:val="72237FCA"/>
     <w:multiLevelType w:val="multilevel"/>
     <w:tmpl w:val="6726A3B2"/>
@@ -6182,7 +9907,7 @@
       </w:rPr>
     </w:lvl>
   </w:abstractNum>
-  <w:abstractNum w:abstractNumId="20" w15:restartNumberingAfterBreak="0">
+  <w:abstractNum w:abstractNumId="26" w15:restartNumberingAfterBreak="0">
     <w:nsid w:val="760B6065"/>
     <w:multiLevelType w:val="multilevel"/>
     <w:tmpl w:val="92B6C76C"/>
@@ -6331,7 +10056,7 @@
       </w:rPr>
     </w:lvl>
   </w:abstractNum>
-  <w:abstractNum w:abstractNumId="21" w15:restartNumberingAfterBreak="0">
+  <w:abstractNum w:abstractNumId="27" w15:restartNumberingAfterBreak="0">
     <w:nsid w:val="7CA47AA5"/>
     <w:multiLevelType w:val="multilevel"/>
     <w:tmpl w:val="CE52B506"/>
@@ -6480,7 +10205,7 @@
       </w:rPr>
     </w:lvl>
   </w:abstractNum>
-  <w:abstractNum w:abstractNumId="22" w15:restartNumberingAfterBreak="0">
+  <w:abstractNum w:abstractNumId="28" w15:restartNumberingAfterBreak="0">
     <w:nsid w:val="7DEF0741"/>
     <w:multiLevelType w:val="multilevel"/>
     <w:tmpl w:val="D50A7808"/>
@@ -6630,28 +10355,28 @@
     </w:lvl>
   </w:abstractNum>
   <w:num w:numId="1">
-    <w:abstractNumId w:val="15"/>
+    <w:abstractNumId w:val="21"/>
   </w:num>
   <w:num w:numId="2">
-    <w:abstractNumId w:val="4"/>
+    <w:abstractNumId w:val="7"/>
   </w:num>
   <w:num w:numId="3">
-    <w:abstractNumId w:val="6"/>
+    <w:abstractNumId w:val="9"/>
   </w:num>
   <w:num w:numId="4">
-    <w:abstractNumId w:val="12"/>
+    <w:abstractNumId w:val="16"/>
   </w:num>
   <w:num w:numId="5">
-    <w:abstractNumId w:val="10"/>
+    <w:abstractNumId w:val="13"/>
   </w:num>
   <w:num w:numId="6">
-    <w:abstractNumId w:val="11"/>
+    <w:abstractNumId w:val="14"/>
   </w:num>
   <w:num w:numId="7">
-    <w:abstractNumId w:val="22"/>
+    <w:abstractNumId w:val="28"/>
   </w:num>
   <w:num w:numId="8">
-    <w:abstractNumId w:val="17"/>
+    <w:abstractNumId w:val="23"/>
   </w:num>
   <w:num w:numId="9">
     <w:abstractNumId w:val="0"/>
@@ -6660,43 +10385,61 @@
     <w:abstractNumId w:val="1"/>
   </w:num>
   <w:num w:numId="11">
-    <w:abstractNumId w:val="3"/>
+    <w:abstractNumId w:val="6"/>
   </w:num>
   <w:num w:numId="12">
+    <w:abstractNumId w:val="24"/>
+  </w:num>
+  <w:num w:numId="13">
+    <w:abstractNumId w:val="10"/>
+  </w:num>
+  <w:num w:numId="14">
+    <w:abstractNumId w:val="8"/>
+  </w:num>
+  <w:num w:numId="15">
+    <w:abstractNumId w:val="25"/>
+  </w:num>
+  <w:num w:numId="16">
     <w:abstractNumId w:val="18"/>
   </w:num>
-  <w:num w:numId="13">
-    <w:abstractNumId w:val="7"/>
-  </w:num>
-  <w:num w:numId="14">
-    <w:abstractNumId w:val="5"/>
-  </w:num>
-  <w:num w:numId="15">
-    <w:abstractNumId w:val="19"/>
-  </w:num>
-  <w:num w:numId="16">
-    <w:abstractNumId w:val="13"/>
-  </w:num>
   <w:num w:numId="17">
-    <w:abstractNumId w:val="14"/>
+    <w:abstractNumId w:val="20"/>
   </w:num>
   <w:num w:numId="18">
     <w:abstractNumId w:val="2"/>
   </w:num>
   <w:num w:numId="19">
-    <w:abstractNumId w:val="20"/>
+    <w:abstractNumId w:val="26"/>
   </w:num>
   <w:num w:numId="20">
-    <w:abstractNumId w:val="16"/>
+    <w:abstractNumId w:val="22"/>
   </w:num>
   <w:num w:numId="21">
-    <w:abstractNumId w:val="9"/>
+    <w:abstractNumId w:val="12"/>
   </w:num>
   <w:num w:numId="22">
-    <w:abstractNumId w:val="21"/>
+    <w:abstractNumId w:val="27"/>
   </w:num>
   <w:num w:numId="23">
-    <w:abstractNumId w:val="8"/>
+    <w:abstractNumId w:val="11"/>
+  </w:num>
+  <w:num w:numId="24">
+    <w:abstractNumId w:val="5"/>
+  </w:num>
+  <w:num w:numId="25">
+    <w:abstractNumId w:val="15"/>
+  </w:num>
+  <w:num w:numId="26">
+    <w:abstractNumId w:val="4"/>
+  </w:num>
+  <w:num w:numId="27">
+    <w:abstractNumId w:val="19"/>
+  </w:num>
+  <w:num w:numId="28">
+    <w:abstractNumId w:val="17"/>
+  </w:num>
+  <w:num w:numId="29">
+    <w:abstractNumId w:val="3"/>
   </w:num>
 </w:numbering>
 </file>
@@ -7116,6 +10859,29 @@
       <w:szCs w:val="32"/>
     </w:rPr>
   </w:style>
+  <w:style w:type="paragraph" w:styleId="Heading2">
+    <w:name w:val="heading 2"/>
+    <w:basedOn w:val="Normal"/>
+    <w:next w:val="Normal"/>
+    <w:link w:val="Heading2Char"/>
+    <w:uiPriority w:val="9"/>
+    <w:semiHidden/>
+    <w:unhideWhenUsed/>
+    <w:qFormat/>
+    <w:rsid w:val="008D3580"/>
+    <w:pPr>
+      <w:keepNext/>
+      <w:keepLines/>
+      <w:spacing w:before="40" w:after="0"/>
+      <w:outlineLvl w:val="1"/>
+    </w:pPr>
+    <w:rPr>
+      <w:rFonts w:asciiTheme="majorHAnsi" w:eastAsiaTheme="majorEastAsia" w:hAnsiTheme="majorHAnsi" w:cstheme="majorBidi"/>
+      <w:color w:val="2E74B5" w:themeColor="accent1" w:themeShade="BF"/>
+      <w:sz w:val="26"/>
+      <w:szCs w:val="26"/>
+    </w:rPr>
+  </w:style>
   <w:style w:type="paragraph" w:styleId="Heading3">
     <w:name w:val="heading 3"/>
     <w:basedOn w:val="Normal"/>
@@ -7290,6 +11056,40 @@
       <w:color w:val="2E74B5" w:themeColor="accent1" w:themeShade="BF"/>
       <w:sz w:val="32"/>
       <w:szCs w:val="32"/>
+    </w:rPr>
+  </w:style>
+  <w:style w:type="character" w:customStyle="1" w:styleId="fontstyle01">
+    <w:name w:val="fontstyle01"/>
+    <w:basedOn w:val="DefaultParagraphFont"/>
+    <w:rsid w:val="00A31541"/>
+    <w:rPr>
+      <w:rFonts w:ascii="TimesTen-Italic" w:hAnsi="TimesTen-Italic" w:hint="default"/>
+      <w:b w:val="0"/>
+      <w:bCs w:val="0"/>
+      <w:i/>
+      <w:iCs/>
+      <w:color w:val="231F20"/>
+      <w:sz w:val="20"/>
+      <w:szCs w:val="20"/>
+    </w:rPr>
+  </w:style>
+  <w:style w:type="character" w:customStyle="1" w:styleId="m">
+    <w:name w:val="ͼm"/>
+    <w:basedOn w:val="DefaultParagraphFont"/>
+    <w:rsid w:val="00B00EB7"/>
+  </w:style>
+  <w:style w:type="character" w:customStyle="1" w:styleId="Heading2Char">
+    <w:name w:val="Heading 2 Char"/>
+    <w:basedOn w:val="DefaultParagraphFont"/>
+    <w:link w:val="Heading2"/>
+    <w:uiPriority w:val="9"/>
+    <w:semiHidden/>
+    <w:rsid w:val="008D3580"/>
+    <w:rPr>
+      <w:rFonts w:asciiTheme="majorHAnsi" w:eastAsiaTheme="majorEastAsia" w:hAnsiTheme="majorHAnsi" w:cstheme="majorBidi"/>
+      <w:color w:val="2E74B5" w:themeColor="accent1" w:themeShade="BF"/>
+      <w:sz w:val="26"/>
+      <w:szCs w:val="26"/>
     </w:rPr>
   </w:style>
 </w:styles>
@@ -7561,7 +11361,7 @@
 </file>
 
 <file path=customXml/itemProps1.xml><?xml version="1.0" encoding="utf-8"?>
-<ds:datastoreItem xmlns:ds="http://schemas.openxmlformats.org/officeDocument/2006/customXml" ds:itemID="{B6BA21EA-35F5-4109-A695-AD44456883C6}">
+<ds:datastoreItem xmlns:ds="http://schemas.openxmlformats.org/officeDocument/2006/customXml" ds:itemID="{AE03A420-FCDD-4BD1-86B6-91C4AA2B71DC}">
   <ds:schemaRefs>
     <ds:schemaRef ds:uri="http://schemas.openxmlformats.org/officeDocument/2006/bibliography"/>
   </ds:schemaRefs>

--- a/BasicC/Linking/Linking.docx
+++ b/BasicC/Linking/Linking.docx
@@ -538,7 +538,10 @@
         </w:numPr>
       </w:pPr>
       <w:r>
-        <w:t>Executable Object File chưa mã nhị phân hoặc dữ liệu ở dạng có thể sao chép trực tiếp vào bộ nhớ và thwucj thị.</w:t>
+        <w:t>Executable Object File chứ</w:t>
+      </w:r>
+      <w:r>
+        <w:t>a mã nhị phân hoặc dữ liệu ở dạng có thể sao chép trực tiếp vào bộ nhớ và thwucj thị.</w:t>
       </w:r>
     </w:p>
     <w:p>
@@ -4301,6 +4304,7 @@
         <w:rPr>
           <w:rFonts w:ascii="TimesTen-Italic" w:hAnsi="TimesTen-Italic"/>
           <w:iCs/>
+          <w:noProof/>
           <w:color w:val="231F20"/>
         </w:rPr>
         <w:drawing>
@@ -4548,7 +4552,23 @@
           <w:sz w:val="24"/>
           <w:szCs w:val="24"/>
         </w:rPr>
-        <w:t xml:space="preserve"> đoạn mã có sằn trong hệ điều hành và vó thẻ gọ chạy Loader bằng </w:t>
+        <w:t xml:space="preserve"> đoạn mã có sằn trong hệ điều hành và vó thẻ gọ</w:t>
+      </w:r>
+      <w:r>
+        <w:rPr>
+          <w:rFonts w:ascii="Times New Roman" w:eastAsia="Times New Roman" w:hAnsi="Times New Roman" w:cs="Times New Roman"/>
+          <w:sz w:val="24"/>
+          <w:szCs w:val="24"/>
+        </w:rPr>
+        <w:t>i</w:t>
+      </w:r>
+      <w:r>
+        <w:rPr>
+          <w:rFonts w:ascii="Times New Roman" w:eastAsia="Times New Roman" w:hAnsi="Times New Roman" w:cs="Times New Roman"/>
+          <w:sz w:val="24"/>
+          <w:szCs w:val="24"/>
+        </w:rPr>
+        <w:t xml:space="preserve"> chạy Loader bằng </w:t>
       </w:r>
       <w:r>
         <w:rPr>
@@ -4557,10 +4577,7 @@
         <w:t>execve</w:t>
       </w:r>
       <w:r>
-        <w:t>()</w:t>
-      </w:r>
-      <w:r>
-        <w:t>) .</w:t>
+        <w:t>()) .</w:t>
       </w:r>
     </w:p>
     <w:p>
@@ -4636,39 +4653,33 @@
         <w:rPr>
           <w:rStyle w:val="Strong"/>
         </w:rPr>
-        <w:t>Segment Header Table</w:t>
+        <w:t xml:space="preserve">Segment Header Table trong fil object thực thi, </w:t>
+      </w:r>
+      <w:r>
+        <w:t xml:space="preserve">loader sẽ sao chép các khối dữ liệu từ file thực thi vào các </w:t>
       </w:r>
       <w:r>
         <w:rPr>
           <w:rStyle w:val="Strong"/>
         </w:rPr>
-        <w:t xml:space="preserve"> trong fil object thực thi, </w:t>
-      </w:r>
-      <w:r>
-        <w:t xml:space="preserve">loader sẽ sao chép các khối dữ liệu từ file thực thi vào các </w:t>
+        <w:t>code segment</w:t>
+      </w:r>
+      <w:r>
+        <w:t xml:space="preserve"> và </w:t>
       </w:r>
       <w:r>
         <w:rPr>
           <w:rStyle w:val="Strong"/>
         </w:rPr>
-        <w:t>code segment</w:t>
-      </w:r>
-      <w:r>
-        <w:t xml:space="preserve"> và </w:t>
+        <w:t>data segment</w:t>
+      </w:r>
+      <w:r>
+        <w:t xml:space="preserve"> tương ứng trong bộ nhớ.</w:t>
       </w:r>
       <w:r>
         <w:rPr>
           <w:rStyle w:val="Strong"/>
         </w:rPr>
-        <w:t>data segment</w:t>
-      </w:r>
-      <w:r>
-        <w:t xml:space="preserve"> tương ứng trong bộ nhớ.</w:t>
-      </w:r>
-      <w:r>
-        <w:rPr>
-          <w:rStyle w:val="Strong"/>
-        </w:rPr>
         <w:t xml:space="preserve"> </w:t>
       </w:r>
       <w:r>
@@ -4680,10 +4691,7 @@
       </w:r>
       <w:proofErr w:type="gramEnd"/>
       <w:r>
-        <w:t xml:space="preserve"> đều có một ảnh bộ nhớ khi chạy (run-time memory image) tương tự như Hình</w:t>
-      </w:r>
-      <w:r>
-        <w:t>:</w:t>
+        <w:t xml:space="preserve"> đều có một ảnh bộ nhớ khi chạy (run-time memory image) tương tự như Hình:</w:t>
       </w:r>
     </w:p>
     <w:p>
@@ -4699,6 +4707,7 @@
       <w:r>
         <w:rPr>
           <w:rFonts w:ascii="Times New Roman" w:eastAsia="Times New Roman" w:hAnsi="Times New Roman" w:cs="Times New Roman"/>
+          <w:noProof/>
           <w:sz w:val="24"/>
           <w:szCs w:val="24"/>
         </w:rPr>
@@ -4924,7 +4933,7 @@
         <w:spacing w:before="100" w:beforeAutospacing="1" w:after="100" w:afterAutospacing="1" w:line="240" w:lineRule="auto"/>
         <w:rPr>
           <w:rStyle w:val="HTMLCode"/>
-          <w:rFonts w:ascii="Times New Roman" w:hAnsi="Times New Roman" w:cs="Times New Roman"/>
+          <w:rFonts w:ascii="Times New Roman" w:eastAsiaTheme="minorHAnsi" w:hAnsi="Times New Roman" w:cs="Times New Roman"/>
           <w:sz w:val="24"/>
           <w:szCs w:val="24"/>
         </w:rPr>
@@ -4972,10 +4981,7 @@
         </w:numPr>
       </w:pPr>
       <w:r>
-        <w:t>Segment nằm phía trên stack được dành riêng cho:</w:t>
-      </w:r>
-      <w:r>
-        <w:t xml:space="preserve"> </w:t>
+        <w:t xml:space="preserve">Segment nằm phía trên stack được dành riêng cho: </w:t>
       </w:r>
       <w:r>
         <w:rPr>
@@ -4996,13 +5002,7 @@
         </w:rPr>
       </w:pPr>
       <w:r>
-        <w:t>Khi loader chạy, nó tạo ra ảnh bộ nhớ (memory image) như trong Hình</w:t>
-      </w:r>
-      <w:r>
-        <w:t xml:space="preserve"> phía trên, </w:t>
-      </w:r>
-      <w:r>
-        <w:t xml:space="preserve">loader nhảy tới </w:t>
+        <w:t xml:space="preserve">Khi loader chạy, nó tạo ra ảnh bộ nhớ (memory image) như trong Hình phía trên, loader nhảy tới </w:t>
       </w:r>
       <w:r>
         <w:rPr>
@@ -5011,27 +5011,18 @@
         <w:t>entry point</w:t>
       </w:r>
       <w:r>
-        <w:t xml:space="preserve"> của chương trình, đây luôn là địa chỉ củ</w:t>
-      </w:r>
-      <w:r>
-        <w:t>a symbol</w:t>
+        <w:t xml:space="preserve"> của chương trình, đây luôn là địa chỉ của symbol</w:t>
       </w:r>
       <w:r>
         <w:t xml:space="preserve"> </w:t>
       </w:r>
       <w:r>
-        <w:t>_start</w:t>
-      </w:r>
-      <w:r>
-        <w:t xml:space="preserve"> (chưa mã</w:t>
-      </w:r>
-      <w:r>
-        <w:t xml:space="preserve"> khởi động (startup code)</w:t>
-      </w:r>
-      <w:r>
-        <w:t xml:space="preserve">) được định nghĩa trong file object crt1.o và giống nhua với mọi chương trình C. </w:t>
-      </w:r>
-      <w:r>
+        <w:t xml:space="preserve">_start (chưa mã khởi động (startup code)) được định nghĩa trong file object crt1.o và giống nhua với mọi chương trình C. </w:t>
+      </w:r>
+      <w:r>
+        <w:rPr>
+          <w:noProof/>
+        </w:rPr>
         <w:drawing>
           <wp:inline distT="0" distB="0" distL="0" distR="0" wp14:anchorId="108E085F" wp14:editId="5FF3965A">
             <wp:extent cx="4496937" cy="1208312"/>
@@ -5094,35 +5085,92 @@
       </w:r>
       <w:proofErr w:type="gramEnd"/>
       <w:r>
+        <w:t xml:space="preserve">) này thêm vào một danh sách các hàm sẽ được gọi khi chương trình kết thúc bình thường. Hàm: </w:t>
+      </w:r>
+      <w:proofErr w:type="gramStart"/>
+      <w:r>
+        <w:rPr>
+          <w:rStyle w:val="m"/>
+        </w:rPr>
+        <w:t>exit</w:t>
+      </w:r>
+      <w:r>
+        <w:rPr>
+          <w:rStyle w:val="HTMLCode"/>
+        </w:rPr>
+        <w:t>(</w:t>
+      </w:r>
+      <w:proofErr w:type="gramEnd"/>
+      <w:r>
+        <w:rPr>
+          <w:rStyle w:val="HTMLCode"/>
+        </w:rPr>
+        <w:t>)của chưa trình</w:t>
+      </w:r>
+      <w:r>
+        <w:t xml:space="preserve"> sẽ thực thi các hàm đã đăng ký bởi </w:t>
+      </w:r>
+      <w:r>
+        <w:rPr>
+          <w:rStyle w:val="HTMLCode"/>
+        </w:rPr>
+        <w:t>atexit()</w:t>
+      </w:r>
+      <w:r>
+        <w:t>, sau đó trả quyền điều khiển lại</w:t>
+      </w:r>
+      <w:r>
+        <w:t xml:space="preserve"> cho hệ điều hành bằng cách gọi </w:t>
+      </w:r>
+      <w:r>
+        <w:rPr>
+          <w:rStyle w:val="m"/>
+        </w:rPr>
+        <w:t>_exit</w:t>
+      </w:r>
+      <w:r>
+        <w:rPr>
+          <w:rStyle w:val="HTMLCode"/>
+        </w:rPr>
+        <w:t>()</w:t>
+      </w:r>
+    </w:p>
+    <w:p>
+      <w:pPr>
+        <w:pStyle w:val="NormalWeb"/>
+      </w:pPr>
+      <w:r>
+        <w:t xml:space="preserve">Tiếp theo, startup code gọi hàm </w:t>
+      </w:r>
+      <w:proofErr w:type="gramStart"/>
+      <w:r>
+        <w:rPr>
+          <w:rStyle w:val="m"/>
+        </w:rPr>
+        <w:t>main</w:t>
+      </w:r>
+      <w:r>
+        <w:rPr>
+          <w:rStyle w:val="HTMLCode"/>
+        </w:rPr>
+        <w:t>(</w:t>
+      </w:r>
+      <w:proofErr w:type="gramEnd"/>
+      <w:r>
+        <w:rPr>
+          <w:rStyle w:val="HTMLCode"/>
+        </w:rPr>
         <w:t>)</w:t>
       </w:r>
       <w:r>
-        <w:t xml:space="preserve"> </w:t>
-      </w:r>
-      <w:r>
-        <w:t>này thêm vào một danh sách các hàm sẽ được gọi khi chương trình kết thúc bình thường.</w:t>
-      </w:r>
-      <w:r>
-        <w:t xml:space="preserve"> </w:t>
-      </w:r>
-      <w:r>
-        <w:t>Hàm:</w:t>
-      </w:r>
-      <w:r>
-        <w:t xml:space="preserve"> </w:t>
+        <w:t xml:space="preserve">của ứng dụng, nơi mã C của chúng ta bắt đầu thực thi. Sau khi hàm </w:t>
       </w:r>
       <w:proofErr w:type="gramStart"/>
       <w:r>
         <w:rPr>
-          <w:rStyle w:val="m"/>
-        </w:rPr>
-        <w:t>exit</w:t>
-      </w:r>
-      <w:r>
-        <w:rPr>
           <w:rStyle w:val="HTMLCode"/>
         </w:rPr>
-        <w:t>(</w:t>
+        <w:t>main(</w:t>
       </w:r>
       <w:proofErr w:type="gramEnd"/>
       <w:r>
@@ -5132,97 +5180,7 @@
         <w:t>)</w:t>
       </w:r>
       <w:r>
-        <w:rPr>
-          <w:rStyle w:val="HTMLCode"/>
-        </w:rPr>
-        <w:t>của chưa trình</w:t>
-      </w:r>
-      <w:r>
-        <w:t xml:space="preserve"> </w:t>
-      </w:r>
-      <w:r>
-        <w:t xml:space="preserve">sẽ thực thi các hàm đã đăng ký bởi </w:t>
-      </w:r>
-      <w:r>
-        <w:rPr>
-          <w:rStyle w:val="HTMLCode"/>
-        </w:rPr>
-        <w:t>atexit()</w:t>
-      </w:r>
-      <w:r>
-        <w:t>, sau đó trả quyền điều khiển lại</w:t>
-      </w:r>
-      <w:r>
-        <w:t xml:space="preserve"> cho hệ điều hành bằng cách gọi </w:t>
-      </w:r>
-      <w:r>
-        <w:rPr>
-          <w:rStyle w:val="m"/>
-        </w:rPr>
-        <w:t>_exit</w:t>
-      </w:r>
-      <w:r>
-        <w:rPr>
-          <w:rStyle w:val="HTMLCode"/>
-        </w:rPr>
-        <w:t>()</w:t>
-      </w:r>
-    </w:p>
-    <w:p>
-      <w:pPr>
-        <w:pStyle w:val="NormalWeb"/>
-      </w:pPr>
-      <w:r>
-        <w:t xml:space="preserve">Tiếp theo, startup code gọi hàm </w:t>
-      </w:r>
-      <w:proofErr w:type="gramStart"/>
-      <w:r>
-        <w:rPr>
-          <w:rStyle w:val="m"/>
-        </w:rPr>
-        <w:t>main</w:t>
-      </w:r>
-      <w:r>
-        <w:rPr>
-          <w:rStyle w:val="HTMLCode"/>
-        </w:rPr>
-        <w:t>(</w:t>
-      </w:r>
-      <w:proofErr w:type="gramEnd"/>
-      <w:r>
-        <w:rPr>
-          <w:rStyle w:val="HTMLCode"/>
-        </w:rPr>
-        <w:t>)</w:t>
-      </w:r>
-      <w:r>
-        <w:t>của ứng dụng, nơi mã C của chúng ta bắt đầu thực thi.</w:t>
-      </w:r>
-      <w:r>
-        <w:t xml:space="preserve"> </w:t>
-      </w:r>
-      <w:r>
-        <w:t xml:space="preserve">Sau khi hàm </w:t>
-      </w:r>
-      <w:proofErr w:type="gramStart"/>
-      <w:r>
-        <w:rPr>
-          <w:rStyle w:val="HTMLCode"/>
-        </w:rPr>
-        <w:t>main(</w:t>
-      </w:r>
-      <w:proofErr w:type="gramEnd"/>
-      <w:r>
-        <w:rPr>
-          <w:rStyle w:val="HTMLCode"/>
-        </w:rPr>
-        <w:t>)</w:t>
-      </w:r>
-      <w:r>
-        <w:t xml:space="preserve"> kết thúc</w:t>
-      </w:r>
-      <w:r>
-        <w:t xml:space="preserve"> và trả về, startup code sẽ gọi </w:t>
+        <w:t xml:space="preserve"> kết thúc và trả về, startup code sẽ gọi </w:t>
       </w:r>
       <w:r>
         <w:rPr>
@@ -5346,14 +5304,7 @@
           <w:sz w:val="22"/>
           <w:szCs w:val="22"/>
         </w:rPr>
-        <w:t>rary</w:t>
-      </w:r>
-      <w:r>
-        <w:rPr>
-          <w:sz w:val="22"/>
-          <w:szCs w:val="22"/>
-        </w:rPr>
-        <w:t xml:space="preserve"> được cập nhật, </w:t>
+        <w:t xml:space="preserve">rary được cập nhật, </w:t>
       </w:r>
       <w:r>
         <w:rPr>
@@ -5421,40 +5372,13 @@
         <w:t>Shared library</w:t>
       </w:r>
       <w:r>
-        <w:t xml:space="preserve"> (</w:t>
-      </w:r>
-      <w:r>
-        <w:t>Shared Object</w:t>
-      </w:r>
-      <w:r>
-        <w:t xml:space="preserve"> có đuôi mở rộng là .so như libc.so </w:t>
-      </w:r>
-      <w:r>
-        <w:t>libm.so</w:t>
-      </w:r>
-      <w:r>
-        <w:t>)</w:t>
-      </w:r>
-      <w:r>
-        <w:t xml:space="preserve"> ra đời: là object module có thể </w:t>
-      </w:r>
-      <w:r>
-        <w:t>được nạp vào một địa chỉ bộ n</w:t>
-      </w:r>
-      <w:r>
-        <w:t xml:space="preserve">hớ bất kỳ khi chương trình chạy và </w:t>
-      </w:r>
-      <w:r>
-        <w:t>được liên kết với chương trình ngay trong bộ nhớ.</w:t>
-      </w:r>
-      <w:r>
-        <w:t xml:space="preserve"> Quá trình này được gọi là </w:t>
-      </w:r>
-      <w:r>
-        <w:t>Dynamic Linking</w:t>
-      </w:r>
-      <w:r>
-        <w:t xml:space="preserve"> đương thực hiện bởi Dynamic Linker.</w:t>
+        <w:t xml:space="preserve"> (Shared Object có đuôi mở rộng là .so như libc.so libm.so)</w:t>
+      </w:r>
+      <w:r>
+        <w:t xml:space="preserve"> ra đời: là object module có thể được nạp vào một địa chỉ bộ nhớ bất kỳ khi chương trình chạy và </w:t>
+      </w:r>
+      <w:r>
+        <w:t>được liên kết với chương trình ngay trong bộ nhớ. Quá trình này được gọi là Dynamic Linking đương thực hiện bởi Dynamic Linker.</w:t>
       </w:r>
     </w:p>
     <w:p>
@@ -5462,10 +5386,7 @@
         <w:pStyle w:val="NormalWeb"/>
       </w:pPr>
       <w:r>
-        <w:t xml:space="preserve">Shared library được gọi </w:t>
-      </w:r>
-      <w:r>
-        <w:t xml:space="preserve">là "shared" (dùng </w:t>
+        <w:t xml:space="preserve">Shared library được gọi là "shared" (dùng </w:t>
       </w:r>
       <w:proofErr w:type="gramStart"/>
       <w:r>
@@ -5514,10 +5435,7 @@
         </w:numPr>
       </w:pPr>
       <w:r>
-        <w:t>Trong RA</w:t>
-      </w:r>
-      <w:r>
-        <w:t>M, một bản duy nhất của section</w:t>
+        <w:t>Trong RAM, một bản duy nhất của section</w:t>
       </w:r>
       <w:r>
         <w:rPr>
@@ -5526,10 +5444,7 @@
         <w:t>.text</w:t>
       </w:r>
       <w:r>
-        <w:t xml:space="preserve"> </w:t>
-      </w:r>
-      <w:r>
-        <w:t>của shared library có thể được nhiều process đang chạy cùng sử dụng.</w:t>
+        <w:t xml:space="preserve"> của shared library có thể được nhiều process đang chạy cùng sử dụng.</w:t>
       </w:r>
     </w:p>
     <w:p>
@@ -5546,6 +5461,9 @@
         <w:jc w:val="center"/>
       </w:pPr>
       <w:r>
+        <w:rPr>
+          <w:noProof/>
+        </w:rPr>
         <w:drawing>
           <wp:inline distT="0" distB="0" distL="0" distR="0" wp14:anchorId="1C11C225" wp14:editId="7AAF2A8C">
             <wp:extent cx="3007950" cy="2272352"/>
@@ -5588,6 +5506,9 @@
         <w:pStyle w:val="NormalWeb"/>
       </w:pPr>
       <w:r>
+        <w:rPr>
+          <w:noProof/>
+        </w:rPr>
         <w:drawing>
           <wp:inline distT="0" distB="0" distL="0" distR="0" wp14:anchorId="6D711793" wp14:editId="3D68D4BF">
             <wp:extent cx="3821373" cy="317389"/>
@@ -5643,6 +5564,9 @@
         </w:rPr>
       </w:pPr>
       <w:r>
+        <w:rPr>
+          <w:noProof/>
+        </w:rPr>
         <w:drawing>
           <wp:inline distT="0" distB="0" distL="0" distR="0" wp14:anchorId="5E9D3F66" wp14:editId="51962776">
             <wp:extent cx="2511188" cy="320979"/>
@@ -5722,10 +5646,7 @@
       </w:pPr>
       <w:r>
         <w:lastRenderedPageBreak/>
-        <w:t>Lệnh trên tạo ra file thực thi:</w:t>
-      </w:r>
-      <w:r>
-        <w:t xml:space="preserve"> </w:t>
+        <w:t xml:space="preserve">Lệnh trên tạo ra file thực thi: </w:t>
       </w:r>
       <w:r>
         <w:rPr>
@@ -5734,13 +5655,7 @@
         <w:t>p2</w:t>
       </w:r>
       <w:r>
-        <w:t xml:space="preserve"> </w:t>
-      </w:r>
-      <w:r>
-        <w:t>ở dạng có thể được liên kết với:</w:t>
-      </w:r>
-      <w:r>
-        <w:t xml:space="preserve"> </w:t>
+        <w:t xml:space="preserve"> ở dạng có thể được liên kết với: </w:t>
       </w:r>
       <w:r>
         <w:rPr>
@@ -5749,10 +5664,7 @@
         <w:t>libvector.so</w:t>
       </w:r>
       <w:r>
-        <w:t xml:space="preserve"> </w:t>
-      </w:r>
-      <w:r>
-        <w:t>khi chương trình chạy.</w:t>
+        <w:t xml:space="preserve"> khi chương trình chạy.</w:t>
       </w:r>
     </w:p>
     <w:p>
@@ -5910,10 +5822,7 @@
         <w:t>p2</w:t>
       </w:r>
       <w:r>
-        <w:t xml:space="preserve"> chứa một section:</w:t>
-      </w:r>
-      <w:r>
-        <w:t xml:space="preserve"> </w:t>
+        <w:t xml:space="preserve"> chứa một section: </w:t>
       </w:r>
       <w:r>
         <w:rPr>
@@ -5922,22 +5831,13 @@
         <w:t>.interp</w:t>
       </w:r>
       <w:r>
-        <w:t xml:space="preserve">. </w:t>
-      </w:r>
-      <w:r>
-        <w:t xml:space="preserve">Section này chứa đường dẫn tới </w:t>
+        <w:t xml:space="preserve">. Section này chứa đường dẫn tới </w:t>
       </w:r>
       <w:r>
         <w:rPr>
           <w:rStyle w:val="Strong"/>
         </w:rPr>
-        <w:t>dynamic linker</w:t>
-      </w:r>
-      <w:r>
-        <w:rPr>
-          <w:rStyle w:val="Strong"/>
-        </w:rPr>
-        <w:t xml:space="preserve"> </w:t>
+        <w:t xml:space="preserve">dynamic linker </w:t>
       </w:r>
       <w:r>
         <w:rPr>
@@ -5959,10 +5859,7 @@
         <w:pStyle w:val="NormalWeb"/>
       </w:pPr>
       <w:r>
-        <w:t>loader sau khi sao ELF vào memory RAM thì nếu như lúc trước sẽ vào entry point của _start thì và chạy úng dụng chương trình, còn bây giờ thì sau khi nạp ELF vào RAM sẽ nạp tiếp dynamic linker rồi chạy nó rồi mới quay lại chạy entry point của chư</w:t>
-      </w:r>
-      <w:r>
-        <w:t>ơng trình ưng dụng.</w:t>
+        <w:t>loader sau khi sao ELF vào memory RAM thì nếu như lúc trước sẽ vào entry point của _start thì và chạy úng dụng chương trình, còn bây giờ thì sau khi nạp ELF vào RAM sẽ nạp tiếp dynamic linker rồi chạy nó rồi mới quay lại chạy entry point của chương trình ưng dụng.</w:t>
       </w:r>
     </w:p>
     <w:p>
@@ -5970,22 +5867,13 @@
         <w:pStyle w:val="NormalWeb"/>
       </w:pPr>
       <w:r>
-        <w:t>Tuy nhiên</w:t>
-      </w:r>
-      <w:r>
-        <w:t xml:space="preserve">, ứng dụng cũng có thể yêu cầu dynamic linker nạp và liên kết các shared library bất kỳ </w:t>
+        <w:t xml:space="preserve">Tuy nhiên, ứng dụng cũng có thể yêu cầu dynamic linker nạp và liên kết các shared library bất kỳ </w:t>
       </w:r>
       <w:r>
         <w:rPr>
           <w:rStyle w:val="Strong"/>
         </w:rPr>
-        <w:t>trong lúc chương trình đang chạy</w:t>
-      </w:r>
-      <w:r>
-        <w:rPr>
-          <w:rStyle w:val="Strong"/>
-        </w:rPr>
-        <w:t xml:space="preserve"> chứ không phải chỉ</w:t>
+        <w:t>trong lúc chương trình đang chạy chứ không phải chỉ</w:t>
       </w:r>
       <w:r>
         <w:t xml:space="preserve"> liên kết với các </w:t>
@@ -5996,10 +5884,7 @@
       </w:r>
       <w:proofErr w:type="gramEnd"/>
       <w:r>
-        <w:t xml:space="preserve"> </w:t>
-      </w:r>
-      <w:r>
-        <w:t>viện đó tại thời điểm biên dịch như đã nó ở trên.</w:t>
+        <w:t xml:space="preserve"> viện đó tại thời điểm biên dịch như đã nó ở trên.</w:t>
       </w:r>
     </w:p>
     <w:p>
@@ -6031,6 +5916,7 @@
       <w:r>
         <w:rPr>
           <w:b/>
+          <w:noProof/>
           <w:sz w:val="32"/>
           <w:szCs w:val="32"/>
         </w:rPr>
@@ -6080,13 +5966,23 @@
           <w:szCs w:val="32"/>
         </w:rPr>
       </w:pPr>
+      <w:bookmarkStart w:id="0" w:name="_GoBack"/>
       <w:r>
         <w:rPr>
           <w:b/>
           <w:sz w:val="32"/>
           <w:szCs w:val="32"/>
         </w:rPr>
-        <w:t>PIC (Position-Independent Code)</w:t>
+        <w:t xml:space="preserve">PIC </w:t>
+      </w:r>
+      <w:bookmarkEnd w:id="0"/>
+      <w:r>
+        <w:rPr>
+          <w:b/>
+          <w:sz w:val="32"/>
+          <w:szCs w:val="32"/>
+        </w:rPr>
+        <w:t>(Position-Independent Code)</w:t>
       </w:r>
     </w:p>
     <w:p>
@@ -6119,6 +6015,9 @@
         <w:t xml:space="preserve"> thư viện biện dịch và chạy ở bấy kì địa chỉ ô nhớ nào mà không cần sửa đổi mã máy.  PIC sinh ra bằng </w:t>
       </w:r>
       <w:r>
+        <w:rPr>
+          <w:noProof/>
+        </w:rPr>
         <w:drawing>
           <wp:inline distT="0" distB="0" distL="0" distR="0" wp14:anchorId="7C74D7E2" wp14:editId="0B36D83E">
             <wp:extent cx="771633" cy="276264"/>
@@ -6179,34 +6078,24 @@
           <w:sz w:val="28"/>
           <w:szCs w:val="28"/>
         </w:rPr>
-        <w:t>Các lênh hỗ trợ v</w:t>
-      </w:r>
-      <w:bookmarkStart w:id="0" w:name="_GoBack"/>
-      <w:bookmarkEnd w:id="0"/>
+        <w:t xml:space="preserve">Các lênh hỗ trợ và chạy object file trên </w:t>
+      </w:r>
+      <w:proofErr w:type="gramStart"/>
       <w:r>
         <w:rPr>
           <w:b/>
           <w:sz w:val="28"/>
           <w:szCs w:val="28"/>
         </w:rPr>
-        <w:t xml:space="preserve">à chạy object file trên </w:t>
-      </w:r>
-      <w:proofErr w:type="gramStart"/>
+        <w:t>Unix</w:t>
+      </w:r>
+      <w:proofErr w:type="gramEnd"/>
       <w:r>
         <w:rPr>
           <w:b/>
           <w:sz w:val="28"/>
           <w:szCs w:val="28"/>
         </w:rPr>
-        <w:t>Unix</w:t>
-      </w:r>
-      <w:proofErr w:type="gramEnd"/>
-      <w:r>
-        <w:rPr>
-          <w:b/>
-          <w:sz w:val="28"/>
-          <w:szCs w:val="28"/>
-        </w:rPr>
         <w:t>.</w:t>
       </w:r>
     </w:p>
@@ -6220,6 +6109,7 @@
       <w:r>
         <w:rPr>
           <w:rFonts w:ascii="Times New Roman" w:eastAsia="Times New Roman" w:hAnsi="Times New Roman" w:cs="Times New Roman"/>
+          <w:noProof/>
         </w:rPr>
         <w:lastRenderedPageBreak/>
         <w:drawing>
@@ -11361,7 +11251,7 @@
 </file>
 
 <file path=customXml/itemProps1.xml><?xml version="1.0" encoding="utf-8"?>
-<ds:datastoreItem xmlns:ds="http://schemas.openxmlformats.org/officeDocument/2006/customXml" ds:itemID="{AE03A420-FCDD-4BD1-86B6-91C4AA2B71DC}">
+<ds:datastoreItem xmlns:ds="http://schemas.openxmlformats.org/officeDocument/2006/customXml" ds:itemID="{E5EF6139-6779-43B7-A2D0-81DF4F92A34A}">
   <ds:schemaRefs>
     <ds:schemaRef ds:uri="http://schemas.openxmlformats.org/officeDocument/2006/bibliography"/>
   </ds:schemaRefs>
